--- a/07_Published_Content/01_LinkedIn/CV_Mauro_Presso_Sr_Software_Developer_Backend Template.docx
+++ b/07_Published_Content/01_LinkedIn/CV_Mauro_Presso_Sr_Software_Developer_Backend Template.docx
@@ -4,13 +4,13 @@
   <w:body>
     <w:tbl>
       <w:tblPr>
-        <w:tblW w:w="4821" w:type="pct"/>
-        <w:tblInd w:w="270" w:type="dxa"/>
+        <w:tblW w:w="9720" w:type="dxa"/>
+        <w:tblInd w:w="1066" w:type="dxa"/>
         <w:tblLayout w:type="fixed"/>
         <w:tblLook w:val="0600" w:firstRow="0" w:lastRow="0" w:firstColumn="0" w:lastColumn="0" w:noHBand="1" w:noVBand="1"/>
       </w:tblPr>
       <w:tblGrid>
-        <w:gridCol w:w="9719"/>
+        <w:gridCol w:w="9720"/>
       </w:tblGrid>
       <w:tr>
         <w:trPr>
@@ -18,10 +18,11 @@
         </w:trPr>
         <w:tc>
           <w:tcPr>
-            <w:tcW w:w="9719" w:type="dxa"/>
+            <w:tcW w:w="11246" w:type="dxa"/>
           </w:tcPr>
           <w:p>
             <w:pPr>
+              <w:spacing w:after="40"/>
               <w:jc w:val="center"/>
             </w:pPr>
           </w:p>
@@ -30,7 +31,7 @@
       <w:tr>
         <w:tc>
           <w:tcPr>
-            <w:tcW w:w="9719" w:type="dxa"/>
+            <w:tcW w:w="11246" w:type="dxa"/>
             <w:tcMar>
               <w:top w:w="0" w:type="dxa"/>
               <w:left w:w="0" w:type="dxa"/>
@@ -201,19 +202,22 @@
       </w:tr>
       <w:tr>
         <w:trPr>
-          <w:trHeight w:val="1958"/>
+          <w:trHeight w:val="1602"/>
         </w:trPr>
         <w:tc>
           <w:tcPr>
-            <w:tcW w:w="9719" w:type="dxa"/>
+            <w:tcW w:w="11246" w:type="dxa"/>
           </w:tcPr>
           <w:p/>
         </w:tc>
       </w:tr>
       <w:tr>
+        <w:trPr>
+          <w:trHeight w:val="68"/>
+        </w:trPr>
         <w:tc>
           <w:tcPr>
-            <w:tcW w:w="9719" w:type="dxa"/>
+            <w:tcW w:w="11246" w:type="dxa"/>
             <w:tcMar>
               <w:top w:w="0" w:type="dxa"/>
               <w:left w:w="0" w:type="dxa"/>
@@ -224,10 +228,25 @@
           <w:p/>
         </w:tc>
       </w:tr>
+    </w:tbl>
+    <w:p/>
+    <w:tbl>
+      <w:tblPr>
+        <w:tblW w:w="11664" w:type="dxa"/>
+        <w:tblLayout w:type="fixed"/>
+        <w:tblCellMar>
+          <w:top w:w="72" w:type="dxa"/>
+          <w:bottom w:w="72" w:type="dxa"/>
+        </w:tblCellMar>
+        <w:tblLook w:val="0600" w:firstRow="0" w:lastRow="0" w:firstColumn="0" w:lastColumn="0" w:noHBand="1" w:noVBand="1"/>
+      </w:tblPr>
+      <w:tblGrid>
+        <w:gridCol w:w="11664"/>
+      </w:tblGrid>
       <w:tr>
         <w:tc>
           <w:tcPr>
-            <w:tcW w:w="9719" w:type="dxa"/>
+            <w:tcW w:w="11246" w:type="dxa"/>
             <w:tcMar>
               <w:top w:w="0" w:type="dxa"/>
               <w:left w:w="0" w:type="dxa"/>
@@ -239,24 +258,34 @@
           <w:p>
             <w:pPr>
               <w:pStyle w:val="Heading1"/>
+              <w:keepNext w:val="0"/>
+              <w:keepLines w:val="0"/>
+              <w:rPr>
+                <w:sz w:val="22"/>
+                <w:szCs w:val="22"/>
+              </w:rPr>
             </w:pPr>
             <w:r>
               <w:rPr>
                 <w:rStyle w:val="Triangle"/>
+                <w:sz w:val="22"/>
+                <w:szCs w:val="22"/>
               </w:rPr>
               <w:t>▼</w:t>
             </w:r>
             <w:r>
-              <w:t xml:space="preserve"> </w:t>
-            </w:r>
-            <w:r>
-              <w:t>Objective</w:t>
+              <w:rPr>
+                <w:sz w:val="22"/>
+                <w:szCs w:val="22"/>
+              </w:rPr>
+              <w:t xml:space="preserve"> Objective</w:t>
             </w:r>
           </w:p>
           <w:sdt>
             <w:sdtPr>
               <w:rPr>
-                <w:sz w:val="24"/>
+                <w:sz w:val="22"/>
+                <w:szCs w:val="22"/>
               </w:rPr>
               <w:id w:val="-1770999765"/>
               <w:placeholder>
@@ -269,13 +298,15 @@
             <w:sdtEndPr>
               <w:rPr>
                 <w:sz w:val="16"/>
+                <w:szCs w:val="24"/>
               </w:rPr>
             </w:sdtEndPr>
             <w:sdtContent>
               <w:p>
                 <w:r>
                   <w:rPr>
-                    <w:sz w:val="24"/>
+                    <w:sz w:val="22"/>
+                    <w:szCs w:val="22"/>
                   </w:rPr>
                   <w:t>[Replace this sentence with your job objective. To replace any tip text with your own, just select a line of text and start typing. For best results when selecting text to copy or replace, don’t include space to the right of the characters in your selection.]</w:t>
                 </w:r>
@@ -287,7 +318,7 @@
       <w:tr>
         <w:tc>
           <w:tcPr>
-            <w:tcW w:w="9719" w:type="dxa"/>
+            <w:tcW w:w="11246" w:type="dxa"/>
             <w:tcMar>
               <w:top w:w="0" w:type="dxa"/>
               <w:left w:w="0" w:type="dxa"/>
@@ -298,6 +329,8 @@
           <w:p>
             <w:pPr>
               <w:pStyle w:val="Heading1"/>
+              <w:keepNext w:val="0"/>
+              <w:keepLines w:val="0"/>
             </w:pPr>
             <w:r>
               <w:rPr>
@@ -315,9 +348,15 @@
           <w:p>
             <w:pPr>
               <w:pStyle w:val="Dates"/>
+              <w:rPr>
+                <w:szCs w:val="16"/>
+              </w:rPr>
             </w:pPr>
             <w:sdt>
               <w:sdtPr>
+                <w:rPr>
+                  <w:szCs w:val="16"/>
+                </w:rPr>
                 <w:id w:val="201059472"/>
                 <w:placeholder>
                   <w:docPart w:val="D21D8E7F739C47B98469529F8D61BA22"/>
@@ -328,15 +367,24 @@
               </w:sdtPr>
               <w:sdtContent>
                 <w:r>
+                  <w:rPr>
+                    <w:szCs w:val="16"/>
+                  </w:rPr>
                   <w:t>[Dates From]</w:t>
                 </w:r>
               </w:sdtContent>
             </w:sdt>
             <w:r>
+              <w:rPr>
+                <w:szCs w:val="16"/>
+              </w:rPr>
               <w:t>–</w:t>
             </w:r>
             <w:sdt>
               <w:sdtPr>
+                <w:rPr>
+                  <w:szCs w:val="16"/>
+                </w:rPr>
                 <w:id w:val="-1419934752"/>
                 <w:placeholder>
                   <w:docPart w:val="D4F9CD2CC24D42EE9066D3967A0D98F4"/>
@@ -347,6 +395,9 @@
               </w:sdtPr>
               <w:sdtContent>
                 <w:r>
+                  <w:rPr>
+                    <w:szCs w:val="16"/>
+                  </w:rPr>
                   <w:t>[To]</w:t>
                 </w:r>
               </w:sdtContent>
@@ -355,9 +406,15 @@
           <w:p>
             <w:pPr>
               <w:pStyle w:val="Experience"/>
+              <w:rPr>
+                <w:szCs w:val="16"/>
+              </w:rPr>
             </w:pPr>
             <w:sdt>
               <w:sdtPr>
+                <w:rPr>
+                  <w:szCs w:val="16"/>
+                </w:rPr>
                 <w:id w:val="-1167319978"/>
                 <w:placeholder>
                   <w:docPart w:val="F9386B3480E04E3290E10D64633E6D7B"/>
@@ -376,6 +433,9 @@
               </w:sdtEndPr>
               <w:sdtContent>
                 <w:r>
+                  <w:rPr>
+                    <w:szCs w:val="16"/>
+                  </w:rPr>
                   <w:t>[Job Title]</w:t>
                 </w:r>
               </w:sdtContent>
@@ -383,14 +443,21 @@
             <w:r>
               <w:rPr>
                 <w:rStyle w:val="Strong"/>
+                <w:szCs w:val="16"/>
               </w:rPr>
               <w:t>•</w:t>
             </w:r>
             <w:r>
+              <w:rPr>
+                <w:szCs w:val="16"/>
+              </w:rPr>
               <w:t xml:space="preserve"> </w:t>
             </w:r>
             <w:sdt>
               <w:sdtPr>
+                <w:rPr>
+                  <w:szCs w:val="16"/>
+                </w:rPr>
                 <w:id w:val="2029511879"/>
                 <w:placeholder>
                   <w:docPart w:val="DAE88309AA69441EB9A47F1C112DE6C0"/>
@@ -401,24 +468,37 @@
               </w:sdtPr>
               <w:sdtContent>
                 <w:r>
+                  <w:rPr>
+                    <w:szCs w:val="16"/>
+                  </w:rPr>
                   <w:t>[Job Position]</w:t>
                 </w:r>
               </w:sdtContent>
             </w:sdt>
             <w:r>
+              <w:rPr>
+                <w:szCs w:val="16"/>
+              </w:rPr>
               <w:t xml:space="preserve"> </w:t>
             </w:r>
             <w:r>
               <w:rPr>
                 <w:rStyle w:val="Strong"/>
+                <w:szCs w:val="16"/>
               </w:rPr>
               <w:t>•</w:t>
             </w:r>
             <w:r>
+              <w:rPr>
+                <w:szCs w:val="16"/>
+              </w:rPr>
               <w:t xml:space="preserve"> </w:t>
             </w:r>
             <w:sdt>
               <w:sdtPr>
+                <w:rPr>
+                  <w:szCs w:val="16"/>
+                </w:rPr>
                 <w:id w:val="-1315797015"/>
                 <w:placeholder>
                   <w:docPart w:val="FC5A1A691B01438DAE646E82F861809B"/>
@@ -429,6 +509,9 @@
               </w:sdtPr>
               <w:sdtContent>
                 <w:r>
+                  <w:rPr>
+                    <w:szCs w:val="16"/>
+                  </w:rPr>
                   <w:t>[Company Name]</w:t>
                 </w:r>
               </w:sdtContent>
@@ -437,9 +520,15 @@
           <w:p>
             <w:pPr>
               <w:pStyle w:val="Dates"/>
+              <w:rPr>
+                <w:szCs w:val="16"/>
+              </w:rPr>
             </w:pPr>
             <w:sdt>
               <w:sdtPr>
+                <w:rPr>
+                  <w:szCs w:val="16"/>
+                </w:rPr>
                 <w:id w:val="1889063361"/>
                 <w:placeholder>
                   <w:docPart w:val="326EB73F17A84CCFB8079F2F6C37C0D3"/>
@@ -450,15 +539,24 @@
               </w:sdtPr>
               <w:sdtContent>
                 <w:r>
+                  <w:rPr>
+                    <w:szCs w:val="16"/>
+                  </w:rPr>
                   <w:t>[Dates From]</w:t>
                 </w:r>
               </w:sdtContent>
             </w:sdt>
             <w:r>
+              <w:rPr>
+                <w:szCs w:val="16"/>
+              </w:rPr>
               <w:t>–</w:t>
             </w:r>
             <w:sdt>
               <w:sdtPr>
+                <w:rPr>
+                  <w:szCs w:val="16"/>
+                </w:rPr>
                 <w:id w:val="1060751496"/>
                 <w:placeholder>
                   <w:docPart w:val="A3D7937CE10845A3B9277A84F61AB563"/>
@@ -469,6 +567,9 @@
               </w:sdtPr>
               <w:sdtContent>
                 <w:r>
+                  <w:rPr>
+                    <w:szCs w:val="16"/>
+                  </w:rPr>
                   <w:t>[To]</w:t>
                 </w:r>
               </w:sdtContent>
@@ -477,9 +578,15 @@
           <w:p>
             <w:pPr>
               <w:pStyle w:val="Experience"/>
+              <w:rPr>
+                <w:szCs w:val="16"/>
+              </w:rPr>
             </w:pPr>
             <w:sdt>
               <w:sdtPr>
+                <w:rPr>
+                  <w:szCs w:val="16"/>
+                </w:rPr>
                 <w:id w:val="2089416168"/>
                 <w:placeholder>
                   <w:docPart w:val="83CDF7FF707140FF81CBEF91554B2782"/>
@@ -498,6 +605,9 @@
               </w:sdtEndPr>
               <w:sdtContent>
                 <w:r>
+                  <w:rPr>
+                    <w:szCs w:val="16"/>
+                  </w:rPr>
                   <w:t>[Job Title]</w:t>
                 </w:r>
               </w:sdtContent>
@@ -505,14 +615,21 @@
             <w:r>
               <w:rPr>
                 <w:rStyle w:val="Strong"/>
+                <w:szCs w:val="16"/>
               </w:rPr>
               <w:t>•</w:t>
             </w:r>
             <w:r>
+              <w:rPr>
+                <w:szCs w:val="16"/>
+              </w:rPr>
               <w:t xml:space="preserve"> </w:t>
             </w:r>
             <w:sdt>
               <w:sdtPr>
+                <w:rPr>
+                  <w:szCs w:val="16"/>
+                </w:rPr>
                 <w:id w:val="578792993"/>
                 <w:placeholder>
                   <w:docPart w:val="9268FD0C722A481CA754019E9DEA5BFB"/>
@@ -523,24 +640,37 @@
               </w:sdtPr>
               <w:sdtContent>
                 <w:r>
+                  <w:rPr>
+                    <w:szCs w:val="16"/>
+                  </w:rPr>
                   <w:t>[Job Position]</w:t>
                 </w:r>
               </w:sdtContent>
             </w:sdt>
             <w:r>
+              <w:rPr>
+                <w:szCs w:val="16"/>
+              </w:rPr>
               <w:t xml:space="preserve"> </w:t>
             </w:r>
             <w:r>
               <w:rPr>
                 <w:rStyle w:val="Strong"/>
+                <w:szCs w:val="16"/>
               </w:rPr>
               <w:t>•</w:t>
             </w:r>
             <w:r>
+              <w:rPr>
+                <w:szCs w:val="16"/>
+              </w:rPr>
               <w:t xml:space="preserve"> </w:t>
             </w:r>
             <w:sdt>
               <w:sdtPr>
+                <w:rPr>
+                  <w:szCs w:val="16"/>
+                </w:rPr>
                 <w:id w:val="-1847401369"/>
                 <w:placeholder>
                   <w:docPart w:val="B7AF74C5FA6E4CC78E33BCC55893B4D8"/>
@@ -551,6 +681,9 @@
               </w:sdtPr>
               <w:sdtContent>
                 <w:r>
+                  <w:rPr>
+                    <w:szCs w:val="16"/>
+                  </w:rPr>
                   <w:t>[Company Name]</w:t>
                 </w:r>
               </w:sdtContent>
@@ -559,9 +692,15 @@
           <w:p>
             <w:pPr>
               <w:pStyle w:val="Dates"/>
+              <w:rPr>
+                <w:szCs w:val="16"/>
+              </w:rPr>
             </w:pPr>
             <w:sdt>
               <w:sdtPr>
+                <w:rPr>
+                  <w:szCs w:val="16"/>
+                </w:rPr>
                 <w:id w:val="-848477920"/>
                 <w:placeholder>
                   <w:docPart w:val="68AD57AD34A74EBC90E06169A68D36C0"/>
@@ -572,15 +711,24 @@
               </w:sdtPr>
               <w:sdtContent>
                 <w:r>
+                  <w:rPr>
+                    <w:szCs w:val="16"/>
+                  </w:rPr>
                   <w:t>[Dates From]</w:t>
                 </w:r>
               </w:sdtContent>
             </w:sdt>
             <w:r>
+              <w:rPr>
+                <w:szCs w:val="16"/>
+              </w:rPr>
               <w:t>–</w:t>
             </w:r>
             <w:sdt>
               <w:sdtPr>
+                <w:rPr>
+                  <w:szCs w:val="16"/>
+                </w:rPr>
                 <w:id w:val="-1252506306"/>
                 <w:placeholder>
                   <w:docPart w:val="B820F1C392D3435A98F193F951E74A59"/>
@@ -591,6 +739,9 @@
               </w:sdtPr>
               <w:sdtContent>
                 <w:r>
+                  <w:rPr>
+                    <w:szCs w:val="16"/>
+                  </w:rPr>
                   <w:t>[To]</w:t>
                 </w:r>
               </w:sdtContent>
@@ -599,9 +750,15 @@
           <w:p>
             <w:pPr>
               <w:pStyle w:val="Experience"/>
+              <w:rPr>
+                <w:szCs w:val="16"/>
+              </w:rPr>
             </w:pPr>
             <w:sdt>
               <w:sdtPr>
+                <w:rPr>
+                  <w:szCs w:val="16"/>
+                </w:rPr>
                 <w:id w:val="-1462188416"/>
                 <w:placeholder>
                   <w:docPart w:val="AAB9C766DAC24988B8F09748B36DCD1B"/>
@@ -620,6 +777,9 @@
               </w:sdtEndPr>
               <w:sdtContent>
                 <w:r>
+                  <w:rPr>
+                    <w:szCs w:val="16"/>
+                  </w:rPr>
                   <w:t>[Job Title]</w:t>
                 </w:r>
               </w:sdtContent>
@@ -627,14 +787,21 @@
             <w:r>
               <w:rPr>
                 <w:rStyle w:val="Strong"/>
+                <w:szCs w:val="16"/>
               </w:rPr>
               <w:t>•</w:t>
             </w:r>
             <w:r>
+              <w:rPr>
+                <w:szCs w:val="16"/>
+              </w:rPr>
               <w:t xml:space="preserve"> </w:t>
             </w:r>
             <w:sdt>
               <w:sdtPr>
+                <w:rPr>
+                  <w:szCs w:val="16"/>
+                </w:rPr>
                 <w:id w:val="-1768142880"/>
                 <w:placeholder>
                   <w:docPart w:val="8091687489E9470691B3C08C66D124DE"/>
@@ -645,24 +812,37 @@
               </w:sdtPr>
               <w:sdtContent>
                 <w:r>
+                  <w:rPr>
+                    <w:szCs w:val="16"/>
+                  </w:rPr>
                   <w:t>[Job Position]</w:t>
                 </w:r>
               </w:sdtContent>
             </w:sdt>
             <w:r>
+              <w:rPr>
+                <w:szCs w:val="16"/>
+              </w:rPr>
               <w:t xml:space="preserve"> </w:t>
             </w:r>
             <w:r>
               <w:rPr>
                 <w:rStyle w:val="Strong"/>
+                <w:szCs w:val="16"/>
               </w:rPr>
               <w:t>•</w:t>
             </w:r>
             <w:r>
+              <w:rPr>
+                <w:szCs w:val="16"/>
+              </w:rPr>
               <w:t xml:space="preserve"> </w:t>
             </w:r>
             <w:sdt>
               <w:sdtPr>
+                <w:rPr>
+                  <w:szCs w:val="16"/>
+                </w:rPr>
                 <w:id w:val="-1452551456"/>
                 <w:placeholder>
                   <w:docPart w:val="A3C2B69F1A96445A8BDAD915290694C9"/>
@@ -673,6 +853,9 @@
               </w:sdtPr>
               <w:sdtContent>
                 <w:r>
+                  <w:rPr>
+                    <w:szCs w:val="16"/>
+                  </w:rPr>
                   <w:t>[Company Name]</w:t>
                 </w:r>
               </w:sdtContent>
@@ -680,6 +863,9 @@
           </w:p>
           <w:sdt>
             <w:sdtPr>
+              <w:rPr>
+                <w:szCs w:val="16"/>
+              </w:rPr>
               <w:id w:val="-770157231"/>
               <w:placeholder>
                 <w:docPart w:val="7631F2D0863A4007978D6EB169D8E878"/>
@@ -688,12 +874,23 @@
               <w:showingPlcHdr/>
               <w15:appearance w15:val="hidden"/>
             </w:sdtPr>
+            <w:sdtEndPr>
+              <w:rPr>
+                <w:szCs w:val="24"/>
+              </w:rPr>
+            </w:sdtEndPr>
             <w:sdtContent>
               <w:p>
                 <w:r>
+                  <w:rPr>
+                    <w:szCs w:val="16"/>
+                  </w:rPr>
                   <w:t>[This is the place for a brief summary of your key responsibilities and most stellar</w:t>
                 </w:r>
                 <w:r>
+                  <w:rPr>
+                    <w:szCs w:val="16"/>
+                  </w:rPr>
                   <w:br/>
                   <w:t>accomplishments.]</w:t>
                 </w:r>
@@ -705,7 +902,7 @@
       <w:tr>
         <w:tc>
           <w:tcPr>
-            <w:tcW w:w="9719" w:type="dxa"/>
+            <w:tcW w:w="11246" w:type="dxa"/>
             <w:tcMar>
               <w:top w:w="0" w:type="dxa"/>
               <w:left w:w="0" w:type="dxa"/>
@@ -716,6 +913,8 @@
           <w:p>
             <w:pPr>
               <w:pStyle w:val="Heading1"/>
+              <w:keepNext w:val="0"/>
+              <w:keepLines w:val="0"/>
             </w:pPr>
             <w:r>
               <w:rPr>
@@ -807,9 +1006,12 @@
         </w:tc>
       </w:tr>
       <w:tr>
+        <w:trPr>
+          <w:trHeight w:val="1341"/>
+        </w:trPr>
         <w:tc>
           <w:tcPr>
-            <w:tcW w:w="9719" w:type="dxa"/>
+            <w:tcW w:w="11246" w:type="dxa"/>
             <w:tcMar>
               <w:top w:w="0" w:type="dxa"/>
               <w:left w:w="0" w:type="dxa"/>
@@ -820,6 +1022,8 @@
           <w:p>
             <w:pPr>
               <w:pStyle w:val="Heading1"/>
+              <w:keepNext w:val="0"/>
+              <w:keepLines w:val="0"/>
             </w:pPr>
             <w:r>
               <w:rPr>
@@ -865,7 +1069,7 @@
       <w:tr>
         <w:tc>
           <w:tcPr>
-            <w:tcW w:w="9719" w:type="dxa"/>
+            <w:tcW w:w="11246" w:type="dxa"/>
             <w:tcMar>
               <w:top w:w="0" w:type="dxa"/>
               <w:left w:w="0" w:type="dxa"/>
@@ -876,6 +1080,8 @@
           <w:p>
             <w:pPr>
               <w:pStyle w:val="Heading1"/>
+              <w:keepNext w:val="0"/>
+              <w:keepLines w:val="0"/>
             </w:pPr>
             <w:r>
               <w:rPr>
@@ -924,9 +1130,12 @@
         </w:tc>
       </w:tr>
       <w:tr>
+        <w:trPr>
+          <w:trHeight w:val="2511"/>
+        </w:trPr>
         <w:tc>
           <w:tcPr>
-            <w:tcW w:w="9719" w:type="dxa"/>
+            <w:tcW w:w="11246" w:type="dxa"/>
             <w:tcMar>
               <w:top w:w="0" w:type="dxa"/>
               <w:left w:w="0" w:type="dxa"/>
@@ -937,6 +1146,8 @@
           <w:p>
             <w:pPr>
               <w:pStyle w:val="Heading1"/>
+              <w:keepNext w:val="0"/>
+              <w:keepLines w:val="0"/>
             </w:pPr>
             <w:r>
               <w:rPr>
@@ -980,20 +1191,17 @@
     <w:p>
       <w:pPr>
         <w:rPr>
-          <w:sz w:val="24"/>
+          <w:sz w:val="2"/>
+          <w:szCs w:val="2"/>
           <w:lang w:val="es-AR"/>
         </w:rPr>
       </w:pPr>
     </w:p>
     <w:sectPr>
-      <w:headerReference w:type="even" r:id="rId14"/>
-      <w:headerReference w:type="default" r:id="rId15"/>
-      <w:footerReference w:type="even" r:id="rId16"/>
-      <w:footerReference w:type="default" r:id="rId17"/>
-      <w:headerReference w:type="first" r:id="rId18"/>
-      <w:footerReference w:type="first" r:id="rId19"/>
+      <w:headerReference w:type="default" r:id="rId14"/>
+      <w:footerReference w:type="default" r:id="rId15"/>
       <w:pgSz w:w="12240" w:h="15840" w:code="1"/>
-      <w:pgMar w:top="850" w:right="1080" w:bottom="810" w:left="1080" w:header="720" w:footer="432" w:gutter="0"/>
+      <w:pgMar w:top="288" w:right="288" w:bottom="288" w:left="288" w:header="720" w:footer="432" w:gutter="0"/>
       <w:cols w:space="708"/>
       <w:docGrid w:linePitch="360"/>
     </w:sectPr>
@@ -1021,16 +1229,6 @@
 </file>
 
 <file path=word/footer1.xml><?xml version="1.0" encoding="utf-8"?>
-<w:ftr xmlns:wpc="http://schemas.microsoft.com/office/word/2010/wordprocessingCanvas" xmlns:cx="http://schemas.microsoft.com/office/drawing/2014/chartex" xmlns:cx1="http://schemas.microsoft.com/office/drawing/2015/9/8/chartex" xmlns:cx2="http://schemas.microsoft.com/office/drawing/2015/10/21/chartex" xmlns:cx3="http://schemas.microsoft.com/office/drawing/2016/5/9/chartex" xmlns:cx4="http://schemas.microsoft.com/office/drawing/2016/5/10/chartex" xmlns:cx5="http://schemas.microsoft.com/office/drawing/2016/5/11/chartex" xmlns:cx6="http://schemas.microsoft.com/office/drawing/2016/5/12/chartex" xmlns:cx7="http://schemas.microsoft.com/office/drawing/2016/5/13/chartex" xmlns:cx8="http://schemas.microsoft.com/office/drawing/2016/5/14/chartex" xmlns:mc="http://schemas.openxmlformats.org/markup-compatibility/2006" xmlns:aink="http://schemas.microsoft.com/office/drawing/2016/ink" xmlns:am3d="http://schemas.microsoft.com/office/drawing/2017/model3d" xmlns:o="urn:schemas-microsoft-com:office:office" xmlns:oel="http://schemas.microsoft.com/office/2019/extlst" xmlns:r="http://schemas.openxmlformats.org/officeDocument/2006/relationships" xmlns:m="http://schemas.openxmlformats.org/officeDocument/2006/math" xmlns:v="urn:schemas-microsoft-com:vml" xmlns:wp14="http://schemas.microsoft.com/office/word/2010/wordprocessingDrawing" xmlns:wp="http://schemas.openxmlformats.org/drawingml/2006/wordprocessingDrawing" xmlns:w10="urn:schemas-microsoft-com:office:word" xmlns:w="http://schemas.openxmlformats.org/wordprocessingml/2006/main" xmlns:w14="http://schemas.microsoft.com/office/word/2010/wordml" xmlns:w15="http://schemas.microsoft.com/office/word/2012/wordml" xmlns:w16cex="http://schemas.microsoft.com/office/word/2018/wordml/cex" xmlns:w16cid="http://schemas.microsoft.com/office/word/2016/wordml/cid" xmlns:w16="http://schemas.microsoft.com/office/word/2018/wordml" xmlns:w16du="http://schemas.microsoft.com/office/word/2023/wordml/word16du" xmlns:w16sdtdh="http://schemas.microsoft.com/office/word/2020/wordml/sdtdatahash" xmlns:w16sdtfl="http://schemas.microsoft.com/office/word/2024/wordml/sdtformatlock" xmlns:w16se="http://schemas.microsoft.com/office/word/2015/wordml/symex" xmlns:wpg="http://schemas.microsoft.com/office/word/2010/wordprocessingGroup" xmlns:wpi="http://schemas.microsoft.com/office/word/2010/wordprocessingInk" xmlns:wne="http://schemas.microsoft.com/office/word/2006/wordml" xmlns:wps="http://schemas.microsoft.com/office/word/2010/wordprocessingShape" mc:Ignorable="w14 w15 w16se w16cid w16 w16cex w16sdtdh w16sdtfl w16du wp14">
-  <w:p>
-    <w:pPr>
-      <w:pStyle w:val="Footer"/>
-    </w:pPr>
-  </w:p>
-</w:ftr>
-</file>
-
-<file path=word/footer2.xml><?xml version="1.0" encoding="utf-8"?>
 <w:ftr xmlns:wpc="http://schemas.microsoft.com/office/word/2010/wordprocessingCanvas" xmlns:cx="http://schemas.microsoft.com/office/drawing/2014/chartex" xmlns:cx1="http://schemas.microsoft.com/office/drawing/2015/9/8/chartex" xmlns:cx2="http://schemas.microsoft.com/office/drawing/2015/10/21/chartex" xmlns:cx3="http://schemas.microsoft.com/office/drawing/2016/5/9/chartex" xmlns:cx4="http://schemas.microsoft.com/office/drawing/2016/5/10/chartex" xmlns:cx5="http://schemas.microsoft.com/office/drawing/2016/5/11/chartex" xmlns:cx6="http://schemas.microsoft.com/office/drawing/2016/5/12/chartex" xmlns:cx7="http://schemas.microsoft.com/office/drawing/2016/5/13/chartex" xmlns:cx8="http://schemas.microsoft.com/office/drawing/2016/5/14/chartex" xmlns:mc="http://schemas.openxmlformats.org/markup-compatibility/2006" xmlns:aink="http://schemas.microsoft.com/office/drawing/2016/ink" xmlns:am3d="http://schemas.microsoft.com/office/drawing/2017/model3d" xmlns:o="urn:schemas-microsoft-com:office:office" xmlns:oel="http://schemas.microsoft.com/office/2019/extlst" xmlns:r="http://schemas.openxmlformats.org/officeDocument/2006/relationships" xmlns:m="http://schemas.openxmlformats.org/officeDocument/2006/math" xmlns:v="urn:schemas-microsoft-com:vml" xmlns:wp14="http://schemas.microsoft.com/office/word/2010/wordprocessingDrawing" xmlns:wp="http://schemas.openxmlformats.org/drawingml/2006/wordprocessingDrawing" xmlns:w10="urn:schemas-microsoft-com:office:word" xmlns:w="http://schemas.openxmlformats.org/wordprocessingml/2006/main" xmlns:w14="http://schemas.microsoft.com/office/word/2010/wordml" xmlns:w15="http://schemas.microsoft.com/office/word/2012/wordml" xmlns:w16cex="http://schemas.microsoft.com/office/word/2018/wordml/cex" xmlns:w16cid="http://schemas.microsoft.com/office/word/2016/wordml/cid" xmlns:w16="http://schemas.microsoft.com/office/word/2018/wordml" xmlns:w16du="http://schemas.microsoft.com/office/word/2023/wordml/word16du" xmlns:w16sdtdh="http://schemas.microsoft.com/office/word/2020/wordml/sdtdatahash" xmlns:w16sdtfl="http://schemas.microsoft.com/office/word/2024/wordml/sdtformatlock" xmlns:w16se="http://schemas.microsoft.com/office/word/2015/wordml/symex" xmlns:wpg="http://schemas.microsoft.com/office/word/2010/wordprocessingGroup" xmlns:wpi="http://schemas.microsoft.com/office/word/2010/wordprocessingInk" xmlns:wne="http://schemas.microsoft.com/office/word/2006/wordml" xmlns:wps="http://schemas.microsoft.com/office/word/2010/wordprocessingShape" mc:Ignorable="w14 w15 w16se w16cid w16 w16cex w16sdtdh w16sdtfl w16du wp14">
   <w:p>
     <w:pPr>
@@ -1159,16 +1357,6 @@
 </w:ftr>
 </file>
 
-<file path=word/footer3.xml><?xml version="1.0" encoding="utf-8"?>
-<w:ftr xmlns:wpc="http://schemas.microsoft.com/office/word/2010/wordprocessingCanvas" xmlns:cx="http://schemas.microsoft.com/office/drawing/2014/chartex" xmlns:cx1="http://schemas.microsoft.com/office/drawing/2015/9/8/chartex" xmlns:cx2="http://schemas.microsoft.com/office/drawing/2015/10/21/chartex" xmlns:cx3="http://schemas.microsoft.com/office/drawing/2016/5/9/chartex" xmlns:cx4="http://schemas.microsoft.com/office/drawing/2016/5/10/chartex" xmlns:cx5="http://schemas.microsoft.com/office/drawing/2016/5/11/chartex" xmlns:cx6="http://schemas.microsoft.com/office/drawing/2016/5/12/chartex" xmlns:cx7="http://schemas.microsoft.com/office/drawing/2016/5/13/chartex" xmlns:cx8="http://schemas.microsoft.com/office/drawing/2016/5/14/chartex" xmlns:mc="http://schemas.openxmlformats.org/markup-compatibility/2006" xmlns:aink="http://schemas.microsoft.com/office/drawing/2016/ink" xmlns:am3d="http://schemas.microsoft.com/office/drawing/2017/model3d" xmlns:o="urn:schemas-microsoft-com:office:office" xmlns:oel="http://schemas.microsoft.com/office/2019/extlst" xmlns:r="http://schemas.openxmlformats.org/officeDocument/2006/relationships" xmlns:m="http://schemas.openxmlformats.org/officeDocument/2006/math" xmlns:v="urn:schemas-microsoft-com:vml" xmlns:wp14="http://schemas.microsoft.com/office/word/2010/wordprocessingDrawing" xmlns:wp="http://schemas.openxmlformats.org/drawingml/2006/wordprocessingDrawing" xmlns:w10="urn:schemas-microsoft-com:office:word" xmlns:w="http://schemas.openxmlformats.org/wordprocessingml/2006/main" xmlns:w14="http://schemas.microsoft.com/office/word/2010/wordml" xmlns:w15="http://schemas.microsoft.com/office/word/2012/wordml" xmlns:w16cex="http://schemas.microsoft.com/office/word/2018/wordml/cex" xmlns:w16cid="http://schemas.microsoft.com/office/word/2016/wordml/cid" xmlns:w16="http://schemas.microsoft.com/office/word/2018/wordml" xmlns:w16du="http://schemas.microsoft.com/office/word/2023/wordml/word16du" xmlns:w16sdtdh="http://schemas.microsoft.com/office/word/2020/wordml/sdtdatahash" xmlns:w16sdtfl="http://schemas.microsoft.com/office/word/2024/wordml/sdtformatlock" xmlns:w16se="http://schemas.microsoft.com/office/word/2015/wordml/symex" xmlns:wpg="http://schemas.microsoft.com/office/word/2010/wordprocessingGroup" xmlns:wpi="http://schemas.microsoft.com/office/word/2010/wordprocessingInk" xmlns:wne="http://schemas.microsoft.com/office/word/2006/wordml" xmlns:wps="http://schemas.microsoft.com/office/word/2010/wordprocessingShape" mc:Ignorable="w14 w15 w16se w16cid w16 w16cex w16sdtdh w16sdtfl w16du wp14">
-  <w:p>
-    <w:pPr>
-      <w:pStyle w:val="Footer"/>
-    </w:pPr>
-  </w:p>
-</w:ftr>
-</file>
-
 <file path=word/footnotes.xml><?xml version="1.0" encoding="utf-8"?>
 <w:footnotes xmlns:wpc="http://schemas.microsoft.com/office/word/2010/wordprocessingCanvas" xmlns:cx="http://schemas.microsoft.com/office/drawing/2014/chartex" xmlns:cx1="http://schemas.microsoft.com/office/drawing/2015/9/8/chartex" xmlns:cx2="http://schemas.microsoft.com/office/drawing/2015/10/21/chartex" xmlns:cx3="http://schemas.microsoft.com/office/drawing/2016/5/9/chartex" xmlns:cx4="http://schemas.microsoft.com/office/drawing/2016/5/10/chartex" xmlns:cx5="http://schemas.microsoft.com/office/drawing/2016/5/11/chartex" xmlns:cx6="http://schemas.microsoft.com/office/drawing/2016/5/12/chartex" xmlns:cx7="http://schemas.microsoft.com/office/drawing/2016/5/13/chartex" xmlns:cx8="http://schemas.microsoft.com/office/drawing/2016/5/14/chartex" xmlns:mc="http://schemas.openxmlformats.org/markup-compatibility/2006" xmlns:aink="http://schemas.microsoft.com/office/drawing/2016/ink" xmlns:am3d="http://schemas.microsoft.com/office/drawing/2017/model3d" xmlns:o="urn:schemas-microsoft-com:office:office" xmlns:oel="http://schemas.microsoft.com/office/2019/extlst" xmlns:r="http://schemas.openxmlformats.org/officeDocument/2006/relationships" xmlns:m="http://schemas.openxmlformats.org/officeDocument/2006/math" xmlns:v="urn:schemas-microsoft-com:vml" xmlns:wp14="http://schemas.microsoft.com/office/word/2010/wordprocessingDrawing" xmlns:wp="http://schemas.openxmlformats.org/drawingml/2006/wordprocessingDrawing" xmlns:w10="urn:schemas-microsoft-com:office:word" xmlns:w="http://schemas.openxmlformats.org/wordprocessingml/2006/main" xmlns:w14="http://schemas.microsoft.com/office/word/2010/wordml" xmlns:w15="http://schemas.microsoft.com/office/word/2012/wordml" xmlns:w16cex="http://schemas.microsoft.com/office/word/2018/wordml/cex" xmlns:w16cid="http://schemas.microsoft.com/office/word/2016/wordml/cid" xmlns:w16="http://schemas.microsoft.com/office/word/2018/wordml" xmlns:w16du="http://schemas.microsoft.com/office/word/2023/wordml/word16du" xmlns:w16sdtdh="http://schemas.microsoft.com/office/word/2020/wordml/sdtdatahash" xmlns:w16sdtfl="http://schemas.microsoft.com/office/word/2024/wordml/sdtformatlock" xmlns:w16se="http://schemas.microsoft.com/office/word/2015/wordml/symex" xmlns:wpg="http://schemas.microsoft.com/office/word/2010/wordprocessingGroup" xmlns:wpi="http://schemas.microsoft.com/office/word/2010/wordprocessingInk" xmlns:wne="http://schemas.microsoft.com/office/word/2006/wordml" xmlns:wps="http://schemas.microsoft.com/office/word/2010/wordprocessingShape" mc:Ignorable="w14 w15 w16se w16cid w16 w16cex w16sdtdh w16sdtfl w16du wp14">
   <w:footnote w:type="separator" w:id="-1">
@@ -1189,16 +1377,6 @@
 </file>
 
 <file path=word/header1.xml><?xml version="1.0" encoding="utf-8"?>
-<w:hdr xmlns:wpc="http://schemas.microsoft.com/office/word/2010/wordprocessingCanvas" xmlns:cx="http://schemas.microsoft.com/office/drawing/2014/chartex" xmlns:cx1="http://schemas.microsoft.com/office/drawing/2015/9/8/chartex" xmlns:cx2="http://schemas.microsoft.com/office/drawing/2015/10/21/chartex" xmlns:cx3="http://schemas.microsoft.com/office/drawing/2016/5/9/chartex" xmlns:cx4="http://schemas.microsoft.com/office/drawing/2016/5/10/chartex" xmlns:cx5="http://schemas.microsoft.com/office/drawing/2016/5/11/chartex" xmlns:cx6="http://schemas.microsoft.com/office/drawing/2016/5/12/chartex" xmlns:cx7="http://schemas.microsoft.com/office/drawing/2016/5/13/chartex" xmlns:cx8="http://schemas.microsoft.com/office/drawing/2016/5/14/chartex" xmlns:mc="http://schemas.openxmlformats.org/markup-compatibility/2006" xmlns:aink="http://schemas.microsoft.com/office/drawing/2016/ink" xmlns:am3d="http://schemas.microsoft.com/office/drawing/2017/model3d" xmlns:o="urn:schemas-microsoft-com:office:office" xmlns:oel="http://schemas.microsoft.com/office/2019/extlst" xmlns:r="http://schemas.openxmlformats.org/officeDocument/2006/relationships" xmlns:m="http://schemas.openxmlformats.org/officeDocument/2006/math" xmlns:v="urn:schemas-microsoft-com:vml" xmlns:wp14="http://schemas.microsoft.com/office/word/2010/wordprocessingDrawing" xmlns:wp="http://schemas.openxmlformats.org/drawingml/2006/wordprocessingDrawing" xmlns:w10="urn:schemas-microsoft-com:office:word" xmlns:w="http://schemas.openxmlformats.org/wordprocessingml/2006/main" xmlns:w14="http://schemas.microsoft.com/office/word/2010/wordml" xmlns:w15="http://schemas.microsoft.com/office/word/2012/wordml" xmlns:w16cex="http://schemas.microsoft.com/office/word/2018/wordml/cex" xmlns:w16cid="http://schemas.microsoft.com/office/word/2016/wordml/cid" xmlns:w16="http://schemas.microsoft.com/office/word/2018/wordml" xmlns:w16du="http://schemas.microsoft.com/office/word/2023/wordml/word16du" xmlns:w16sdtdh="http://schemas.microsoft.com/office/word/2020/wordml/sdtdatahash" xmlns:w16sdtfl="http://schemas.microsoft.com/office/word/2024/wordml/sdtformatlock" xmlns:w16se="http://schemas.microsoft.com/office/word/2015/wordml/symex" xmlns:wpg="http://schemas.microsoft.com/office/word/2010/wordprocessingGroup" xmlns:wpi="http://schemas.microsoft.com/office/word/2010/wordprocessingInk" xmlns:wne="http://schemas.microsoft.com/office/word/2006/wordml" xmlns:wps="http://schemas.microsoft.com/office/word/2010/wordprocessingShape" mc:Ignorable="w14 w15 w16se w16cid w16 w16cex w16sdtdh w16sdtfl w16du wp14">
-  <w:p>
-    <w:pPr>
-      <w:pStyle w:val="Header"/>
-    </w:pPr>
-  </w:p>
-</w:hdr>
-</file>
-
-<file path=word/header2.xml><?xml version="1.0" encoding="utf-8"?>
 <w:hdr xmlns:wpc="http://schemas.microsoft.com/office/word/2010/wordprocessingCanvas" xmlns:cx="http://schemas.microsoft.com/office/drawing/2014/chartex" xmlns:cx1="http://schemas.microsoft.com/office/drawing/2015/9/8/chartex" xmlns:cx2="http://schemas.microsoft.com/office/drawing/2015/10/21/chartex" xmlns:cx3="http://schemas.microsoft.com/office/drawing/2016/5/9/chartex" xmlns:cx4="http://schemas.microsoft.com/office/drawing/2016/5/10/chartex" xmlns:cx5="http://schemas.microsoft.com/office/drawing/2016/5/11/chartex" xmlns:cx6="http://schemas.microsoft.com/office/drawing/2016/5/12/chartex" xmlns:cx7="http://schemas.microsoft.com/office/drawing/2016/5/13/chartex" xmlns:cx8="http://schemas.microsoft.com/office/drawing/2016/5/14/chartex" xmlns:mc="http://schemas.openxmlformats.org/markup-compatibility/2006" xmlns:aink="http://schemas.microsoft.com/office/drawing/2016/ink" xmlns:am3d="http://schemas.microsoft.com/office/drawing/2017/model3d" xmlns:o="urn:schemas-microsoft-com:office:office" xmlns:oel="http://schemas.microsoft.com/office/2019/extlst" xmlns:r="http://schemas.openxmlformats.org/officeDocument/2006/relationships" xmlns:m="http://schemas.openxmlformats.org/officeDocument/2006/math" xmlns:v="urn:schemas-microsoft-com:vml" xmlns:wp14="http://schemas.microsoft.com/office/word/2010/wordprocessingDrawing" xmlns:wp="http://schemas.openxmlformats.org/drawingml/2006/wordprocessingDrawing" xmlns:w10="urn:schemas-microsoft-com:office:word" xmlns:w="http://schemas.openxmlformats.org/wordprocessingml/2006/main" xmlns:w14="http://schemas.microsoft.com/office/word/2010/wordml" xmlns:w15="http://schemas.microsoft.com/office/word/2012/wordml" xmlns:w16cex="http://schemas.microsoft.com/office/word/2018/wordml/cex" xmlns:w16cid="http://schemas.microsoft.com/office/word/2016/wordml/cid" xmlns:w16="http://schemas.microsoft.com/office/word/2018/wordml" xmlns:w16du="http://schemas.microsoft.com/office/word/2023/wordml/word16du" xmlns:w16sdtdh="http://schemas.microsoft.com/office/word/2020/wordml/sdtdatahash" xmlns:w16sdtfl="http://schemas.microsoft.com/office/word/2024/wordml/sdtformatlock" xmlns:w16se="http://schemas.microsoft.com/office/word/2015/wordml/symex" xmlns:wpg="http://schemas.microsoft.com/office/word/2010/wordprocessingGroup" xmlns:wpi="http://schemas.microsoft.com/office/word/2010/wordprocessingInk" xmlns:wne="http://schemas.microsoft.com/office/word/2006/wordml" xmlns:wps="http://schemas.microsoft.com/office/word/2010/wordprocessingShape" mc:Ignorable="w14 w15 w16se w16cid w16 w16cex w16sdtdh w16sdtfl w16du wp14">
   <w:p>
     <w:pPr>
@@ -1544,16 +1722,6 @@
         </mc:Fallback>
       </mc:AlternateContent>
     </w:r>
-  </w:p>
-</w:hdr>
-</file>
-
-<file path=word/header3.xml><?xml version="1.0" encoding="utf-8"?>
-<w:hdr xmlns:wpc="http://schemas.microsoft.com/office/word/2010/wordprocessingCanvas" xmlns:cx="http://schemas.microsoft.com/office/drawing/2014/chartex" xmlns:cx1="http://schemas.microsoft.com/office/drawing/2015/9/8/chartex" xmlns:cx2="http://schemas.microsoft.com/office/drawing/2015/10/21/chartex" xmlns:cx3="http://schemas.microsoft.com/office/drawing/2016/5/9/chartex" xmlns:cx4="http://schemas.microsoft.com/office/drawing/2016/5/10/chartex" xmlns:cx5="http://schemas.microsoft.com/office/drawing/2016/5/11/chartex" xmlns:cx6="http://schemas.microsoft.com/office/drawing/2016/5/12/chartex" xmlns:cx7="http://schemas.microsoft.com/office/drawing/2016/5/13/chartex" xmlns:cx8="http://schemas.microsoft.com/office/drawing/2016/5/14/chartex" xmlns:mc="http://schemas.openxmlformats.org/markup-compatibility/2006" xmlns:aink="http://schemas.microsoft.com/office/drawing/2016/ink" xmlns:am3d="http://schemas.microsoft.com/office/drawing/2017/model3d" xmlns:o="urn:schemas-microsoft-com:office:office" xmlns:oel="http://schemas.microsoft.com/office/2019/extlst" xmlns:r="http://schemas.openxmlformats.org/officeDocument/2006/relationships" xmlns:m="http://schemas.openxmlformats.org/officeDocument/2006/math" xmlns:v="urn:schemas-microsoft-com:vml" xmlns:wp14="http://schemas.microsoft.com/office/word/2010/wordprocessingDrawing" xmlns:wp="http://schemas.openxmlformats.org/drawingml/2006/wordprocessingDrawing" xmlns:w10="urn:schemas-microsoft-com:office:word" xmlns:w="http://schemas.openxmlformats.org/wordprocessingml/2006/main" xmlns:w14="http://schemas.microsoft.com/office/word/2010/wordml" xmlns:w15="http://schemas.microsoft.com/office/word/2012/wordml" xmlns:w16cex="http://schemas.microsoft.com/office/word/2018/wordml/cex" xmlns:w16cid="http://schemas.microsoft.com/office/word/2016/wordml/cid" xmlns:w16="http://schemas.microsoft.com/office/word/2018/wordml" xmlns:w16du="http://schemas.microsoft.com/office/word/2023/wordml/word16du" xmlns:w16sdtdh="http://schemas.microsoft.com/office/word/2020/wordml/sdtdatahash" xmlns:w16sdtfl="http://schemas.microsoft.com/office/word/2024/wordml/sdtformatlock" xmlns:w16se="http://schemas.microsoft.com/office/word/2015/wordml/symex" xmlns:wpg="http://schemas.microsoft.com/office/word/2010/wordprocessingGroup" xmlns:wpi="http://schemas.microsoft.com/office/word/2010/wordprocessingInk" xmlns:wne="http://schemas.microsoft.com/office/word/2006/wordml" xmlns:wps="http://schemas.microsoft.com/office/word/2010/wordprocessingShape" mc:Ignorable="w14 w15 w16se w16cid w16 w16cex w16sdtdh w16sdtfl w16du wp14">
-  <w:p>
-    <w:pPr>
-      <w:pStyle w:val="Header"/>
-    </w:pPr>
   </w:p>
 </w:hdr>
 </file>
@@ -3433,9 +3601,13 @@
   <w:rsids>
     <w:rsidRoot w:val="0000471B"/>
     <w:rsid w:val="0000471B"/>
+    <w:rsid w:val="00162EAB"/>
+    <w:rsid w:val="00427A86"/>
     <w:rsid w:val="005B59AC"/>
     <w:rsid w:val="00624E10"/>
+    <w:rsid w:val="00717629"/>
     <w:rsid w:val="00971230"/>
+    <w:rsid w:val="009C049B"/>
     <w:rsid w:val="009F51D0"/>
     <w:rsid w:val="00BD440D"/>
     <w:rsid w:val="00C435D1"/>
@@ -4430,24 +4602,6 @@
 </file>
 
 <file path=customXml/item1.xml><?xml version="1.0" encoding="utf-8"?>
-<p:properties xmlns:p="http://schemas.microsoft.com/office/2006/metadata/properties" xmlns:xsi="http://www.w3.org/2001/XMLSchema-instance" xmlns:pc="http://schemas.microsoft.com/office/infopath/2007/PartnerControls">
-  <documentManagement>
-    <_ip_UnifiedCompliancePolicyUIAction xmlns="http://schemas.microsoft.com/sharepoint/v3" xsi:nil="true"/>
-    <_ip_UnifiedCompliancePolicyProperties xmlns="http://schemas.microsoft.com/sharepoint/v3" xsi:nil="true"/>
-  </documentManagement>
-</p:properties>
-</file>
-
-<file path=customXml/item2.xml><?xml version="1.0" encoding="utf-8"?>
-<?mso-contentType ?>
-<FormTemplates xmlns="http://schemas.microsoft.com/sharepoint/v3/contenttype/forms">
-  <Display>DocumentLibraryForm</Display>
-  <Edit>DocumentLibraryForm</Edit>
-  <New>DocumentLibraryForm</New>
-</FormTemplates>
-</file>
-
-<file path=customXml/item3.xml><?xml version="1.0" encoding="utf-8"?>
 <ct:contentTypeSchema xmlns:ct="http://schemas.microsoft.com/office/2006/metadata/contentType" xmlns:ma="http://schemas.microsoft.com/office/2006/metadata/properties/metaAttributes" ct:_="" ma:_="" ma:contentTypeName="Document" ma:contentTypeID="0x010100DEEA25CC0A0AC24199CDC46C25B8B0BC" ma:contentTypeVersion="10" ma:contentTypeDescription="Create a new document." ma:contentTypeScope="" ma:versionID="e3b47856d4cf355c0dacb39e1084d14f">
   <xsd:schema xmlns:xsd="http://www.w3.org/2001/XMLSchema" xmlns:xs="http://www.w3.org/2001/XMLSchema" xmlns:p="http://schemas.microsoft.com/office/2006/metadata/properties" xmlns:ns1="http://schemas.microsoft.com/sharepoint/v3" xmlns:ns2="6dc4bcd6-49db-4c07-9060-8acfc67cef9f" xmlns:ns3="fb0879af-3eba-417a-a55a-ffe6dcd6ca77" targetNamespace="http://schemas.microsoft.com/office/2006/metadata/properties" ma:root="true" ma:fieldsID="a845a615265fdb1f7b12cc65ac20ecbd" ns1:_="" ns2:_="" ns3:_="">
     <xsd:import namespace="http://schemas.microsoft.com/sharepoint/v3"/>
@@ -4655,29 +4809,29 @@
 </ct:contentTypeSchema>
 </file>
 
-<file path=customXml/item4.xml><?xml version="1.0" encoding="utf-8"?>
+<file path=customXml/item2.xml><?xml version="1.0" encoding="utf-8"?>
 <b:Sources xmlns:b="http://schemas.openxmlformats.org/officeDocument/2006/bibliography" xmlns="http://schemas.openxmlformats.org/officeDocument/2006/bibliography" SelectedStyle="/APASixthEditionOfficeOnline.xsl" StyleName="APA"/>
 </file>
 
-<file path=customXml/itemProps1.xml><?xml version="1.0" encoding="utf-8"?>
-<ds:datastoreItem xmlns:ds="http://schemas.openxmlformats.org/officeDocument/2006/customXml" ds:itemID="{63736847-D2B4-41BF-91C7-3AE2A8FBC59E}">
-  <ds:schemaRefs>
-    <ds:schemaRef ds:uri="http://schemas.microsoft.com/office/2006/metadata/properties"/>
-    <ds:schemaRef ds:uri="http://schemas.microsoft.com/office/infopath/2007/PartnerControls"/>
-    <ds:schemaRef ds:uri="http://schemas.microsoft.com/sharepoint/v3"/>
-  </ds:schemaRefs>
-</ds:datastoreItem>
+<file path=customXml/item3.xml><?xml version="1.0" encoding="utf-8"?>
+<p:properties xmlns:p="http://schemas.microsoft.com/office/2006/metadata/properties" xmlns:xsi="http://www.w3.org/2001/XMLSchema-instance" xmlns:pc="http://schemas.microsoft.com/office/infopath/2007/PartnerControls">
+  <documentManagement>
+    <_ip_UnifiedCompliancePolicyUIAction xmlns="http://schemas.microsoft.com/sharepoint/v3" xsi:nil="true"/>
+    <_ip_UnifiedCompliancePolicyProperties xmlns="http://schemas.microsoft.com/sharepoint/v3" xsi:nil="true"/>
+  </documentManagement>
+</p:properties>
 </file>
 
-<file path=customXml/itemProps2.xml><?xml version="1.0" encoding="utf-8"?>
-<ds:datastoreItem xmlns:ds="http://schemas.openxmlformats.org/officeDocument/2006/customXml" ds:itemID="{C179D0FB-A343-4575-8D55-CC3417BBF60A}">
-  <ds:schemaRefs>
-    <ds:schemaRef ds:uri="http://schemas.microsoft.com/sharepoint/v3/contenttype/forms"/>
-  </ds:schemaRefs>
-</ds:datastoreItem>
+<file path=customXml/item4.xml><?xml version="1.0" encoding="utf-8"?>
+<?mso-contentType ?>
+<FormTemplates xmlns="http://schemas.microsoft.com/sharepoint/v3/contenttype/forms">
+  <Display>DocumentLibraryForm</Display>
+  <Edit>DocumentLibraryForm</Edit>
+  <New>DocumentLibraryForm</New>
+</FormTemplates>
 </file>
 
-<file path=customXml/itemProps3.xml><?xml version="1.0" encoding="utf-8"?>
+<file path=customXml/itemProps1.xml><?xml version="1.0" encoding="utf-8"?>
 <ds:datastoreItem xmlns:ds="http://schemas.openxmlformats.org/officeDocument/2006/customXml" ds:itemID="{1521F6B9-1CE3-4ED3-8390-A0700A8F70A0}">
   <ds:schemaRefs>
     <ds:schemaRef ds:uri="http://schemas.microsoft.com/office/2006/metadata/contentType"/>
@@ -4697,10 +4851,28 @@
 </ds:datastoreItem>
 </file>
 
-<file path=customXml/itemProps4.xml><?xml version="1.0" encoding="utf-8"?>
+<file path=customXml/itemProps2.xml><?xml version="1.0" encoding="utf-8"?>
 <ds:datastoreItem xmlns:ds="http://schemas.openxmlformats.org/officeDocument/2006/customXml" ds:itemID="{902E34AE-1782-4376-B2CF-BBC5B536851C}">
   <ds:schemaRefs>
     <ds:schemaRef ds:uri="http://schemas.openxmlformats.org/officeDocument/2006/bibliography"/>
   </ds:schemaRefs>
 </ds:datastoreItem>
+</file>
+
+<file path=customXml/itemProps3.xml><?xml version="1.0" encoding="utf-8"?>
+<ds:datastoreItem xmlns:ds="http://schemas.openxmlformats.org/officeDocument/2006/customXml" ds:itemID="{63736847-D2B4-41BF-91C7-3AE2A8FBC59E}">
+  <ds:schemaRefs>
+    <ds:schemaRef ds:uri="http://schemas.microsoft.com/office/2006/metadata/properties"/>
+    <ds:schemaRef ds:uri="http://schemas.microsoft.com/office/infopath/2007/PartnerControls"/>
+    <ds:schemaRef ds:uri="http://schemas.microsoft.com/sharepoint/v3"/>
+  </ds:schemaRefs>
+</ds:datastoreItem>
+</file>
+
+<file path=customXml/itemProps4.xml><?xml version="1.0" encoding="utf-8"?>
+<ds:datastoreItem xmlns:ds="http://schemas.openxmlformats.org/officeDocument/2006/customXml" ds:itemID="{C179D0FB-A343-4575-8D55-CC3417BBF60A}">
+  <ds:schemaRefs>
+    <ds:schemaRef ds:uri="http://schemas.microsoft.com/sharepoint/v3/contenttype/forms"/>
+  </ds:schemaRefs>
+</ds:datastoreItem>
 </file>
--- a/07_Published_Content/01_LinkedIn/CV_Mauro_Presso_Sr_Software_Developer_Backend Template.docx
+++ b/07_Published_Content/01_LinkedIn/CV_Mauro_Presso_Sr_Software_Developer_Backend Template.docx
@@ -22,7 +22,6 @@
           </w:tcPr>
           <w:p>
             <w:pPr>
-              <w:spacing w:after="40"/>
               <w:jc w:val="center"/>
             </w:pPr>
           </w:p>
@@ -172,7 +171,23 @@
               </w:rPr>
               <w:t xml:space="preserve">  •  </w:t>
             </w:r>
-            <w:hyperlink r:id="rId12" w:history="1">
+            <w:hyperlink r:id="rId12">
+              <w:r>
+                <w:rPr>
+                  <w:color w:val="80D219" w:themeColor="accent3" w:themeShade="BF"/>
+                  <w:sz w:val="24"/>
+                </w:rPr>
+                <w:t>+54 9 2994087030</w:t>
+              </w:r>
+            </w:hyperlink>
+            <w:r>
+              <w:rPr>
+                <w:color w:val="FFFFFF"/>
+                <w:sz w:val="24"/>
+              </w:rPr>
+              <w:t xml:space="preserve">  •  </w:t>
+            </w:r>
+            <w:hyperlink r:id="rId13" w:history="1">
               <w:r>
                 <w:rPr>
                   <w:rStyle w:val="Hyperlink"/>
@@ -188,7 +203,7 @@
               </w:rPr>
               <w:t xml:space="preserve">  •  </w:t>
             </w:r>
-            <w:hyperlink r:id="rId13" w:history="1">
+            <w:hyperlink r:id="rId14" w:history="1">
               <w:r>
                 <w:rPr>
                   <w:rStyle w:val="Hyperlink"/>
@@ -234,10 +249,6 @@
       <w:tblPr>
         <w:tblW w:w="11664" w:type="dxa"/>
         <w:tblLayout w:type="fixed"/>
-        <w:tblCellMar>
-          <w:top w:w="72" w:type="dxa"/>
-          <w:bottom w:w="72" w:type="dxa"/>
-        </w:tblCellMar>
         <w:tblLook w:val="0600" w:firstRow="0" w:lastRow="0" w:firstColumn="0" w:lastColumn="0" w:noHBand="1" w:noVBand="1"/>
       </w:tblPr>
       <w:tblGrid>
@@ -261,58 +272,87 @@
               <w:keepNext w:val="0"/>
               <w:keepLines w:val="0"/>
               <w:rPr>
-                <w:sz w:val="22"/>
-                <w:szCs w:val="22"/>
+                <w:szCs w:val="24"/>
+                <w:lang w:val="es-AR"/>
               </w:rPr>
             </w:pPr>
             <w:r>
               <w:rPr>
                 <w:rStyle w:val="Triangle"/>
-                <w:sz w:val="22"/>
-                <w:szCs w:val="22"/>
+                <w:sz w:val="24"/>
+                <w:szCs w:val="24"/>
+                <w:lang w:val="es-AR"/>
               </w:rPr>
               <w:t>▼</w:t>
             </w:r>
             <w:r>
               <w:rPr>
-                <w:sz w:val="22"/>
-                <w:szCs w:val="22"/>
-              </w:rPr>
-              <w:t xml:space="preserve"> Objective</w:t>
+                <w:szCs w:val="24"/>
+                <w:lang w:val="es-AR"/>
+              </w:rPr>
+              <w:t xml:space="preserve"> </w:t>
+            </w:r>
+            <w:r>
+              <w:rPr>
+                <w:szCs w:val="24"/>
+                <w:lang w:val="es-AR"/>
+              </w:rPr>
+              <w:t>PERFIL</w:t>
             </w:r>
           </w:p>
-          <w:sdt>
-            <w:sdtPr>
-              <w:rPr>
-                <w:sz w:val="22"/>
-                <w:szCs w:val="22"/>
-              </w:rPr>
-              <w:id w:val="-1770999765"/>
-              <w:placeholder>
-                <w:docPart w:val="C8493B1F51034379BA9F67B2AC6564B1"/>
-              </w:placeholder>
-              <w:temporary/>
-              <w:showingPlcHdr/>
-              <w15:appearance w15:val="hidden"/>
-            </w:sdtPr>
-            <w:sdtEndPr>
-              <w:rPr>
-                <w:sz w:val="16"/>
-                <w:szCs w:val="24"/>
-              </w:rPr>
-            </w:sdtEndPr>
-            <w:sdtContent>
-              <w:p>
-                <w:r>
-                  <w:rPr>
-                    <w:sz w:val="22"/>
-                    <w:szCs w:val="22"/>
-                  </w:rPr>
-                  <w:t>[Replace this sentence with your job objective. To replace any tip text with your own, just select a line of text and start typing. For best results when selecting text to copy or replace, don’t include space to the right of the characters in your selection.]</w:t>
-                </w:r>
-              </w:p>
-            </w:sdtContent>
-          </w:sdt>
+          <w:p>
+            <w:pPr>
+              <w:rPr>
+                <w:sz w:val="22"/>
+                <w:szCs w:val="22"/>
+                <w:lang w:val="es-AR"/>
+              </w:rPr>
+            </w:pPr>
+            <w:r>
+              <w:rPr>
+                <w:sz w:val="22"/>
+                <w:szCs w:val="22"/>
+                <w:lang w:val="es-AR"/>
+              </w:rPr>
+              <w:t xml:space="preserve">Desarrollador orientado a </w:t>
+            </w:r>
+            <w:proofErr w:type="spellStart"/>
+            <w:r>
+              <w:rPr>
+                <w:sz w:val="22"/>
+                <w:szCs w:val="22"/>
+                <w:lang w:val="es-AR"/>
+              </w:rPr>
+              <w:t>backend</w:t>
+            </w:r>
+            <w:proofErr w:type="spellEnd"/>
+            <w:r>
+              <w:rPr>
+                <w:sz w:val="22"/>
+                <w:szCs w:val="22"/>
+                <w:lang w:val="es-AR"/>
+              </w:rPr>
+              <w:t xml:space="preserve"> y sistemas </w:t>
+            </w:r>
+            <w:proofErr w:type="spellStart"/>
+            <w:r>
+              <w:rPr>
+                <w:sz w:val="22"/>
+                <w:szCs w:val="22"/>
+                <w:lang w:val="es-AR"/>
+              </w:rPr>
+              <w:t>fintech</w:t>
+            </w:r>
+            <w:proofErr w:type="spellEnd"/>
+            <w:r>
+              <w:rPr>
+                <w:sz w:val="22"/>
+                <w:szCs w:val="22"/>
+                <w:lang w:val="es-AR"/>
+              </w:rPr>
+              <w:t>, con formación en Ingeniería Electrónica y sólida base en matemática aplicada. Experiencia desarrollando proyectos en Python, Java, SQL y C, con especial interés en procesamiento de datos, sistemas cuantitativos, Bitcoin y tecnologías financieras. Desarrollo activo de proyectos documentados públicamente en GitHub.</w:t>
+            </w:r>
+          </w:p>
         </w:tc>
       </w:tr>
       <w:tr>
@@ -331,572 +371,257 @@
               <w:pStyle w:val="Heading1"/>
               <w:keepNext w:val="0"/>
               <w:keepLines w:val="0"/>
+              <w:rPr>
+                <w:szCs w:val="24"/>
+                <w:lang w:val="es-AR"/>
+              </w:rPr>
             </w:pPr>
             <w:r>
               <w:rPr>
                 <w:rStyle w:val="Triangle"/>
+                <w:sz w:val="24"/>
+                <w:szCs w:val="24"/>
+                <w:lang w:val="es-AR"/>
               </w:rPr>
               <w:t>▼</w:t>
             </w:r>
             <w:r>
+              <w:rPr>
+                <w:szCs w:val="24"/>
+                <w:lang w:val="es-AR"/>
+              </w:rPr>
               <w:t xml:space="preserve"> </w:t>
             </w:r>
             <w:r>
-              <w:t>Experience</w:t>
+              <w:rPr>
+                <w:szCs w:val="24"/>
+                <w:lang w:val="es-AR"/>
+              </w:rPr>
+              <w:t>HABILIDADES TÉCNICAS</w:t>
             </w:r>
           </w:p>
           <w:p>
             <w:pPr>
-              <w:pStyle w:val="Dates"/>
-              <w:rPr>
-                <w:szCs w:val="16"/>
+              <w:rPr>
+                <w:sz w:val="22"/>
+                <w:szCs w:val="22"/>
+                <w:lang w:val="es-AR"/>
               </w:rPr>
             </w:pPr>
-            <w:sdt>
-              <w:sdtPr>
-                <w:rPr>
-                  <w:szCs w:val="16"/>
-                </w:rPr>
-                <w:id w:val="201059472"/>
-                <w:placeholder>
-                  <w:docPart w:val="D21D8E7F739C47B98469529F8D61BA22"/>
-                </w:placeholder>
-                <w:temporary/>
-                <w:showingPlcHdr/>
-                <w15:appearance w15:val="hidden"/>
-              </w:sdtPr>
-              <w:sdtContent>
-                <w:r>
-                  <w:rPr>
-                    <w:szCs w:val="16"/>
-                  </w:rPr>
-                  <w:t>[Dates From]</w:t>
-                </w:r>
-              </w:sdtContent>
-            </w:sdt>
-            <w:r>
-              <w:rPr>
-                <w:szCs w:val="16"/>
-              </w:rPr>
-              <w:t>–</w:t>
-            </w:r>
-            <w:sdt>
-              <w:sdtPr>
-                <w:rPr>
-                  <w:szCs w:val="16"/>
-                </w:rPr>
-                <w:id w:val="-1419934752"/>
-                <w:placeholder>
-                  <w:docPart w:val="D4F9CD2CC24D42EE9066D3967A0D98F4"/>
-                </w:placeholder>
-                <w:temporary/>
-                <w:showingPlcHdr/>
-                <w15:appearance w15:val="hidden"/>
-              </w:sdtPr>
-              <w:sdtContent>
-                <w:r>
-                  <w:rPr>
-                    <w:szCs w:val="16"/>
-                  </w:rPr>
-                  <w:t>[To]</w:t>
-                </w:r>
-              </w:sdtContent>
-            </w:sdt>
+            <w:r>
+              <w:rPr>
+                <w:b/>
+                <w:bCs/>
+                <w:sz w:val="22"/>
+                <w:szCs w:val="22"/>
+                <w:u w:val="single"/>
+                <w:lang w:val="es-AR"/>
+              </w:rPr>
+              <w:t>Lenguajes:</w:t>
+            </w:r>
+            <w:r>
+              <w:rPr>
+                <w:sz w:val="22"/>
+                <w:szCs w:val="22"/>
+                <w:lang w:val="es-AR"/>
+              </w:rPr>
+              <w:t xml:space="preserve"> Python · Java · SQL / T-SQL · C</w:t>
+            </w:r>
           </w:p>
           <w:p>
             <w:pPr>
-              <w:pStyle w:val="Experience"/>
-              <w:rPr>
-                <w:szCs w:val="16"/>
+              <w:rPr>
+                <w:sz w:val="22"/>
+                <w:szCs w:val="22"/>
+                <w:lang w:val="es-AR"/>
               </w:rPr>
             </w:pPr>
-            <w:sdt>
-              <w:sdtPr>
-                <w:rPr>
-                  <w:szCs w:val="16"/>
-                </w:rPr>
-                <w:id w:val="-1167319978"/>
-                <w:placeholder>
-                  <w:docPart w:val="F9386B3480E04E3290E10D64633E6D7B"/>
-                </w:placeholder>
-                <w:temporary/>
-                <w:showingPlcHdr/>
-                <w15:appearance w15:val="hidden"/>
-              </w:sdtPr>
-              <w:sdtEndPr>
-                <w:rPr>
-                  <w:rStyle w:val="Strong"/>
-                  <w:b w:val="0"/>
-                  <w:bCs/>
-                  <w:color w:val="99C9EC" w:themeColor="background2"/>
-                </w:rPr>
-              </w:sdtEndPr>
-              <w:sdtContent>
-                <w:r>
-                  <w:rPr>
-                    <w:szCs w:val="16"/>
-                  </w:rPr>
-                  <w:t>[Job Title]</w:t>
-                </w:r>
-              </w:sdtContent>
-            </w:sdt>
-            <w:r>
-              <w:rPr>
-                <w:rStyle w:val="Strong"/>
-                <w:szCs w:val="16"/>
-              </w:rPr>
-              <w:t>•</w:t>
-            </w:r>
-            <w:r>
-              <w:rPr>
-                <w:szCs w:val="16"/>
-              </w:rPr>
-              <w:t xml:space="preserve"> </w:t>
-            </w:r>
-            <w:sdt>
-              <w:sdtPr>
-                <w:rPr>
-                  <w:szCs w:val="16"/>
-                </w:rPr>
-                <w:id w:val="2029511879"/>
-                <w:placeholder>
-                  <w:docPart w:val="DAE88309AA69441EB9A47F1C112DE6C0"/>
-                </w:placeholder>
-                <w:temporary/>
-                <w:showingPlcHdr/>
-                <w15:appearance w15:val="hidden"/>
-              </w:sdtPr>
-              <w:sdtContent>
-                <w:r>
-                  <w:rPr>
-                    <w:szCs w:val="16"/>
-                  </w:rPr>
-                  <w:t>[Job Position]</w:t>
-                </w:r>
-              </w:sdtContent>
-            </w:sdt>
-            <w:r>
-              <w:rPr>
-                <w:szCs w:val="16"/>
-              </w:rPr>
-              <w:t xml:space="preserve"> </w:t>
-            </w:r>
-            <w:r>
-              <w:rPr>
-                <w:rStyle w:val="Strong"/>
-                <w:szCs w:val="16"/>
-              </w:rPr>
-              <w:t>•</w:t>
-            </w:r>
-            <w:r>
-              <w:rPr>
-                <w:szCs w:val="16"/>
-              </w:rPr>
-              <w:t xml:space="preserve"> </w:t>
-            </w:r>
-            <w:sdt>
-              <w:sdtPr>
-                <w:rPr>
-                  <w:szCs w:val="16"/>
-                </w:rPr>
-                <w:id w:val="-1315797015"/>
-                <w:placeholder>
-                  <w:docPart w:val="FC5A1A691B01438DAE646E82F861809B"/>
-                </w:placeholder>
-                <w:temporary/>
-                <w:showingPlcHdr/>
-                <w15:appearance w15:val="hidden"/>
-              </w:sdtPr>
-              <w:sdtContent>
-                <w:r>
-                  <w:rPr>
-                    <w:szCs w:val="16"/>
-                  </w:rPr>
-                  <w:t>[Company Name]</w:t>
-                </w:r>
-              </w:sdtContent>
-            </w:sdt>
+            <w:r>
+              <w:rPr>
+                <w:b/>
+                <w:bCs/>
+                <w:sz w:val="22"/>
+                <w:szCs w:val="22"/>
+                <w:u w:val="single"/>
+                <w:lang w:val="es-AR"/>
+              </w:rPr>
+              <w:t>Datos:</w:t>
+            </w:r>
+            <w:r>
+              <w:rPr>
+                <w:sz w:val="22"/>
+                <w:szCs w:val="22"/>
+                <w:lang w:val="es-AR"/>
+              </w:rPr>
+              <w:t xml:space="preserve"> SQLite · modelado y consultas SQL · procesamiento y validación de datos</w:t>
+            </w:r>
           </w:p>
           <w:p>
             <w:pPr>
-              <w:pStyle w:val="Dates"/>
-              <w:rPr>
-                <w:szCs w:val="16"/>
+              <w:rPr>
+                <w:sz w:val="22"/>
+                <w:szCs w:val="22"/>
+                <w:lang w:val="es-AR"/>
               </w:rPr>
             </w:pPr>
-            <w:sdt>
-              <w:sdtPr>
-                <w:rPr>
-                  <w:szCs w:val="16"/>
-                </w:rPr>
-                <w:id w:val="1889063361"/>
-                <w:placeholder>
-                  <w:docPart w:val="326EB73F17A84CCFB8079F2F6C37C0D3"/>
-                </w:placeholder>
-                <w:temporary/>
-                <w:showingPlcHdr/>
-                <w15:appearance w15:val="hidden"/>
-              </w:sdtPr>
-              <w:sdtContent>
-                <w:r>
-                  <w:rPr>
-                    <w:szCs w:val="16"/>
-                  </w:rPr>
-                  <w:t>[Dates From]</w:t>
-                </w:r>
-              </w:sdtContent>
-            </w:sdt>
-            <w:r>
-              <w:rPr>
-                <w:szCs w:val="16"/>
-              </w:rPr>
-              <w:t>–</w:t>
-            </w:r>
-            <w:sdt>
-              <w:sdtPr>
-                <w:rPr>
-                  <w:szCs w:val="16"/>
-                </w:rPr>
-                <w:id w:val="1060751496"/>
-                <w:placeholder>
-                  <w:docPart w:val="A3D7937CE10845A3B9277A84F61AB563"/>
-                </w:placeholder>
-                <w:temporary/>
-                <w:showingPlcHdr/>
-                <w15:appearance w15:val="hidden"/>
-              </w:sdtPr>
-              <w:sdtContent>
-                <w:r>
-                  <w:rPr>
-                    <w:szCs w:val="16"/>
-                  </w:rPr>
-                  <w:t>[To]</w:t>
-                </w:r>
-              </w:sdtContent>
-            </w:sdt>
+            <w:r>
+              <w:rPr>
+                <w:b/>
+                <w:bCs/>
+                <w:sz w:val="22"/>
+                <w:szCs w:val="22"/>
+                <w:u w:val="single"/>
+                <w:lang w:val="es-AR"/>
+              </w:rPr>
+              <w:t>Desarrollo:</w:t>
+            </w:r>
+            <w:r>
+              <w:rPr>
+                <w:sz w:val="22"/>
+                <w:szCs w:val="22"/>
+                <w:lang w:val="es-AR"/>
+              </w:rPr>
+              <w:t xml:space="preserve"> Programación orientada a objetos · Git · GitHub · </w:t>
+            </w:r>
+            <w:proofErr w:type="spellStart"/>
+            <w:r>
+              <w:rPr>
+                <w:sz w:val="22"/>
+                <w:szCs w:val="22"/>
+                <w:lang w:val="es-AR"/>
+              </w:rPr>
+              <w:t>testing</w:t>
+            </w:r>
+            <w:proofErr w:type="spellEnd"/>
+            <w:r>
+              <w:rPr>
+                <w:sz w:val="22"/>
+                <w:szCs w:val="22"/>
+                <w:lang w:val="es-AR"/>
+              </w:rPr>
+              <w:t xml:space="preserve"> · diseño modular</w:t>
+            </w:r>
           </w:p>
           <w:p>
             <w:pPr>
-              <w:pStyle w:val="Experience"/>
-              <w:rPr>
-                <w:szCs w:val="16"/>
+              <w:rPr>
+                <w:sz w:val="22"/>
+                <w:szCs w:val="22"/>
+                <w:lang w:val="es-AR"/>
               </w:rPr>
             </w:pPr>
-            <w:sdt>
-              <w:sdtPr>
-                <w:rPr>
-                  <w:szCs w:val="16"/>
-                </w:rPr>
-                <w:id w:val="2089416168"/>
-                <w:placeholder>
-                  <w:docPart w:val="83CDF7FF707140FF81CBEF91554B2782"/>
-                </w:placeholder>
-                <w:temporary/>
-                <w:showingPlcHdr/>
-                <w15:appearance w15:val="hidden"/>
-              </w:sdtPr>
-              <w:sdtEndPr>
-                <w:rPr>
-                  <w:rStyle w:val="Strong"/>
-                  <w:b w:val="0"/>
-                  <w:bCs/>
-                  <w:color w:val="99C9EC" w:themeColor="background2"/>
-                </w:rPr>
-              </w:sdtEndPr>
-              <w:sdtContent>
-                <w:r>
-                  <w:rPr>
-                    <w:szCs w:val="16"/>
-                  </w:rPr>
-                  <w:t>[Job Title]</w:t>
-                </w:r>
-              </w:sdtContent>
-            </w:sdt>
-            <w:r>
-              <w:rPr>
-                <w:rStyle w:val="Strong"/>
-                <w:szCs w:val="16"/>
-              </w:rPr>
-              <w:t>•</w:t>
-            </w:r>
-            <w:r>
-              <w:rPr>
-                <w:szCs w:val="16"/>
+            <w:r>
+              <w:rPr>
+                <w:b/>
+                <w:bCs/>
+                <w:sz w:val="22"/>
+                <w:szCs w:val="22"/>
+                <w:u w:val="single"/>
+                <w:lang w:val="es-AR"/>
+              </w:rPr>
+              <w:t>Documentación:</w:t>
+            </w:r>
+            <w:r>
+              <w:rPr>
+                <w:sz w:val="22"/>
+                <w:szCs w:val="22"/>
+                <w:lang w:val="es-AR"/>
               </w:rPr>
               <w:t xml:space="preserve"> </w:t>
             </w:r>
-            <w:sdt>
-              <w:sdtPr>
-                <w:rPr>
-                  <w:szCs w:val="16"/>
-                </w:rPr>
-                <w:id w:val="578792993"/>
-                <w:placeholder>
-                  <w:docPart w:val="9268FD0C722A481CA754019E9DEA5BFB"/>
-                </w:placeholder>
-                <w:temporary/>
-                <w:showingPlcHdr/>
-                <w15:appearance w15:val="hidden"/>
-              </w:sdtPr>
-              <w:sdtContent>
-                <w:r>
-                  <w:rPr>
-                    <w:szCs w:val="16"/>
-                  </w:rPr>
-                  <w:t>[Job Position]</w:t>
-                </w:r>
-              </w:sdtContent>
-            </w:sdt>
-            <w:r>
-              <w:rPr>
-                <w:szCs w:val="16"/>
-              </w:rPr>
-              <w:t xml:space="preserve"> </w:t>
-            </w:r>
-            <w:r>
-              <w:rPr>
-                <w:rStyle w:val="Strong"/>
-                <w:szCs w:val="16"/>
-              </w:rPr>
-              <w:t>•</w:t>
-            </w:r>
-            <w:r>
-              <w:rPr>
-                <w:szCs w:val="16"/>
-              </w:rPr>
-              <w:t xml:space="preserve"> </w:t>
-            </w:r>
-            <w:sdt>
-              <w:sdtPr>
-                <w:rPr>
-                  <w:szCs w:val="16"/>
-                </w:rPr>
-                <w:id w:val="-1847401369"/>
-                <w:placeholder>
-                  <w:docPart w:val="B7AF74C5FA6E4CC78E33BCC55893B4D8"/>
-                </w:placeholder>
-                <w:temporary/>
-                <w:showingPlcHdr/>
-                <w15:appearance w15:val="hidden"/>
-              </w:sdtPr>
-              <w:sdtContent>
-                <w:r>
-                  <w:rPr>
-                    <w:szCs w:val="16"/>
-                  </w:rPr>
-                  <w:t>[Company Name]</w:t>
-                </w:r>
-              </w:sdtContent>
-            </w:sdt>
+            <w:proofErr w:type="spellStart"/>
+            <w:r>
+              <w:rPr>
+                <w:sz w:val="22"/>
+                <w:szCs w:val="22"/>
+                <w:lang w:val="es-AR"/>
+              </w:rPr>
+              <w:t>Doxygen</w:t>
+            </w:r>
+            <w:proofErr w:type="spellEnd"/>
+            <w:r>
+              <w:rPr>
+                <w:sz w:val="22"/>
+                <w:szCs w:val="22"/>
+                <w:lang w:val="es-AR"/>
+              </w:rPr>
+              <w:t xml:space="preserve"> · documentación técnica de proyectos</w:t>
+            </w:r>
           </w:p>
           <w:p>
             <w:pPr>
-              <w:pStyle w:val="Dates"/>
-              <w:rPr>
-                <w:szCs w:val="16"/>
+              <w:rPr>
+                <w:sz w:val="22"/>
+                <w:szCs w:val="22"/>
+                <w:lang w:val="es-AR"/>
               </w:rPr>
             </w:pPr>
-            <w:sdt>
-              <w:sdtPr>
-                <w:rPr>
-                  <w:szCs w:val="16"/>
-                </w:rPr>
-                <w:id w:val="-848477920"/>
-                <w:placeholder>
-                  <w:docPart w:val="68AD57AD34A74EBC90E06169A68D36C0"/>
-                </w:placeholder>
-                <w:temporary/>
-                <w:showingPlcHdr/>
-                <w15:appearance w15:val="hidden"/>
-              </w:sdtPr>
-              <w:sdtContent>
-                <w:r>
-                  <w:rPr>
-                    <w:szCs w:val="16"/>
-                  </w:rPr>
-                  <w:t>[Dates From]</w:t>
-                </w:r>
-              </w:sdtContent>
-            </w:sdt>
-            <w:r>
-              <w:rPr>
-                <w:szCs w:val="16"/>
-              </w:rPr>
-              <w:t>–</w:t>
-            </w:r>
-            <w:sdt>
-              <w:sdtPr>
-                <w:rPr>
-                  <w:szCs w:val="16"/>
-                </w:rPr>
-                <w:id w:val="-1252506306"/>
-                <w:placeholder>
-                  <w:docPart w:val="B820F1C392D3435A98F193F951E74A59"/>
-                </w:placeholder>
-                <w:temporary/>
-                <w:showingPlcHdr/>
-                <w15:appearance w15:val="hidden"/>
-              </w:sdtPr>
-              <w:sdtContent>
-                <w:r>
-                  <w:rPr>
-                    <w:szCs w:val="16"/>
-                  </w:rPr>
-                  <w:t>[To]</w:t>
-                </w:r>
-              </w:sdtContent>
-            </w:sdt>
+            <w:r>
+              <w:rPr>
+                <w:b/>
+                <w:bCs/>
+                <w:sz w:val="22"/>
+                <w:szCs w:val="22"/>
+                <w:u w:val="single"/>
+                <w:lang w:val="es-AR"/>
+              </w:rPr>
+              <w:t>Fintech / Quant:</w:t>
+            </w:r>
+            <w:r>
+              <w:rPr>
+                <w:sz w:val="22"/>
+                <w:szCs w:val="22"/>
+                <w:lang w:val="es-AR"/>
+              </w:rPr>
+              <w:t xml:space="preserve"> </w:t>
+            </w:r>
+            <w:proofErr w:type="spellStart"/>
+            <w:r>
+              <w:rPr>
+                <w:sz w:val="22"/>
+                <w:szCs w:val="22"/>
+                <w:lang w:val="es-AR"/>
+              </w:rPr>
+              <w:t>backtesting</w:t>
+            </w:r>
+            <w:proofErr w:type="spellEnd"/>
+            <w:r>
+              <w:rPr>
+                <w:sz w:val="22"/>
+                <w:szCs w:val="22"/>
+                <w:lang w:val="es-AR"/>
+              </w:rPr>
+              <w:t xml:space="preserve"> · datos de mercado · señales · controles de riesgo · Bitcoin</w:t>
+            </w:r>
           </w:p>
           <w:p>
             <w:pPr>
-              <w:pStyle w:val="Experience"/>
-              <w:rPr>
-                <w:szCs w:val="16"/>
+              <w:rPr>
+                <w:sz w:val="18"/>
+                <w:szCs w:val="18"/>
+                <w:lang w:val="es-AR"/>
               </w:rPr>
             </w:pPr>
-            <w:sdt>
-              <w:sdtPr>
-                <w:rPr>
-                  <w:szCs w:val="16"/>
-                </w:rPr>
-                <w:id w:val="-1462188416"/>
-                <w:placeholder>
-                  <w:docPart w:val="AAB9C766DAC24988B8F09748B36DCD1B"/>
-                </w:placeholder>
-                <w:temporary/>
-                <w:showingPlcHdr/>
-                <w15:appearance w15:val="hidden"/>
-              </w:sdtPr>
-              <w:sdtEndPr>
-                <w:rPr>
-                  <w:rStyle w:val="Strong"/>
-                  <w:b w:val="0"/>
-                  <w:bCs/>
-                  <w:color w:val="99C9EC" w:themeColor="background2"/>
-                </w:rPr>
-              </w:sdtEndPr>
-              <w:sdtContent>
-                <w:r>
-                  <w:rPr>
-                    <w:szCs w:val="16"/>
-                  </w:rPr>
-                  <w:t>[Job Title]</w:t>
-                </w:r>
-              </w:sdtContent>
-            </w:sdt>
-            <w:r>
-              <w:rPr>
-                <w:rStyle w:val="Strong"/>
-                <w:szCs w:val="16"/>
-              </w:rPr>
-              <w:t>•</w:t>
-            </w:r>
-            <w:r>
-              <w:rPr>
-                <w:szCs w:val="16"/>
-              </w:rPr>
-              <w:t xml:space="preserve"> </w:t>
-            </w:r>
-            <w:sdt>
-              <w:sdtPr>
-                <w:rPr>
-                  <w:szCs w:val="16"/>
-                </w:rPr>
-                <w:id w:val="-1768142880"/>
-                <w:placeholder>
-                  <w:docPart w:val="8091687489E9470691B3C08C66D124DE"/>
-                </w:placeholder>
-                <w:temporary/>
-                <w:showingPlcHdr/>
-                <w15:appearance w15:val="hidden"/>
-              </w:sdtPr>
-              <w:sdtContent>
-                <w:r>
-                  <w:rPr>
-                    <w:szCs w:val="16"/>
-                  </w:rPr>
-                  <w:t>[Job Position]</w:t>
-                </w:r>
-              </w:sdtContent>
-            </w:sdt>
-            <w:r>
-              <w:rPr>
-                <w:szCs w:val="16"/>
-              </w:rPr>
-              <w:t xml:space="preserve"> </w:t>
-            </w:r>
-            <w:r>
-              <w:rPr>
-                <w:rStyle w:val="Strong"/>
-                <w:szCs w:val="16"/>
-              </w:rPr>
-              <w:t>•</w:t>
-            </w:r>
-            <w:r>
-              <w:rPr>
-                <w:szCs w:val="16"/>
-              </w:rPr>
-              <w:t xml:space="preserve"> </w:t>
-            </w:r>
-            <w:sdt>
-              <w:sdtPr>
-                <w:rPr>
-                  <w:szCs w:val="16"/>
-                </w:rPr>
-                <w:id w:val="-1452551456"/>
-                <w:placeholder>
-                  <w:docPart w:val="A3C2B69F1A96445A8BDAD915290694C9"/>
-                </w:placeholder>
-                <w:temporary/>
-                <w:showingPlcHdr/>
-                <w15:appearance w15:val="hidden"/>
-              </w:sdtPr>
-              <w:sdtContent>
-                <w:r>
-                  <w:rPr>
-                    <w:szCs w:val="16"/>
-                  </w:rPr>
-                  <w:t>[Company Name]</w:t>
-                </w:r>
-              </w:sdtContent>
-            </w:sdt>
+            <w:r>
+              <w:rPr>
+                <w:b/>
+                <w:bCs/>
+                <w:sz w:val="22"/>
+                <w:szCs w:val="22"/>
+                <w:u w:val="single"/>
+                <w:lang w:val="es-AR"/>
+              </w:rPr>
+              <w:t>IA:</w:t>
+            </w:r>
+            <w:r>
+              <w:rPr>
+                <w:sz w:val="22"/>
+                <w:szCs w:val="22"/>
+                <w:lang w:val="es-AR"/>
+              </w:rPr>
+              <w:t xml:space="preserve"> análisis asistido por IA aplicado a investigación y documentación de sistemas</w:t>
+            </w:r>
           </w:p>
-          <w:sdt>
-            <w:sdtPr>
-              <w:rPr>
-                <w:szCs w:val="16"/>
-              </w:rPr>
-              <w:id w:val="-770157231"/>
-              <w:placeholder>
-                <w:docPart w:val="7631F2D0863A4007978D6EB169D8E878"/>
-              </w:placeholder>
-              <w:temporary/>
-              <w:showingPlcHdr/>
-              <w15:appearance w15:val="hidden"/>
-            </w:sdtPr>
-            <w:sdtEndPr>
-              <w:rPr>
-                <w:szCs w:val="24"/>
-              </w:rPr>
-            </w:sdtEndPr>
-            <w:sdtContent>
-              <w:p>
-                <w:r>
-                  <w:rPr>
-                    <w:szCs w:val="16"/>
-                  </w:rPr>
-                  <w:t>[This is the place for a brief summary of your key responsibilities and most stellar</w:t>
-                </w:r>
-                <w:r>
-                  <w:rPr>
-                    <w:szCs w:val="16"/>
-                  </w:rPr>
-                  <w:br/>
-                  <w:t>accomplishments.]</w:t>
-                </w:r>
-              </w:p>
-            </w:sdtContent>
-          </w:sdt>
         </w:tc>
       </w:tr>
       <w:tr>
@@ -915,94 +640,428 @@
               <w:pStyle w:val="Heading1"/>
               <w:keepNext w:val="0"/>
               <w:keepLines w:val="0"/>
+              <w:rPr>
+                <w:szCs w:val="24"/>
+                <w:lang w:val="es-AR"/>
+              </w:rPr>
             </w:pPr>
             <w:r>
               <w:rPr>
                 <w:rStyle w:val="Triangle"/>
+                <w:sz w:val="24"/>
+                <w:szCs w:val="24"/>
+                <w:lang w:val="es-AR"/>
               </w:rPr>
               <w:t>▼</w:t>
             </w:r>
             <w:r>
+              <w:rPr>
+                <w:szCs w:val="24"/>
+                <w:lang w:val="es-AR"/>
+              </w:rPr>
               <w:t xml:space="preserve"> </w:t>
             </w:r>
             <w:r>
-              <w:t>Education</w:t>
+              <w:rPr>
+                <w:szCs w:val="24"/>
+                <w:lang w:val="es-AR"/>
+              </w:rPr>
+              <w:t>PROYECTOS DESTACADOS</w:t>
             </w:r>
           </w:p>
           <w:p>
             <w:pPr>
-              <w:ind w:left="360"/>
+              <w:rPr>
+                <w:b/>
+                <w:bCs/>
+                <w:sz w:val="22"/>
+                <w:szCs w:val="22"/>
+                <w:lang w:val="es-AR"/>
+              </w:rPr>
             </w:pPr>
-            <w:sdt>
-              <w:sdtPr>
-                <w:id w:val="245614494"/>
-                <w:placeholder>
-                  <w:docPart w:val="7F639A54053B404FB18CD4EEF6726A32"/>
-                </w:placeholder>
-                <w:temporary/>
-                <w:showingPlcHdr/>
-                <w15:appearance w15:val="hidden"/>
-              </w:sdtPr>
-              <w:sdtContent>
-                <w:r>
-                  <w:rPr>
-                    <w:b/>
-                  </w:rPr>
-                  <w:t>[School Name]</w:t>
-                </w:r>
-              </w:sdtContent>
-            </w:sdt>
-            <w:r>
-              <w:t xml:space="preserve">, </w:t>
-            </w:r>
-            <w:sdt>
-              <w:sdtPr>
-                <w:id w:val="141007519"/>
-                <w:placeholder>
-                  <w:docPart w:val="CE8EB3F8AC574614A3F3BFCE836A8412"/>
-                </w:placeholder>
-                <w:temporary/>
-                <w:showingPlcHdr/>
-                <w15:appearance w15:val="hidden"/>
-              </w:sdtPr>
-              <w:sdtContent>
-                <w:r>
-                  <w:t>[</w:t>
-                </w:r>
-                <w:r>
-                  <w:t>City, State</w:t>
-                </w:r>
-                <w:r>
-                  <w:t>]</w:t>
-                </w:r>
-              </w:sdtContent>
-            </w:sdt>
+            <w:proofErr w:type="spellStart"/>
+            <w:r>
+              <w:rPr>
+                <w:b/>
+                <w:bCs/>
+                <w:sz w:val="22"/>
+                <w:szCs w:val="22"/>
+                <w:lang w:val="es-AR"/>
+              </w:rPr>
+              <w:t>BotTradeNC</w:t>
+            </w:r>
+            <w:proofErr w:type="spellEnd"/>
+            <w:r>
+              <w:rPr>
+                <w:b/>
+                <w:bCs/>
+                <w:sz w:val="22"/>
+                <w:szCs w:val="22"/>
+                <w:lang w:val="es-AR"/>
+              </w:rPr>
+              <w:t xml:space="preserve"> | Python · SQLite · Quant </w:t>
+            </w:r>
+            <w:proofErr w:type="spellStart"/>
+            <w:r>
+              <w:rPr>
+                <w:b/>
+                <w:bCs/>
+                <w:sz w:val="22"/>
+                <w:szCs w:val="22"/>
+                <w:lang w:val="es-AR"/>
+              </w:rPr>
+              <w:t>Research</w:t>
+            </w:r>
+            <w:proofErr w:type="spellEnd"/>
+            <w:r>
+              <w:rPr>
+                <w:b/>
+                <w:bCs/>
+                <w:sz w:val="22"/>
+                <w:szCs w:val="22"/>
+                <w:lang w:val="es-AR"/>
+              </w:rPr>
+              <w:t xml:space="preserve"> · Fintech</w:t>
+            </w:r>
           </w:p>
-          <w:sdt>
-            <w:sdtPr>
-              <w:id w:val="-1240391264"/>
-              <w:placeholder>
-                <w:docPart w:val="B707AE8093324F7E9F1E7860B15DCCAF"/>
-              </w:placeholder>
-              <w:temporary/>
-              <w:showingPlcHdr/>
-              <w15:appearance w15:val="hidden"/>
-            </w:sdtPr>
-            <w:sdtContent>
-              <w:p>
-                <w:pPr>
-                  <w:pStyle w:val="ListParagraph"/>
-                </w:pPr>
-                <w:r>
-                  <w:t>[You might want to include your GPA here and a brief summary of relevant coursework,</w:t>
-                </w:r>
-                <w:r>
-                  <w:br/>
-                  <w:t>awards, and honors.]</w:t>
-                </w:r>
-              </w:p>
-            </w:sdtContent>
-          </w:sdt>
+          <w:p>
+            <w:pPr>
+              <w:rPr>
+                <w:sz w:val="22"/>
+                <w:szCs w:val="22"/>
+                <w:lang w:val="es-AR"/>
+              </w:rPr>
+            </w:pPr>
+            <w:r>
+              <w:rPr>
+                <w:sz w:val="22"/>
+                <w:szCs w:val="22"/>
+                <w:lang w:val="es-AR"/>
+              </w:rPr>
+              <w:t xml:space="preserve">Sistema de investigación cuantitativa AI-native para mercados cripto, actualmente enfocado en ETH/BTC. Arquitectura orientada a captura y validación de datos de mercado, generación de </w:t>
+            </w:r>
+            <w:proofErr w:type="spellStart"/>
+            <w:r>
+              <w:rPr>
+                <w:sz w:val="22"/>
+                <w:szCs w:val="22"/>
+                <w:lang w:val="es-AR"/>
+              </w:rPr>
+              <w:t>features</w:t>
+            </w:r>
+            <w:proofErr w:type="spellEnd"/>
+            <w:r>
+              <w:rPr>
+                <w:sz w:val="22"/>
+                <w:szCs w:val="22"/>
+                <w:lang w:val="es-AR"/>
+              </w:rPr>
+              <w:t xml:space="preserve"> y señales, </w:t>
+            </w:r>
+            <w:proofErr w:type="spellStart"/>
+            <w:r>
+              <w:rPr>
+                <w:sz w:val="22"/>
+                <w:szCs w:val="22"/>
+                <w:lang w:val="es-AR"/>
+              </w:rPr>
+              <w:t>backtesting</w:t>
+            </w:r>
+            <w:proofErr w:type="spellEnd"/>
+            <w:r>
+              <w:rPr>
+                <w:sz w:val="22"/>
+                <w:szCs w:val="22"/>
+                <w:lang w:val="es-AR"/>
+              </w:rPr>
+              <w:t xml:space="preserve"> reproducible, controles de riesgo, monitoreo operativo, </w:t>
+            </w:r>
+            <w:proofErr w:type="spellStart"/>
+            <w:r>
+              <w:rPr>
+                <w:sz w:val="22"/>
+                <w:szCs w:val="22"/>
+                <w:lang w:val="es-AR"/>
+              </w:rPr>
+              <w:t>reporting</w:t>
+            </w:r>
+            <w:proofErr w:type="spellEnd"/>
+            <w:r>
+              <w:rPr>
+                <w:sz w:val="22"/>
+                <w:szCs w:val="22"/>
+                <w:lang w:val="es-AR"/>
+              </w:rPr>
+              <w:t xml:space="preserve"> y análisis asistido por IA. Diseñado con énfasis en reproducibilidad, auditabilidad y separación entre investigación, riesgo y ejecución.</w:t>
+            </w:r>
+          </w:p>
+          <w:p>
+            <w:pPr>
+              <w:rPr>
+                <w:b/>
+                <w:bCs/>
+                <w:sz w:val="22"/>
+                <w:szCs w:val="22"/>
+                <w:lang w:val="es-AR"/>
+              </w:rPr>
+            </w:pPr>
+            <w:proofErr w:type="spellStart"/>
+            <w:r>
+              <w:rPr>
+                <w:b/>
+                <w:bCs/>
+                <w:sz w:val="22"/>
+                <w:szCs w:val="22"/>
+                <w:lang w:val="es-AR"/>
+              </w:rPr>
+              <w:t>Sistema_Facturacion_BDD_PyME</w:t>
+            </w:r>
+            <w:proofErr w:type="spellEnd"/>
+            <w:r>
+              <w:rPr>
+                <w:b/>
+                <w:bCs/>
+                <w:sz w:val="22"/>
+                <w:szCs w:val="22"/>
+                <w:lang w:val="es-AR"/>
+              </w:rPr>
+              <w:t xml:space="preserve"> | T-SQL</w:t>
+            </w:r>
+          </w:p>
+          <w:p>
+            <w:pPr>
+              <w:rPr>
+                <w:sz w:val="22"/>
+                <w:szCs w:val="22"/>
+                <w:lang w:val="es-AR"/>
+              </w:rPr>
+            </w:pPr>
+            <w:r>
+              <w:rPr>
+                <w:sz w:val="22"/>
+                <w:szCs w:val="22"/>
+                <w:lang w:val="es-AR"/>
+              </w:rPr>
+              <w:t xml:space="preserve">Proyecto de base de datos para un sistema de facturación de </w:t>
+            </w:r>
+            <w:proofErr w:type="spellStart"/>
+            <w:r>
+              <w:rPr>
+                <w:sz w:val="22"/>
+                <w:szCs w:val="22"/>
+                <w:lang w:val="es-AR"/>
+              </w:rPr>
+              <w:t>PyME</w:t>
+            </w:r>
+            <w:proofErr w:type="spellEnd"/>
+            <w:r>
+              <w:rPr>
+                <w:sz w:val="22"/>
+                <w:szCs w:val="22"/>
+                <w:lang w:val="es-AR"/>
+              </w:rPr>
+              <w:t>, orientado al diseño, almacenamiento y consulta estructurada de información.</w:t>
+            </w:r>
+          </w:p>
+          <w:p>
+            <w:pPr>
+              <w:rPr>
+                <w:b/>
+                <w:bCs/>
+                <w:sz w:val="22"/>
+                <w:szCs w:val="22"/>
+                <w:lang w:val="es-AR"/>
+              </w:rPr>
+            </w:pPr>
+            <w:proofErr w:type="spellStart"/>
+            <w:r>
+              <w:rPr>
+                <w:b/>
+                <w:bCs/>
+                <w:sz w:val="22"/>
+                <w:szCs w:val="22"/>
+                <w:lang w:val="es-AR"/>
+              </w:rPr>
+              <w:t>SistemaDeAerolinea</w:t>
+            </w:r>
+            <w:proofErr w:type="spellEnd"/>
+            <w:r>
+              <w:rPr>
+                <w:b/>
+                <w:bCs/>
+                <w:sz w:val="22"/>
+                <w:szCs w:val="22"/>
+                <w:lang w:val="es-AR"/>
+              </w:rPr>
+              <w:t xml:space="preserve"> | Java</w:t>
+            </w:r>
+          </w:p>
+          <w:p>
+            <w:pPr>
+              <w:rPr>
+                <w:sz w:val="22"/>
+                <w:szCs w:val="22"/>
+                <w:lang w:val="es-AR"/>
+              </w:rPr>
+            </w:pPr>
+            <w:r>
+              <w:rPr>
+                <w:sz w:val="22"/>
+                <w:szCs w:val="22"/>
+                <w:lang w:val="es-AR"/>
+              </w:rPr>
+              <w:t xml:space="preserve">Sistema desarrollado en Java aplicando programación orientada a objetos, </w:t>
+            </w:r>
+            <w:proofErr w:type="spellStart"/>
+            <w:r>
+              <w:rPr>
+                <w:sz w:val="22"/>
+                <w:szCs w:val="22"/>
+                <w:lang w:val="es-AR"/>
+              </w:rPr>
+              <w:t>Collections</w:t>
+            </w:r>
+            <w:proofErr w:type="spellEnd"/>
+            <w:r>
+              <w:rPr>
+                <w:sz w:val="22"/>
+                <w:szCs w:val="22"/>
+                <w:lang w:val="es-AR"/>
+              </w:rPr>
+              <w:t>, genéricos, expresiones lambda, Stream API, persistencia y separación de responsabilidades.</w:t>
+            </w:r>
+          </w:p>
+          <w:p>
+            <w:pPr>
+              <w:rPr>
+                <w:b/>
+                <w:bCs/>
+                <w:sz w:val="22"/>
+                <w:szCs w:val="22"/>
+                <w:u w:val="single"/>
+                <w:lang w:val="es-AR"/>
+              </w:rPr>
+            </w:pPr>
+            <w:r>
+              <w:rPr>
+                <w:b/>
+                <w:bCs/>
+                <w:sz w:val="22"/>
+                <w:szCs w:val="22"/>
+                <w:u w:val="single"/>
+                <w:lang w:val="es-AR"/>
+              </w:rPr>
+              <w:t>Otros repositorios destacados en GitHub:</w:t>
+            </w:r>
+          </w:p>
+          <w:p>
+            <w:pPr>
+              <w:rPr>
+                <w:b/>
+                <w:bCs/>
+              </w:rPr>
+            </w:pPr>
+            <w:proofErr w:type="spellStart"/>
+            <w:r>
+              <w:rPr>
+                <w:b/>
+                <w:bCs/>
+                <w:sz w:val="22"/>
+                <w:szCs w:val="22"/>
+              </w:rPr>
+              <w:t>App_Tienda_Py</w:t>
+            </w:r>
+            <w:proofErr w:type="spellEnd"/>
+            <w:r>
+              <w:rPr>
+                <w:b/>
+                <w:bCs/>
+                <w:sz w:val="22"/>
+                <w:szCs w:val="22"/>
+              </w:rPr>
+              <w:t xml:space="preserve"> (</w:t>
+            </w:r>
+            <w:proofErr w:type="gramStart"/>
+            <w:r>
+              <w:rPr>
+                <w:b/>
+                <w:bCs/>
+                <w:sz w:val="22"/>
+                <w:szCs w:val="22"/>
+              </w:rPr>
+              <w:t>Python) ·</w:t>
+            </w:r>
+            <w:proofErr w:type="gramEnd"/>
+            <w:r>
+              <w:rPr>
+                <w:b/>
+                <w:bCs/>
+                <w:sz w:val="22"/>
+                <w:szCs w:val="22"/>
+              </w:rPr>
+              <w:t xml:space="preserve"> </w:t>
+            </w:r>
+            <w:proofErr w:type="spellStart"/>
+            <w:r>
+              <w:rPr>
+                <w:b/>
+                <w:bCs/>
+                <w:sz w:val="22"/>
+                <w:szCs w:val="22"/>
+              </w:rPr>
+              <w:t>NetworkStructure</w:t>
+            </w:r>
+            <w:proofErr w:type="spellEnd"/>
+            <w:r>
+              <w:rPr>
+                <w:b/>
+                <w:bCs/>
+                <w:sz w:val="22"/>
+                <w:szCs w:val="22"/>
+              </w:rPr>
+              <w:t xml:space="preserve"> (</w:t>
+            </w:r>
+            <w:proofErr w:type="gramStart"/>
+            <w:r>
+              <w:rPr>
+                <w:b/>
+                <w:bCs/>
+                <w:sz w:val="22"/>
+                <w:szCs w:val="22"/>
+              </w:rPr>
+              <w:t>C) ·</w:t>
+            </w:r>
+            <w:proofErr w:type="gramEnd"/>
+            <w:r>
+              <w:rPr>
+                <w:b/>
+                <w:bCs/>
+                <w:sz w:val="22"/>
+                <w:szCs w:val="22"/>
+              </w:rPr>
+              <w:t xml:space="preserve"> </w:t>
+            </w:r>
+            <w:proofErr w:type="spellStart"/>
+            <w:r>
+              <w:rPr>
+                <w:b/>
+                <w:bCs/>
+                <w:sz w:val="22"/>
+                <w:szCs w:val="22"/>
+              </w:rPr>
+              <w:t>CalculadoraDeMatrices</w:t>
+            </w:r>
+            <w:proofErr w:type="spellEnd"/>
+            <w:r>
+              <w:rPr>
+                <w:b/>
+                <w:bCs/>
+                <w:sz w:val="22"/>
+                <w:szCs w:val="22"/>
+              </w:rPr>
+              <w:t xml:space="preserve"> (C)</w:t>
+            </w:r>
+          </w:p>
         </w:tc>
       </w:tr>
       <w:tr>
@@ -1024,46 +1083,144 @@
               <w:pStyle w:val="Heading1"/>
               <w:keepNext w:val="0"/>
               <w:keepLines w:val="0"/>
+              <w:rPr>
+                <w:szCs w:val="24"/>
+                <w:lang w:val="es-AR"/>
+              </w:rPr>
             </w:pPr>
             <w:r>
               <w:rPr>
                 <w:rStyle w:val="Triangle"/>
+                <w:sz w:val="24"/>
+                <w:szCs w:val="24"/>
+                <w:lang w:val="es-AR"/>
               </w:rPr>
               <w:t>▼</w:t>
             </w:r>
             <w:r>
+              <w:rPr>
+                <w:szCs w:val="24"/>
+                <w:lang w:val="es-AR"/>
+              </w:rPr>
               <w:t xml:space="preserve"> </w:t>
             </w:r>
             <w:r>
-              <w:t>Communication</w:t>
+              <w:rPr>
+                <w:szCs w:val="24"/>
+                <w:lang w:val="es-AR"/>
+              </w:rPr>
+              <w:t>FORMACIÓN ACADÉMICA</w:t>
             </w:r>
           </w:p>
-          <w:sdt>
-            <w:sdtPr>
-              <w:id w:val="1048178819"/>
-              <w:placeholder>
-                <w:docPart w:val="0FBF17A9BA594C748AC298E424BE35B8"/>
-              </w:placeholder>
-              <w:temporary/>
-              <w:showingPlcHdr/>
-              <w15:appearance w15:val="hidden"/>
-            </w:sdtPr>
-            <w:sdtContent>
-              <w:p>
-                <w:r>
-                  <w:t>[You delivered that big presentation to rave reviews.</w:t>
-                </w:r>
-                <w:r>
-                  <w:br/>
-                  <w:t>Don’t be shy about it now!</w:t>
-                </w:r>
-                <w:r>
-                  <w:br/>
-                  <w:t>This is the place to show how well you work and play with others.]</w:t>
-                </w:r>
-              </w:p>
-            </w:sdtContent>
-          </w:sdt>
+          <w:p>
+            <w:pPr>
+              <w:rPr>
+                <w:b/>
+                <w:bCs/>
+                <w:sz w:val="22"/>
+                <w:szCs w:val="22"/>
+                <w:lang w:val="es-AR"/>
+              </w:rPr>
+            </w:pPr>
+            <w:r>
+              <w:rPr>
+                <w:b/>
+                <w:bCs/>
+                <w:sz w:val="22"/>
+                <w:szCs w:val="22"/>
+                <w:lang w:val="es-AR"/>
+              </w:rPr>
+              <w:t xml:space="preserve">Universidad Nacional del Comahue — Facultad de Ingeniería </w:t>
+            </w:r>
+            <w:proofErr w:type="spellStart"/>
+            <w:r>
+              <w:rPr>
+                <w:b/>
+                <w:bCs/>
+                <w:sz w:val="22"/>
+                <w:szCs w:val="22"/>
+                <w:lang w:val="es-AR"/>
+              </w:rPr>
+              <w:t>Ingeniería</w:t>
+            </w:r>
+            <w:proofErr w:type="spellEnd"/>
+            <w:r>
+              <w:rPr>
+                <w:b/>
+                <w:bCs/>
+                <w:sz w:val="22"/>
+                <w:szCs w:val="22"/>
+                <w:lang w:val="es-AR"/>
+              </w:rPr>
+              <w:t xml:space="preserve"> Electrónica</w:t>
+            </w:r>
+          </w:p>
+          <w:p>
+            <w:pPr>
+              <w:rPr>
+                <w:b/>
+                <w:bCs/>
+                <w:sz w:val="22"/>
+                <w:szCs w:val="22"/>
+                <w:u w:val="single"/>
+                <w:lang w:val="es-AR"/>
+              </w:rPr>
+            </w:pPr>
+            <w:r>
+              <w:rPr>
+                <w:b/>
+                <w:bCs/>
+                <w:sz w:val="22"/>
+                <w:szCs w:val="22"/>
+                <w:u w:val="single"/>
+                <w:lang w:val="es-AR"/>
+              </w:rPr>
+              <w:t>Formación matemática relevante:</w:t>
+            </w:r>
+          </w:p>
+          <w:p>
+            <w:pPr>
+              <w:rPr>
+                <w:sz w:val="22"/>
+                <w:szCs w:val="22"/>
+                <w:lang w:val="es-AR"/>
+              </w:rPr>
+            </w:pPr>
+            <w:r>
+              <w:rPr>
+                <w:sz w:val="22"/>
+                <w:szCs w:val="22"/>
+                <w:lang w:val="es-AR"/>
+              </w:rPr>
+              <w:t>Análisis Matemático I, II, III y IV · Álgebra y Geometría I y II · Probabilidad y Estadística</w:t>
+            </w:r>
+          </w:p>
+          <w:p>
+            <w:pPr>
+              <w:rPr>
+                <w:lang w:val="es-AR"/>
+              </w:rPr>
+            </w:pPr>
+            <w:r>
+              <w:rPr>
+                <w:b/>
+                <w:bCs/>
+                <w:sz w:val="22"/>
+                <w:szCs w:val="22"/>
+                <w:u w:val="single"/>
+                <w:lang w:val="es-AR"/>
+              </w:rPr>
+              <w:t>Promedio de materias aprobadas:</w:t>
+            </w:r>
+            <w:r>
+              <w:rPr>
+                <w:sz w:val="22"/>
+                <w:szCs w:val="22"/>
+                <w:lang w:val="es-AR"/>
+              </w:rPr>
+              <w:t xml:space="preserve"> 7,85</w:t>
+            </w:r>
+          </w:p>
         </w:tc>
       </w:tr>
       <w:tr>
@@ -1082,51 +1239,254 @@
               <w:pStyle w:val="Heading1"/>
               <w:keepNext w:val="0"/>
               <w:keepLines w:val="0"/>
+              <w:rPr>
+                <w:szCs w:val="24"/>
+                <w:lang w:val="es-AR"/>
+              </w:rPr>
             </w:pPr>
             <w:r>
               <w:rPr>
                 <w:rStyle w:val="Triangle"/>
+                <w:sz w:val="24"/>
+                <w:szCs w:val="24"/>
+                <w:lang w:val="es-AR"/>
               </w:rPr>
               <w:t>▼</w:t>
             </w:r>
             <w:r>
+              <w:rPr>
+                <w:szCs w:val="24"/>
+                <w:lang w:val="es-AR"/>
+              </w:rPr>
               <w:t xml:space="preserve"> </w:t>
             </w:r>
             <w:r>
-              <w:t>Leadership</w:t>
+              <w:rPr>
+                <w:szCs w:val="24"/>
+                <w:lang w:val="es-AR"/>
+              </w:rPr>
+              <w:t>IDIOMAS Y CERTIFICACIONES</w:t>
             </w:r>
           </w:p>
-          <w:sdt>
-            <w:sdtPr>
-              <w:id w:val="-165710132"/>
-              <w:placeholder>
-                <w:docPart w:val="1F7F2161BA6E450692B7526CEEA4231F"/>
-              </w:placeholder>
-              <w:temporary/>
-              <w:showingPlcHdr/>
-              <w15:appearance w15:val="hidden"/>
-            </w:sdtPr>
-            <w:sdtContent>
-              <w:p>
-                <w:pPr>
-                  <w:rPr>
-                    <w:lang w:val="es-AR"/>
-                  </w:rPr>
-                </w:pPr>
-                <w:r>
-                  <w:t>[Are you president of your fraternity, head of the condo board,</w:t>
-                </w:r>
-                <w:r>
-                  <w:br/>
-                  <w:t>or a team lead for your favorite charity?</w:t>
-                </w:r>
-                <w:r>
-                  <w:br/>
-                  <w:t>You’re a natural leader—tell it like it is!]</w:t>
-                </w:r>
-              </w:p>
-            </w:sdtContent>
-          </w:sdt>
+          <w:p>
+            <w:pPr>
+              <w:rPr>
+                <w:b/>
+                <w:bCs/>
+                <w:sz w:val="22"/>
+                <w:szCs w:val="22"/>
+                <w:lang w:val="es-AR"/>
+              </w:rPr>
+            </w:pPr>
+            <w:r>
+              <w:rPr>
+                <w:b/>
+                <w:bCs/>
+                <w:sz w:val="22"/>
+                <w:szCs w:val="22"/>
+                <w:lang w:val="es-AR"/>
+              </w:rPr>
+              <w:t>Inglés — TOEFL ITP: 523 puntos | 2018</w:t>
+            </w:r>
+          </w:p>
+          <w:tbl>
+            <w:tblPr>
+              <w:tblW w:w="9720" w:type="dxa"/>
+              <w:tblInd w:w="1066" w:type="dxa"/>
+              <w:tblLayout w:type="fixed"/>
+              <w:tblLook w:val="0600" w:firstRow="0" w:lastRow="0" w:firstColumn="0" w:lastColumn="0" w:noHBand="1" w:noVBand="1"/>
+            </w:tblPr>
+            <w:tblGrid>
+              <w:gridCol w:w="9720"/>
+            </w:tblGrid>
+            <w:tr>
+              <w:trPr>
+                <w:trHeight w:val="572"/>
+              </w:trPr>
+              <w:tc>
+                <w:tcPr>
+                  <w:tcW w:w="11246" w:type="dxa"/>
+                </w:tcPr>
+                <w:p>
+                  <w:pPr>
+                    <w:jc w:val="center"/>
+                    <w:rPr>
+                      <w:lang w:val="es-AR"/>
+                    </w:rPr>
+                  </w:pPr>
+                </w:p>
+              </w:tc>
+            </w:tr>
+            <w:tr>
+              <w:tc>
+                <w:tcPr>
+                  <w:tcW w:w="11246" w:type="dxa"/>
+                  <w:tcMar>
+                    <w:top w:w="0" w:type="dxa"/>
+                    <w:left w:w="0" w:type="dxa"/>
+                    <w:bottom w:w="0" w:type="dxa"/>
+                    <w:right w:w="0" w:type="dxa"/>
+                  </w:tcMar>
+                  <w:vAlign w:val="center"/>
+                </w:tcPr>
+                <w:p>
+                  <w:pPr>
+                    <w:pStyle w:val="Title"/>
+                    <w:spacing w:after="0"/>
+                    <w:rPr>
+                      <w:sz w:val="56"/>
+                    </w:rPr>
+                  </w:pPr>
+                  <w:r>
+                    <w:rPr>
+                      <w:rFonts w:ascii="Calibri" w:hAnsi="Calibri"/>
+                      <w:color w:val="99C9EC"/>
+                      <w:sz w:val="56"/>
+                    </w:rPr>
+                    <w:t>Mauro Presso</w:t>
+                  </w:r>
+                </w:p>
+                <w:p>
+                  <w:pPr>
+                    <w:pStyle w:val="Information"/>
+                    <w:spacing w:before="0" w:after="0"/>
+                    <w:rPr>
+                      <w:sz w:val="23"/>
+                      <w:szCs w:val="23"/>
+                    </w:rPr>
+                  </w:pPr>
+                  <w:r>
+                    <w:rPr>
+                      <w:b/>
+                      <w:color w:val="FFFFFF"/>
+                      <w:sz w:val="23"/>
+                      <w:szCs w:val="23"/>
+                    </w:rPr>
+                    <w:t>BACKEND DEVELOPER • FINTECH SYSTEMS • PYTHON • JAVA • SQL • REST APIs</w:t>
+                  </w:r>
+                </w:p>
+                <w:p>
+                  <w:pPr>
+                    <w:pStyle w:val="Information"/>
+                    <w:spacing w:before="0" w:after="0"/>
+                    <w:rPr>
+                      <w:sz w:val="24"/>
+                    </w:rPr>
+                  </w:pPr>
+                  <w:hyperlink r:id="rId15">
+                    <w:r>
+                      <w:rPr>
+                        <w:color w:val="80D219" w:themeColor="accent3" w:themeShade="BF"/>
+                        <w:sz w:val="24"/>
+                      </w:rPr>
+                      <w:t>mauro.presso@gmail.com</w:t>
+                    </w:r>
+                  </w:hyperlink>
+                  <w:r>
+                    <w:rPr>
+                      <w:color w:val="FFFFFF"/>
+                      <w:sz w:val="24"/>
+                    </w:rPr>
+                    <w:t xml:space="preserve">  </w:t>
+                  </w:r>
+                  <w:r>
+                    <w:rPr>
+                      <w:color w:val="FFFFFF"/>
+                      <w:sz w:val="24"/>
+                    </w:rPr>
+                    <w:t xml:space="preserve">• </w:t>
+                  </w:r>
+                  <w:r>
+                    <w:rPr>
+                      <w:color w:val="FFFFFF"/>
+                      <w:sz w:val="24"/>
+                    </w:rPr>
+                    <w:t xml:space="preserve"> </w:t>
+                  </w:r>
+                  <w:hyperlink r:id="rId16">
+                    <w:r>
+                      <w:rPr>
+                        <w:color w:val="80D219" w:themeColor="accent3" w:themeShade="BF"/>
+                        <w:sz w:val="24"/>
+                      </w:rPr>
+                      <w:t>+54 9 2994087030</w:t>
+                    </w:r>
+                  </w:hyperlink>
+                  <w:r>
+                    <w:t xml:space="preserve">  </w:t>
+                  </w:r>
+                  <w:r>
+                    <w:rPr>
+                      <w:color w:val="FFFFFF"/>
+                      <w:sz w:val="24"/>
+                    </w:rPr>
+                    <w:t xml:space="preserve">•  </w:t>
+                  </w:r>
+                  <w:hyperlink r:id="rId17" w:history="1">
+                    <w:r>
+                      <w:rPr>
+                        <w:rStyle w:val="Hyperlink"/>
+                        <w:sz w:val="24"/>
+                      </w:rPr>
+                      <w:t>LinkedIn</w:t>
+                    </w:r>
+                  </w:hyperlink>
+                  <w:r>
+                    <w:rPr>
+                      <w:color w:val="FFFFFF"/>
+                      <w:sz w:val="24"/>
+                    </w:rPr>
+                    <w:t xml:space="preserve">  •  </w:t>
+                  </w:r>
+                  <w:hyperlink r:id="rId18" w:history="1">
+                    <w:r>
+                      <w:rPr>
+                        <w:rStyle w:val="Hyperlink"/>
+                        <w:sz w:val="24"/>
+                      </w:rPr>
+                      <w:t>GitHub</w:t>
+                    </w:r>
+                  </w:hyperlink>
+                </w:p>
+              </w:tc>
+            </w:tr>
+            <w:tr>
+              <w:trPr>
+                <w:trHeight w:val="1602"/>
+              </w:trPr>
+              <w:tc>
+                <w:tcPr>
+                  <w:tcW w:w="11246" w:type="dxa"/>
+                </w:tcPr>
+                <w:p/>
+              </w:tc>
+            </w:tr>
+            <w:tr>
+              <w:trPr>
+                <w:trHeight w:val="68"/>
+              </w:trPr>
+              <w:tc>
+                <w:tcPr>
+                  <w:tcW w:w="11246" w:type="dxa"/>
+                  <w:tcMar>
+                    <w:top w:w="0" w:type="dxa"/>
+                    <w:left w:w="0" w:type="dxa"/>
+                    <w:bottom w:w="0" w:type="dxa"/>
+                    <w:right w:w="0" w:type="dxa"/>
+                  </w:tcMar>
+                </w:tcPr>
+                <w:p/>
+              </w:tc>
+            </w:tr>
+          </w:tbl>
+          <w:p>
+            <w:pPr>
+              <w:rPr>
+                <w:b/>
+                <w:bCs/>
+              </w:rPr>
+            </w:pPr>
+          </w:p>
         </w:tc>
       </w:tr>
       <w:tr>
@@ -1148,43 +1508,316 @@
               <w:pStyle w:val="Heading1"/>
               <w:keepNext w:val="0"/>
               <w:keepLines w:val="0"/>
+              <w:tabs>
+                <w:tab w:val="left" w:pos="1560"/>
+              </w:tabs>
+              <w:rPr>
+                <w:rStyle w:val="Triangle"/>
+              </w:rPr>
             </w:pPr>
+          </w:p>
+          <w:p>
+            <w:pPr>
+              <w:pStyle w:val="Heading1"/>
+              <w:keepNext w:val="0"/>
+              <w:keepLines w:val="0"/>
+              <w:rPr>
+                <w:szCs w:val="24"/>
+                <w:lang w:val="es-AR"/>
+              </w:rPr>
+            </w:pPr>
             <w:r>
               <w:rPr>
                 <w:rStyle w:val="Triangle"/>
+                <w:sz w:val="24"/>
+                <w:szCs w:val="24"/>
+                <w:lang w:val="es-AR"/>
               </w:rPr>
               <w:t>▼</w:t>
             </w:r>
             <w:r>
+              <w:rPr>
+                <w:szCs w:val="24"/>
+                <w:lang w:val="es-AR"/>
+              </w:rPr>
+              <w:t>EXPERIENCIA ADICIONAL</w:t>
+            </w:r>
+          </w:p>
+          <w:p>
+            <w:pPr>
+              <w:rPr>
+                <w:b/>
+                <w:bCs/>
+                <w:sz w:val="22"/>
+                <w:szCs w:val="22"/>
+                <w:lang w:val="es-AR"/>
+              </w:rPr>
+            </w:pPr>
+            <w:r>
+              <w:rPr>
+                <w:b/>
+                <w:bCs/>
+                <w:sz w:val="22"/>
+                <w:szCs w:val="22"/>
+                <w:lang w:val="es-AR"/>
+              </w:rPr>
+              <w:t>· Minería en la nube | 2017–2019</w:t>
+            </w:r>
+          </w:p>
+          <w:p>
+            <w:pPr>
+              <w:rPr>
+                <w:sz w:val="22"/>
+                <w:szCs w:val="22"/>
+                <w:lang w:val="es-AR"/>
+              </w:rPr>
+            </w:pPr>
+            <w:r>
+              <w:rPr>
+                <w:sz w:val="22"/>
+                <w:szCs w:val="22"/>
+                <w:lang w:val="es-AR"/>
+              </w:rPr>
+              <w:t xml:space="preserve">  Contratación de potencia de cómputo mediante </w:t>
+            </w:r>
+            <w:proofErr w:type="spellStart"/>
+            <w:r>
+              <w:rPr>
+                <w:sz w:val="22"/>
+                <w:szCs w:val="22"/>
+                <w:lang w:val="es-AR"/>
+              </w:rPr>
+              <w:t>HashFlare</w:t>
+            </w:r>
+            <w:proofErr w:type="spellEnd"/>
+            <w:r>
+              <w:rPr>
+                <w:sz w:val="22"/>
+                <w:szCs w:val="22"/>
+                <w:lang w:val="es-AR"/>
+              </w:rPr>
+              <w:t xml:space="preserve">, selección de </w:t>
+            </w:r>
+            <w:proofErr w:type="spellStart"/>
+            <w:r>
+              <w:rPr>
+                <w:sz w:val="22"/>
+                <w:szCs w:val="22"/>
+                <w:lang w:val="es-AR"/>
+              </w:rPr>
+              <w:t>mining</w:t>
+            </w:r>
+            <w:proofErr w:type="spellEnd"/>
+            <w:r>
+              <w:rPr>
+                <w:sz w:val="22"/>
+                <w:szCs w:val="22"/>
+                <w:lang w:val="es-AR"/>
+              </w:rPr>
+              <w:t xml:space="preserve"> pools y seguimiento del rendimiento generado en BTC.</w:t>
+            </w:r>
+          </w:p>
+          <w:p>
+            <w:pPr>
+              <w:rPr>
+                <w:b/>
+                <w:bCs/>
+                <w:sz w:val="22"/>
+                <w:szCs w:val="22"/>
+                <w:lang w:val="es-AR"/>
+              </w:rPr>
+            </w:pPr>
+            <w:r>
+              <w:rPr>
+                <w:b/>
+                <w:bCs/>
+                <w:sz w:val="22"/>
+                <w:szCs w:val="22"/>
+                <w:lang w:val="es-AR"/>
+              </w:rPr>
+              <w:t xml:space="preserve">· </w:t>
+            </w:r>
+            <w:proofErr w:type="spellStart"/>
+            <w:r>
+              <w:rPr>
+                <w:b/>
+                <w:bCs/>
+                <w:sz w:val="22"/>
+                <w:szCs w:val="22"/>
+                <w:lang w:val="es-AR"/>
+              </w:rPr>
+              <w:t>Autocustodia</w:t>
+            </w:r>
+            <w:proofErr w:type="spellEnd"/>
+            <w:r>
+              <w:rPr>
+                <w:b/>
+                <w:bCs/>
+                <w:sz w:val="22"/>
+                <w:szCs w:val="22"/>
+                <w:lang w:val="es-AR"/>
+              </w:rPr>
+              <w:t xml:space="preserve"> de Bitcoin | 2017–Actualidad</w:t>
+            </w:r>
+          </w:p>
+          <w:p>
+            <w:pPr>
+              <w:rPr>
+                <w:sz w:val="22"/>
+                <w:szCs w:val="22"/>
+                <w:lang w:val="es-AR"/>
+              </w:rPr>
+            </w:pPr>
+            <w:r>
+              <w:rPr>
+                <w:sz w:val="22"/>
+                <w:szCs w:val="22"/>
+                <w:lang w:val="es-AR"/>
+              </w:rPr>
+              <w:t xml:space="preserve">  Gestión y conservación de BTC mediante hardware </w:t>
+            </w:r>
+            <w:proofErr w:type="spellStart"/>
+            <w:r>
+              <w:rPr>
+                <w:sz w:val="22"/>
+                <w:szCs w:val="22"/>
+                <w:lang w:val="es-AR"/>
+              </w:rPr>
+              <w:t>wallets</w:t>
+            </w:r>
+            <w:proofErr w:type="spellEnd"/>
+            <w:r>
+              <w:rPr>
+                <w:sz w:val="22"/>
+                <w:szCs w:val="22"/>
+                <w:lang w:val="es-AR"/>
+              </w:rPr>
               <w:t xml:space="preserve"> </w:t>
             </w:r>
-            <w:r>
-              <w:t>References</w:t>
+            <w:proofErr w:type="spellStart"/>
+            <w:r>
+              <w:rPr>
+                <w:sz w:val="22"/>
+                <w:szCs w:val="22"/>
+                <w:lang w:val="es-AR"/>
+              </w:rPr>
+              <w:t>Trezor</w:t>
+            </w:r>
+            <w:proofErr w:type="spellEnd"/>
+            <w:r>
+              <w:rPr>
+                <w:sz w:val="22"/>
+                <w:szCs w:val="22"/>
+                <w:lang w:val="es-AR"/>
+              </w:rPr>
+              <w:t xml:space="preserve"> y Ledger.</w:t>
             </w:r>
           </w:p>
-          <w:sdt>
-            <w:sdtPr>
-              <w:id w:val="-494037895"/>
-              <w:placeholder>
-                <w:docPart w:val="C0CFF522BF704ED8BF6F6859FA24B660"/>
-              </w:placeholder>
-              <w:temporary/>
-              <w:showingPlcHdr/>
-              <w15:appearance w15:val="hidden"/>
-            </w:sdtPr>
-            <w:sdtContent>
-              <w:p>
-                <w:pPr>
-                  <w:rPr>
-                    <w:lang w:val="es-AR"/>
-                  </w:rPr>
-                </w:pPr>
-                <w:r>
-                  <w:t>[Available upon request.]</w:t>
-                </w:r>
-              </w:p>
-            </w:sdtContent>
-          </w:sdt>
+          <w:p>
+            <w:pPr>
+              <w:rPr>
+                <w:b/>
+                <w:bCs/>
+                <w:sz w:val="22"/>
+                <w:szCs w:val="22"/>
+                <w:lang w:val="es-AR"/>
+              </w:rPr>
+            </w:pPr>
+            <w:r>
+              <w:rPr>
+                <w:b/>
+                <w:bCs/>
+                <w:sz w:val="22"/>
+                <w:szCs w:val="22"/>
+                <w:lang w:val="es-AR"/>
+              </w:rPr>
+              <w:t>· Voluntariado tecnológico | 2025</w:t>
+            </w:r>
+          </w:p>
+          <w:p>
+            <w:pPr>
+              <w:rPr>
+                <w:sz w:val="22"/>
+                <w:szCs w:val="22"/>
+                <w:lang w:val="es-AR"/>
+              </w:rPr>
+            </w:pPr>
+            <w:r>
+              <w:rPr>
+                <w:sz w:val="22"/>
+                <w:szCs w:val="22"/>
+                <w:lang w:val="es-AR"/>
+              </w:rPr>
+              <w:t xml:space="preserve">  Sociedad Vecinal Valentina Norte Rural, Neuquén.</w:t>
+            </w:r>
+          </w:p>
+          <w:p>
+            <w:pPr>
+              <w:rPr>
+                <w:sz w:val="22"/>
+                <w:szCs w:val="22"/>
+                <w:lang w:val="es-AR"/>
+              </w:rPr>
+            </w:pPr>
+            <w:r>
+              <w:rPr>
+                <w:sz w:val="22"/>
+                <w:szCs w:val="22"/>
+                <w:lang w:val="es-AR"/>
+              </w:rPr>
+              <w:t xml:space="preserve">  Reacondicionamiento de dos </w:t>
+            </w:r>
+            <w:proofErr w:type="spellStart"/>
+            <w:r>
+              <w:rPr>
+                <w:sz w:val="22"/>
+                <w:szCs w:val="22"/>
+                <w:lang w:val="es-AR"/>
+              </w:rPr>
+              <w:t>PCs</w:t>
+            </w:r>
+            <w:proofErr w:type="spellEnd"/>
+            <w:r>
+              <w:rPr>
+                <w:sz w:val="22"/>
+                <w:szCs w:val="22"/>
+                <w:lang w:val="es-AR"/>
+              </w:rPr>
+              <w:t xml:space="preserve"> para uso educativo comunitario: desmontaje, limpieza</w:t>
+            </w:r>
+          </w:p>
+          <w:p>
+            <w:pPr>
+              <w:rPr>
+                <w:sz w:val="22"/>
+                <w:szCs w:val="22"/>
+                <w:lang w:val="es-AR"/>
+              </w:rPr>
+            </w:pPr>
+            <w:r>
+              <w:rPr>
+                <w:sz w:val="22"/>
+                <w:szCs w:val="22"/>
+                <w:lang w:val="es-AR"/>
+              </w:rPr>
+              <w:t xml:space="preserve">  interna, rearmado, instalación de sistema operativo y software educativo, y validación</w:t>
+            </w:r>
+          </w:p>
+          <w:p>
+            <w:pPr>
+              <w:rPr>
+                <w:lang w:val="es-AR"/>
+              </w:rPr>
+            </w:pPr>
+            <w:r>
+              <w:rPr>
+                <w:sz w:val="22"/>
+                <w:szCs w:val="22"/>
+                <w:lang w:val="es-AR"/>
+              </w:rPr>
+              <w:t xml:space="preserve">  de funcionamiento para niños/as y adultos mayores bajo supervisión docente.</w:t>
+            </w:r>
+          </w:p>
         </w:tc>
       </w:tr>
     </w:tbl>
@@ -1198,8 +1831,8 @@
       </w:pPr>
     </w:p>
     <w:sectPr>
-      <w:headerReference w:type="default" r:id="rId14"/>
-      <w:footerReference w:type="default" r:id="rId15"/>
+      <w:headerReference w:type="default" r:id="rId19"/>
+      <w:footerReference w:type="default" r:id="rId20"/>
       <w:pgSz w:w="12240" w:h="15840" w:code="1"/>
       <w:pgMar w:top="288" w:right="288" w:bottom="288" w:left="288" w:header="720" w:footer="432" w:gutter="0"/>
       <w:cols w:space="708"/>
@@ -2867,1479 +3500,6 @@
 </w:styles>
 </file>
 
-<file path=word/glossary/document.xml><?xml version="1.0" encoding="utf-8"?>
-<w:glossaryDocument xmlns:wpc="http://schemas.microsoft.com/office/word/2010/wordprocessingCanvas" xmlns:cx="http://schemas.microsoft.com/office/drawing/2014/chartex" xmlns:cx1="http://schemas.microsoft.com/office/drawing/2015/9/8/chartex" xmlns:cx2="http://schemas.microsoft.com/office/drawing/2015/10/21/chartex" xmlns:cx3="http://schemas.microsoft.com/office/drawing/2016/5/9/chartex" xmlns:cx4="http://schemas.microsoft.com/office/drawing/2016/5/10/chartex" xmlns:cx5="http://schemas.microsoft.com/office/drawing/2016/5/11/chartex" xmlns:cx6="http://schemas.microsoft.com/office/drawing/2016/5/12/chartex" xmlns:cx7="http://schemas.microsoft.com/office/drawing/2016/5/13/chartex" xmlns:cx8="http://schemas.microsoft.com/office/drawing/2016/5/14/chartex" xmlns:mc="http://schemas.openxmlformats.org/markup-compatibility/2006" xmlns:aink="http://schemas.microsoft.com/office/drawing/2016/ink" xmlns:am3d="http://schemas.microsoft.com/office/drawing/2017/model3d" xmlns:o="urn:schemas-microsoft-com:office:office" xmlns:oel="http://schemas.microsoft.com/office/2019/extlst" xmlns:r="http://schemas.openxmlformats.org/officeDocument/2006/relationships" xmlns:m="http://schemas.openxmlformats.org/officeDocument/2006/math" xmlns:v="urn:schemas-microsoft-com:vml" xmlns:wp14="http://schemas.microsoft.com/office/word/2010/wordprocessingDrawing" xmlns:wp="http://schemas.openxmlformats.org/drawingml/2006/wordprocessingDrawing" xmlns:w10="urn:schemas-microsoft-com:office:word" xmlns:w="http://schemas.openxmlformats.org/wordprocessingml/2006/main" xmlns:w14="http://schemas.microsoft.com/office/word/2010/wordml" xmlns:w15="http://schemas.microsoft.com/office/word/2012/wordml" xmlns:w16cex="http://schemas.microsoft.com/office/word/2018/wordml/cex" xmlns:w16cid="http://schemas.microsoft.com/office/word/2016/wordml/cid" xmlns:w16="http://schemas.microsoft.com/office/word/2018/wordml" xmlns:w16du="http://schemas.microsoft.com/office/word/2023/wordml/word16du" xmlns:w16sdtdh="http://schemas.microsoft.com/office/word/2020/wordml/sdtdatahash" xmlns:w16sdtfl="http://schemas.microsoft.com/office/word/2024/wordml/sdtformatlock" xmlns:w16se="http://schemas.microsoft.com/office/word/2015/wordml/symex" xmlns:wpg="http://schemas.microsoft.com/office/word/2010/wordprocessingGroup" xmlns:wpi="http://schemas.microsoft.com/office/word/2010/wordprocessingInk" xmlns:wne="http://schemas.microsoft.com/office/word/2006/wordml" xmlns:wps="http://schemas.microsoft.com/office/word/2010/wordprocessingShape" mc:Ignorable="w14 w15 w16se w16cid w16 w16cex w16sdtdh w16sdtfl w16du wp14">
-  <w:docParts>
-    <w:docPart>
-      <w:docPartPr>
-        <w:name w:val="C8493B1F51034379BA9F67B2AC6564B1"/>
-        <w:category>
-          <w:name w:val="General"/>
-          <w:gallery w:val="placeholder"/>
-        </w:category>
-        <w:types>
-          <w:type w:val="bbPlcHdr"/>
-        </w:types>
-        <w:behaviors>
-          <w:behavior w:val="content"/>
-        </w:behaviors>
-        <w:guid w:val="{157AEF5A-A7B9-44E0-9F70-24765CAF20A3}"/>
-      </w:docPartPr>
-      <w:docPartBody>
-        <w:p>
-          <w:pPr>
-            <w:pStyle w:val="C8493B1F51034379BA9F67B2AC6564B1"/>
-          </w:pPr>
-          <w:r>
-            <w:t>[Replace this sentence with your job objective. To replace any tip text with your own, just select a line of text and start typing. For best results when selecting text to copy or replace, don’t include space to the right of the characters in your selection.]</w:t>
-          </w:r>
-        </w:p>
-      </w:docPartBody>
-    </w:docPart>
-    <w:docPart>
-      <w:docPartPr>
-        <w:name w:val="D21D8E7F739C47B98469529F8D61BA22"/>
-        <w:category>
-          <w:name w:val="General"/>
-          <w:gallery w:val="placeholder"/>
-        </w:category>
-        <w:types>
-          <w:type w:val="bbPlcHdr"/>
-        </w:types>
-        <w:behaviors>
-          <w:behavior w:val="content"/>
-        </w:behaviors>
-        <w:guid w:val="{6C2546CF-6401-42B3-BB84-31F85FA419A5}"/>
-      </w:docPartPr>
-      <w:docPartBody>
-        <w:p>
-          <w:pPr>
-            <w:pStyle w:val="D21D8E7F739C47B98469529F8D61BA22"/>
-          </w:pPr>
-          <w:r>
-            <w:t>[Dates From]</w:t>
-          </w:r>
-        </w:p>
-      </w:docPartBody>
-    </w:docPart>
-    <w:docPart>
-      <w:docPartPr>
-        <w:name w:val="D4F9CD2CC24D42EE9066D3967A0D98F4"/>
-        <w:category>
-          <w:name w:val="General"/>
-          <w:gallery w:val="placeholder"/>
-        </w:category>
-        <w:types>
-          <w:type w:val="bbPlcHdr"/>
-        </w:types>
-        <w:behaviors>
-          <w:behavior w:val="content"/>
-        </w:behaviors>
-        <w:guid w:val="{808ED077-3616-4A33-AC87-A62E211B070A}"/>
-      </w:docPartPr>
-      <w:docPartBody>
-        <w:p>
-          <w:pPr>
-            <w:pStyle w:val="D4F9CD2CC24D42EE9066D3967A0D98F4"/>
-          </w:pPr>
-          <w:r>
-            <w:t>[To]</w:t>
-          </w:r>
-        </w:p>
-      </w:docPartBody>
-    </w:docPart>
-    <w:docPart>
-      <w:docPartPr>
-        <w:name w:val="F9386B3480E04E3290E10D64633E6D7B"/>
-        <w:category>
-          <w:name w:val="General"/>
-          <w:gallery w:val="placeholder"/>
-        </w:category>
-        <w:types>
-          <w:type w:val="bbPlcHdr"/>
-        </w:types>
-        <w:behaviors>
-          <w:behavior w:val="content"/>
-        </w:behaviors>
-        <w:guid w:val="{8266F058-B2FE-4385-B141-6752A32B9DCC}"/>
-      </w:docPartPr>
-      <w:docPartBody>
-        <w:p>
-          <w:pPr>
-            <w:pStyle w:val="F9386B3480E04E3290E10D64633E6D7B"/>
-          </w:pPr>
-          <w:r>
-            <w:t>[Job Title]</w:t>
-          </w:r>
-        </w:p>
-      </w:docPartBody>
-    </w:docPart>
-    <w:docPart>
-      <w:docPartPr>
-        <w:name w:val="DAE88309AA69441EB9A47F1C112DE6C0"/>
-        <w:category>
-          <w:name w:val="General"/>
-          <w:gallery w:val="placeholder"/>
-        </w:category>
-        <w:types>
-          <w:type w:val="bbPlcHdr"/>
-        </w:types>
-        <w:behaviors>
-          <w:behavior w:val="content"/>
-        </w:behaviors>
-        <w:guid w:val="{79E55E58-CD0C-416D-8A72-C12C5794D994}"/>
-      </w:docPartPr>
-      <w:docPartBody>
-        <w:p>
-          <w:pPr>
-            <w:pStyle w:val="DAE88309AA69441EB9A47F1C112DE6C0"/>
-          </w:pPr>
-          <w:r>
-            <w:t>[Job Position]</w:t>
-          </w:r>
-        </w:p>
-      </w:docPartBody>
-    </w:docPart>
-    <w:docPart>
-      <w:docPartPr>
-        <w:name w:val="FC5A1A691B01438DAE646E82F861809B"/>
-        <w:category>
-          <w:name w:val="General"/>
-          <w:gallery w:val="placeholder"/>
-        </w:category>
-        <w:types>
-          <w:type w:val="bbPlcHdr"/>
-        </w:types>
-        <w:behaviors>
-          <w:behavior w:val="content"/>
-        </w:behaviors>
-        <w:guid w:val="{DBDF8363-AD81-4290-A101-1E2AF22B1897}"/>
-      </w:docPartPr>
-      <w:docPartBody>
-        <w:p>
-          <w:pPr>
-            <w:pStyle w:val="FC5A1A691B01438DAE646E82F861809B"/>
-          </w:pPr>
-          <w:r>
-            <w:t>[Company Name]</w:t>
-          </w:r>
-        </w:p>
-      </w:docPartBody>
-    </w:docPart>
-    <w:docPart>
-      <w:docPartPr>
-        <w:name w:val="326EB73F17A84CCFB8079F2F6C37C0D3"/>
-        <w:category>
-          <w:name w:val="General"/>
-          <w:gallery w:val="placeholder"/>
-        </w:category>
-        <w:types>
-          <w:type w:val="bbPlcHdr"/>
-        </w:types>
-        <w:behaviors>
-          <w:behavior w:val="content"/>
-        </w:behaviors>
-        <w:guid w:val="{ABA9E958-602C-4B4D-914A-07D687B4277D}"/>
-      </w:docPartPr>
-      <w:docPartBody>
-        <w:p>
-          <w:pPr>
-            <w:pStyle w:val="326EB73F17A84CCFB8079F2F6C37C0D3"/>
-          </w:pPr>
-          <w:r>
-            <w:t>[Dates From]</w:t>
-          </w:r>
-        </w:p>
-      </w:docPartBody>
-    </w:docPart>
-    <w:docPart>
-      <w:docPartPr>
-        <w:name w:val="A3D7937CE10845A3B9277A84F61AB563"/>
-        <w:category>
-          <w:name w:val="General"/>
-          <w:gallery w:val="placeholder"/>
-        </w:category>
-        <w:types>
-          <w:type w:val="bbPlcHdr"/>
-        </w:types>
-        <w:behaviors>
-          <w:behavior w:val="content"/>
-        </w:behaviors>
-        <w:guid w:val="{7E1DF32D-05F1-4632-8E19-85DC4F8F7565}"/>
-      </w:docPartPr>
-      <w:docPartBody>
-        <w:p>
-          <w:pPr>
-            <w:pStyle w:val="A3D7937CE10845A3B9277A84F61AB563"/>
-          </w:pPr>
-          <w:r>
-            <w:t>[To]</w:t>
-          </w:r>
-        </w:p>
-      </w:docPartBody>
-    </w:docPart>
-    <w:docPart>
-      <w:docPartPr>
-        <w:name w:val="83CDF7FF707140FF81CBEF91554B2782"/>
-        <w:category>
-          <w:name w:val="General"/>
-          <w:gallery w:val="placeholder"/>
-        </w:category>
-        <w:types>
-          <w:type w:val="bbPlcHdr"/>
-        </w:types>
-        <w:behaviors>
-          <w:behavior w:val="content"/>
-        </w:behaviors>
-        <w:guid w:val="{8524271F-E6F5-41FD-939E-C879851FA1DD}"/>
-      </w:docPartPr>
-      <w:docPartBody>
-        <w:p>
-          <w:pPr>
-            <w:pStyle w:val="83CDF7FF707140FF81CBEF91554B2782"/>
-          </w:pPr>
-          <w:r>
-            <w:t>[Job Title]</w:t>
-          </w:r>
-        </w:p>
-      </w:docPartBody>
-    </w:docPart>
-    <w:docPart>
-      <w:docPartPr>
-        <w:name w:val="9268FD0C722A481CA754019E9DEA5BFB"/>
-        <w:category>
-          <w:name w:val="General"/>
-          <w:gallery w:val="placeholder"/>
-        </w:category>
-        <w:types>
-          <w:type w:val="bbPlcHdr"/>
-        </w:types>
-        <w:behaviors>
-          <w:behavior w:val="content"/>
-        </w:behaviors>
-        <w:guid w:val="{D42D505B-A2A1-4BBA-B69A-0F599998B8C4}"/>
-      </w:docPartPr>
-      <w:docPartBody>
-        <w:p>
-          <w:pPr>
-            <w:pStyle w:val="9268FD0C722A481CA754019E9DEA5BFB"/>
-          </w:pPr>
-          <w:r>
-            <w:t>[Job Position]</w:t>
-          </w:r>
-        </w:p>
-      </w:docPartBody>
-    </w:docPart>
-    <w:docPart>
-      <w:docPartPr>
-        <w:name w:val="B7AF74C5FA6E4CC78E33BCC55893B4D8"/>
-        <w:category>
-          <w:name w:val="General"/>
-          <w:gallery w:val="placeholder"/>
-        </w:category>
-        <w:types>
-          <w:type w:val="bbPlcHdr"/>
-        </w:types>
-        <w:behaviors>
-          <w:behavior w:val="content"/>
-        </w:behaviors>
-        <w:guid w:val="{1083DDF5-289C-44FA-8D82-71A5E7D626FE}"/>
-      </w:docPartPr>
-      <w:docPartBody>
-        <w:p>
-          <w:pPr>
-            <w:pStyle w:val="B7AF74C5FA6E4CC78E33BCC55893B4D8"/>
-          </w:pPr>
-          <w:r>
-            <w:t>[Company Name]</w:t>
-          </w:r>
-        </w:p>
-      </w:docPartBody>
-    </w:docPart>
-    <w:docPart>
-      <w:docPartPr>
-        <w:name w:val="68AD57AD34A74EBC90E06169A68D36C0"/>
-        <w:category>
-          <w:name w:val="General"/>
-          <w:gallery w:val="placeholder"/>
-        </w:category>
-        <w:types>
-          <w:type w:val="bbPlcHdr"/>
-        </w:types>
-        <w:behaviors>
-          <w:behavior w:val="content"/>
-        </w:behaviors>
-        <w:guid w:val="{1D015C19-E948-4363-B5C5-485D81A77110}"/>
-      </w:docPartPr>
-      <w:docPartBody>
-        <w:p>
-          <w:pPr>
-            <w:pStyle w:val="68AD57AD34A74EBC90E06169A68D36C0"/>
-          </w:pPr>
-          <w:r>
-            <w:t>[Dates From]</w:t>
-          </w:r>
-        </w:p>
-      </w:docPartBody>
-    </w:docPart>
-    <w:docPart>
-      <w:docPartPr>
-        <w:name w:val="B820F1C392D3435A98F193F951E74A59"/>
-        <w:category>
-          <w:name w:val="General"/>
-          <w:gallery w:val="placeholder"/>
-        </w:category>
-        <w:types>
-          <w:type w:val="bbPlcHdr"/>
-        </w:types>
-        <w:behaviors>
-          <w:behavior w:val="content"/>
-        </w:behaviors>
-        <w:guid w:val="{F8EF4E2E-4F6F-4907-82B6-A8892F68B2D8}"/>
-      </w:docPartPr>
-      <w:docPartBody>
-        <w:p>
-          <w:pPr>
-            <w:pStyle w:val="B820F1C392D3435A98F193F951E74A59"/>
-          </w:pPr>
-          <w:r>
-            <w:t>[To]</w:t>
-          </w:r>
-        </w:p>
-      </w:docPartBody>
-    </w:docPart>
-    <w:docPart>
-      <w:docPartPr>
-        <w:name w:val="AAB9C766DAC24988B8F09748B36DCD1B"/>
-        <w:category>
-          <w:name w:val="General"/>
-          <w:gallery w:val="placeholder"/>
-        </w:category>
-        <w:types>
-          <w:type w:val="bbPlcHdr"/>
-        </w:types>
-        <w:behaviors>
-          <w:behavior w:val="content"/>
-        </w:behaviors>
-        <w:guid w:val="{80844F19-6126-4A5D-AA5B-6CE65EA7A8A3}"/>
-      </w:docPartPr>
-      <w:docPartBody>
-        <w:p>
-          <w:pPr>
-            <w:pStyle w:val="AAB9C766DAC24988B8F09748B36DCD1B"/>
-          </w:pPr>
-          <w:r>
-            <w:t>[Job Title]</w:t>
-          </w:r>
-        </w:p>
-      </w:docPartBody>
-    </w:docPart>
-    <w:docPart>
-      <w:docPartPr>
-        <w:name w:val="8091687489E9470691B3C08C66D124DE"/>
-        <w:category>
-          <w:name w:val="General"/>
-          <w:gallery w:val="placeholder"/>
-        </w:category>
-        <w:types>
-          <w:type w:val="bbPlcHdr"/>
-        </w:types>
-        <w:behaviors>
-          <w:behavior w:val="content"/>
-        </w:behaviors>
-        <w:guid w:val="{4B1E3274-426B-4DBE-A9CB-2551BF7195E5}"/>
-      </w:docPartPr>
-      <w:docPartBody>
-        <w:p>
-          <w:pPr>
-            <w:pStyle w:val="8091687489E9470691B3C08C66D124DE"/>
-          </w:pPr>
-          <w:r>
-            <w:t>[Job Position]</w:t>
-          </w:r>
-        </w:p>
-      </w:docPartBody>
-    </w:docPart>
-    <w:docPart>
-      <w:docPartPr>
-        <w:name w:val="A3C2B69F1A96445A8BDAD915290694C9"/>
-        <w:category>
-          <w:name w:val="General"/>
-          <w:gallery w:val="placeholder"/>
-        </w:category>
-        <w:types>
-          <w:type w:val="bbPlcHdr"/>
-        </w:types>
-        <w:behaviors>
-          <w:behavior w:val="content"/>
-        </w:behaviors>
-        <w:guid w:val="{A3A3F969-9784-4766-A851-F6323EA58714}"/>
-      </w:docPartPr>
-      <w:docPartBody>
-        <w:p>
-          <w:pPr>
-            <w:pStyle w:val="A3C2B69F1A96445A8BDAD915290694C9"/>
-          </w:pPr>
-          <w:r>
-            <w:t>[Company Name]</w:t>
-          </w:r>
-        </w:p>
-      </w:docPartBody>
-    </w:docPart>
-    <w:docPart>
-      <w:docPartPr>
-        <w:name w:val="7631F2D0863A4007978D6EB169D8E878"/>
-        <w:category>
-          <w:name w:val="General"/>
-          <w:gallery w:val="placeholder"/>
-        </w:category>
-        <w:types>
-          <w:type w:val="bbPlcHdr"/>
-        </w:types>
-        <w:behaviors>
-          <w:behavior w:val="content"/>
-        </w:behaviors>
-        <w:guid w:val="{2DB2C290-F09C-4886-9532-0E5D9181ED60}"/>
-      </w:docPartPr>
-      <w:docPartBody>
-        <w:p>
-          <w:pPr>
-            <w:pStyle w:val="7631F2D0863A4007978D6EB169D8E878"/>
-          </w:pPr>
-          <w:r>
-            <w:t>[This is the place for a brief summary of your key responsibilities and most stellar</w:t>
-          </w:r>
-          <w:r>
-            <w:br/>
-            <w:t>accomplishments.]</w:t>
-          </w:r>
-        </w:p>
-      </w:docPartBody>
-    </w:docPart>
-    <w:docPart>
-      <w:docPartPr>
-        <w:name w:val="7F639A54053B404FB18CD4EEF6726A32"/>
-        <w:category>
-          <w:name w:val="General"/>
-          <w:gallery w:val="placeholder"/>
-        </w:category>
-        <w:types>
-          <w:type w:val="bbPlcHdr"/>
-        </w:types>
-        <w:behaviors>
-          <w:behavior w:val="content"/>
-        </w:behaviors>
-        <w:guid w:val="{B0A4A8D5-A4D8-4942-BF68-64723C84865B}"/>
-      </w:docPartPr>
-      <w:docPartBody>
-        <w:p>
-          <w:pPr>
-            <w:pStyle w:val="7F639A54053B404FB18CD4EEF6726A32"/>
-          </w:pPr>
-          <w:r>
-            <w:rPr>
-              <w:b/>
-            </w:rPr>
-            <w:t>[School Name]</w:t>
-          </w:r>
-        </w:p>
-      </w:docPartBody>
-    </w:docPart>
-    <w:docPart>
-      <w:docPartPr>
-        <w:name w:val="CE8EB3F8AC574614A3F3BFCE836A8412"/>
-        <w:category>
-          <w:name w:val="General"/>
-          <w:gallery w:val="placeholder"/>
-        </w:category>
-        <w:types>
-          <w:type w:val="bbPlcHdr"/>
-        </w:types>
-        <w:behaviors>
-          <w:behavior w:val="content"/>
-        </w:behaviors>
-        <w:guid w:val="{D60AFD68-4F88-4E87-81D2-4E22411C4193}"/>
-      </w:docPartPr>
-      <w:docPartBody>
-        <w:p>
-          <w:pPr>
-            <w:pStyle w:val="CE8EB3F8AC574614A3F3BFCE836A8412"/>
-          </w:pPr>
-          <w:r>
-            <w:t>[</w:t>
-          </w:r>
-          <w:r>
-            <w:t>City, State</w:t>
-          </w:r>
-          <w:r>
-            <w:t>]</w:t>
-          </w:r>
-        </w:p>
-      </w:docPartBody>
-    </w:docPart>
-    <w:docPart>
-      <w:docPartPr>
-        <w:name w:val="B707AE8093324F7E9F1E7860B15DCCAF"/>
-        <w:category>
-          <w:name w:val="General"/>
-          <w:gallery w:val="placeholder"/>
-        </w:category>
-        <w:types>
-          <w:type w:val="bbPlcHdr"/>
-        </w:types>
-        <w:behaviors>
-          <w:behavior w:val="content"/>
-        </w:behaviors>
-        <w:guid w:val="{1FE86BAD-4D63-4CAC-9ACD-6751F83A1EB3}"/>
-      </w:docPartPr>
-      <w:docPartBody>
-        <w:p>
-          <w:pPr>
-            <w:pStyle w:val="B707AE8093324F7E9F1E7860B15DCCAF"/>
-          </w:pPr>
-          <w:r>
-            <w:t>[You might want to include your GPA here and a brief summary of relevant coursework,</w:t>
-          </w:r>
-          <w:r>
-            <w:br/>
-            <w:t>awards, and honors.]</w:t>
-          </w:r>
-        </w:p>
-      </w:docPartBody>
-    </w:docPart>
-    <w:docPart>
-      <w:docPartPr>
-        <w:name w:val="0FBF17A9BA594C748AC298E424BE35B8"/>
-        <w:category>
-          <w:name w:val="General"/>
-          <w:gallery w:val="placeholder"/>
-        </w:category>
-        <w:types>
-          <w:type w:val="bbPlcHdr"/>
-        </w:types>
-        <w:behaviors>
-          <w:behavior w:val="content"/>
-        </w:behaviors>
-        <w:guid w:val="{98B9CD5C-5118-4372-B5FA-B6EDF67DD542}"/>
-      </w:docPartPr>
-      <w:docPartBody>
-        <w:p>
-          <w:pPr>
-            <w:pStyle w:val="0FBF17A9BA594C748AC298E424BE35B8"/>
-          </w:pPr>
-          <w:r>
-            <w:t>[You delivered that big presentation to rave reviews.</w:t>
-          </w:r>
-          <w:r>
-            <w:br/>
-            <w:t>Don’t be shy about it now!</w:t>
-          </w:r>
-          <w:r>
-            <w:br/>
-            <w:t>This is the place to show how well you work and play with others.]</w:t>
-          </w:r>
-        </w:p>
-      </w:docPartBody>
-    </w:docPart>
-    <w:docPart>
-      <w:docPartPr>
-        <w:name w:val="1F7F2161BA6E450692B7526CEEA4231F"/>
-        <w:category>
-          <w:name w:val="General"/>
-          <w:gallery w:val="placeholder"/>
-        </w:category>
-        <w:types>
-          <w:type w:val="bbPlcHdr"/>
-        </w:types>
-        <w:behaviors>
-          <w:behavior w:val="content"/>
-        </w:behaviors>
-        <w:guid w:val="{20CA559A-89FE-44FE-B548-DD26287A45B8}"/>
-      </w:docPartPr>
-      <w:docPartBody>
-        <w:p>
-          <w:pPr>
-            <w:pStyle w:val="1F7F2161BA6E450692B7526CEEA4231F"/>
-          </w:pPr>
-          <w:r>
-            <w:t>[Are you president of your fraternity, head of the condo board,</w:t>
-          </w:r>
-          <w:r>
-            <w:br/>
-            <w:t>or a team lead for your favorite charity?</w:t>
-          </w:r>
-          <w:r>
-            <w:br/>
-            <w:t>You’re a natural leader—tell it like it is!]</w:t>
-          </w:r>
-        </w:p>
-      </w:docPartBody>
-    </w:docPart>
-    <w:docPart>
-      <w:docPartPr>
-        <w:name w:val="C0CFF522BF704ED8BF6F6859FA24B660"/>
-        <w:category>
-          <w:name w:val="General"/>
-          <w:gallery w:val="placeholder"/>
-        </w:category>
-        <w:types>
-          <w:type w:val="bbPlcHdr"/>
-        </w:types>
-        <w:behaviors>
-          <w:behavior w:val="content"/>
-        </w:behaviors>
-        <w:guid w:val="{A74C0018-30EB-43BC-BF0C-11AB4E1FA82D}"/>
-      </w:docPartPr>
-      <w:docPartBody>
-        <w:p>
-          <w:pPr>
-            <w:pStyle w:val="C0CFF522BF704ED8BF6F6859FA24B660"/>
-          </w:pPr>
-          <w:r>
-            <w:t>[Available upon request.]</w:t>
-          </w:r>
-        </w:p>
-      </w:docPartBody>
-    </w:docPart>
-  </w:docParts>
-</w:glossaryDocument>
-</file>
-
-<file path=word/glossary/fontTable.xml><?xml version="1.0" encoding="utf-8"?>
-<w:fonts xmlns:mc="http://schemas.openxmlformats.org/markup-compatibility/2006" xmlns:r="http://schemas.openxmlformats.org/officeDocument/2006/relationships" xmlns:w="http://schemas.openxmlformats.org/wordprocessingml/2006/main" xmlns:w14="http://schemas.microsoft.com/office/word/2010/wordml" xmlns:w15="http://schemas.microsoft.com/office/word/2012/wordml" xmlns:w16cex="http://schemas.microsoft.com/office/word/2018/wordml/cex" xmlns:w16cid="http://schemas.microsoft.com/office/word/2016/wordml/cid" xmlns:w16="http://schemas.microsoft.com/office/word/2018/wordml" xmlns:w16du="http://schemas.microsoft.com/office/word/2023/wordml/word16du" xmlns:w16sdtdh="http://schemas.microsoft.com/office/word/2020/wordml/sdtdatahash" xmlns:w16sdtfl="http://schemas.microsoft.com/office/word/2024/wordml/sdtformatlock" xmlns:w16se="http://schemas.microsoft.com/office/word/2015/wordml/symex" mc:Ignorable="w14 w15 w16se w16cid w16 w16cex w16sdtdh w16sdtfl w16du">
-  <w:font w:name="Symbol">
-    <w:panose1 w:val="05050102010706020507"/>
-    <w:charset w:val="02"/>
-    <w:family w:val="roman"/>
-    <w:pitch w:val="variable"/>
-    <w:sig w:usb0="00000000" w:usb1="10000000" w:usb2="00000000" w:usb3="00000000" w:csb0="80000000" w:csb1="00000000"/>
-  </w:font>
-  <w:font w:name="Times New Roman">
-    <w:panose1 w:val="02020603050405020304"/>
-    <w:charset w:val="00"/>
-    <w:family w:val="roman"/>
-    <w:pitch w:val="variable"/>
-    <w:sig w:usb0="E0002EFF" w:usb1="C000785B" w:usb2="00000009" w:usb3="00000000" w:csb0="000001FF" w:csb1="00000000"/>
-  </w:font>
-  <w:font w:name="Courier New">
-    <w:panose1 w:val="02070309020205020404"/>
-    <w:charset w:val="00"/>
-    <w:family w:val="modern"/>
-    <w:pitch w:val="fixed"/>
-    <w:sig w:usb0="E0002EFF" w:usb1="C0007843" w:usb2="00000009" w:usb3="00000000" w:csb0="000001FF" w:csb1="00000000"/>
-  </w:font>
-  <w:font w:name="Wingdings">
-    <w:panose1 w:val="05000000000000000000"/>
-    <w:charset w:val="02"/>
-    <w:family w:val="auto"/>
-    <w:pitch w:val="variable"/>
-    <w:sig w:usb0="00000000" w:usb1="10000000" w:usb2="00000000" w:usb3="00000000" w:csb0="80000000" w:csb1="00000000"/>
-  </w:font>
-  <w:font w:name="Corbel">
-    <w:panose1 w:val="020B0503020204020204"/>
-    <w:charset w:val="00"/>
-    <w:family w:val="swiss"/>
-    <w:pitch w:val="variable"/>
-    <w:sig w:usb0="A00002EF" w:usb1="4000A44B" w:usb2="00000000" w:usb3="00000000" w:csb0="0000019F" w:csb1="00000000"/>
-  </w:font>
-  <w:font w:name="Calibri">
-    <w:panose1 w:val="020F0502020204030204"/>
-    <w:charset w:val="00"/>
-    <w:family w:val="swiss"/>
-    <w:pitch w:val="variable"/>
-    <w:sig w:usb0="E4002EFF" w:usb1="C200247B" w:usb2="00000009" w:usb3="00000000" w:csb0="000001FF" w:csb1="00000000"/>
-  </w:font>
-  <w:font w:name="Georgia">
-    <w:panose1 w:val="02040502050405020303"/>
-    <w:charset w:val="00"/>
-    <w:family w:val="roman"/>
-    <w:pitch w:val="variable"/>
-    <w:sig w:usb0="00000287" w:usb1="00000000" w:usb2="00000000" w:usb3="00000000" w:csb0="0000009F" w:csb1="00000000"/>
-  </w:font>
-  <w:font w:name="Oswald-Light">
-    <w:charset w:val="00"/>
-    <w:family w:val="auto"/>
-    <w:pitch w:val="variable"/>
-    <w:sig w:usb0="20000207" w:usb1="00000000" w:usb2="00000000" w:usb3="00000000" w:csb0="00000197" w:csb1="00000000"/>
-  </w:font>
-  <w:font w:name="MS Mincho">
-    <w:panose1 w:val="02020609040205080304"/>
-    <w:charset w:val="80"/>
-    <w:family w:val="modern"/>
-    <w:pitch w:val="fixed"/>
-    <w:sig w:usb0="E00002FF" w:usb1="6AC7FDFB" w:usb2="08000012" w:usb3="00000000" w:csb0="0002009F" w:csb1="00000000"/>
-  </w:font>
-  <w:font w:name="Aptos">
-    <w:charset w:val="00"/>
-    <w:family w:val="swiss"/>
-    <w:pitch w:val="variable"/>
-    <w:sig w:usb0="20000287" w:usb1="00000003" w:usb2="00000000" w:usb3="00000000" w:csb0="0000019F" w:csb1="00000000"/>
-  </w:font>
-  <w:font w:name="Aptos Display">
-    <w:charset w:val="00"/>
-    <w:family w:val="swiss"/>
-    <w:pitch w:val="variable"/>
-    <w:sig w:usb0="20000287" w:usb1="00000003" w:usb2="00000000" w:usb3="00000000" w:csb0="0000019F" w:csb1="00000000"/>
-  </w:font>
-</w:fonts>
-</file>
-
-<file path=word/glossary/settings.xml><?xml version="1.0" encoding="utf-8"?>
-<w:settings xmlns:mc="http://schemas.openxmlformats.org/markup-compatibility/2006" xmlns:o="urn:schemas-microsoft-com:office:office" xmlns:r="http://schemas.openxmlformats.org/officeDocument/2006/relationships" xmlns:m="http://schemas.openxmlformats.org/officeDocument/2006/math" xmlns:v="urn:schemas-microsoft-com:vml" xmlns:w10="urn:schemas-microsoft-com:office:word" xmlns:w="http://schemas.openxmlformats.org/wordprocessingml/2006/main" xmlns:w14="http://schemas.microsoft.com/office/word/2010/wordml" xmlns:w15="http://schemas.microsoft.com/office/word/2012/wordml" xmlns:w16cex="http://schemas.microsoft.com/office/word/2018/wordml/cex" xmlns:w16cid="http://schemas.microsoft.com/office/word/2016/wordml/cid" xmlns:w16="http://schemas.microsoft.com/office/word/2018/wordml" xmlns:w16du="http://schemas.microsoft.com/office/word/2023/wordml/word16du" xmlns:w16sdtdh="http://schemas.microsoft.com/office/word/2020/wordml/sdtdatahash" xmlns:w16sdtfl="http://schemas.microsoft.com/office/word/2024/wordml/sdtformatlock" xmlns:w16se="http://schemas.microsoft.com/office/word/2015/wordml/symex" xmlns:sl="http://schemas.openxmlformats.org/schemaLibrary/2006/main" mc:Ignorable="w14 w15 w16se w16cid w16 w16cex w16sdtdh w16sdtfl w16du">
-  <w:view w:val="normal"/>
-  <w:defaultTabStop w:val="720"/>
-  <w:characterSpacingControl w:val="doNotCompress"/>
-  <w:compat>
-    <w:useFELayout/>
-    <w:compatSetting w:name="compatibilityMode" w:uri="http://schemas.microsoft.com/office/word" w:val="15"/>
-    <w:compatSetting w:name="overrideTableStyleFontSizeAndJustification" w:uri="http://schemas.microsoft.com/office/word" w:val="1"/>
-    <w:compatSetting w:name="enableOpenTypeFeatures" w:uri="http://schemas.microsoft.com/office/word" w:val="1"/>
-    <w:compatSetting w:name="doNotFlipMirrorIndents" w:uri="http://schemas.microsoft.com/office/word" w:val="1"/>
-    <w:compatSetting w:name="differentiateMultirowTableHeaders" w:uri="http://schemas.microsoft.com/office/word" w:val="1"/>
-    <w:compatSetting w:name="useWord2013TrackBottomHyphenation" w:uri="http://schemas.microsoft.com/office/word" w:val="0"/>
-  </w:compat>
-  <w:rsids>
-    <w:rsidRoot w:val="0000471B"/>
-    <w:rsid w:val="0000471B"/>
-    <w:rsid w:val="00162EAB"/>
-    <w:rsid w:val="00427A86"/>
-    <w:rsid w:val="005B59AC"/>
-    <w:rsid w:val="00624E10"/>
-    <w:rsid w:val="00717629"/>
-    <w:rsid w:val="00971230"/>
-    <w:rsid w:val="009C049B"/>
-    <w:rsid w:val="009F51D0"/>
-    <w:rsid w:val="00BD440D"/>
-    <w:rsid w:val="00C435D1"/>
-    <w:rsid w:val="00FB4553"/>
-  </w:rsids>
-  <m:mathPr>
-    <m:mathFont m:val="Cambria Math"/>
-    <m:brkBin m:val="before"/>
-    <m:brkBinSub m:val="--"/>
-    <m:smallFrac m:val="0"/>
-    <m:dispDef/>
-    <m:lMargin m:val="0"/>
-    <m:rMargin m:val="0"/>
-    <m:defJc m:val="centerGroup"/>
-    <m:wrapIndent m:val="1440"/>
-    <m:intLim m:val="subSup"/>
-    <m:naryLim m:val="undOvr"/>
-  </m:mathPr>
-  <w:themeFontLang w:val="en-US"/>
-  <w:clrSchemeMapping w:bg1="light1" w:t1="dark1" w:bg2="light2" w:t2="dark2" w:accent1="accent1" w:accent2="accent2" w:accent3="accent3" w:accent4="accent4" w:accent5="accent5" w:accent6="accent6" w:hyperlink="hyperlink" w:followedHyperlink="followedHyperlink"/>
-  <w:decimalSymbol w:val="."/>
-  <w:listSeparator w:val=","/>
-  <w15:chartTrackingRefBased/>
-</w:settings>
-</file>
-
-<file path=word/glossary/styles.xml><?xml version="1.0" encoding="utf-8"?>
-<w:styles xmlns:mc="http://schemas.openxmlformats.org/markup-compatibility/2006" xmlns:r="http://schemas.openxmlformats.org/officeDocument/2006/relationships" xmlns:w="http://schemas.openxmlformats.org/wordprocessingml/2006/main" xmlns:w14="http://schemas.microsoft.com/office/word/2010/wordml" xmlns:w15="http://schemas.microsoft.com/office/word/2012/wordml" xmlns:w16cex="http://schemas.microsoft.com/office/word/2018/wordml/cex" xmlns:w16cid="http://schemas.microsoft.com/office/word/2016/wordml/cid" xmlns:w16="http://schemas.microsoft.com/office/word/2018/wordml" xmlns:w16du="http://schemas.microsoft.com/office/word/2023/wordml/word16du" xmlns:w16sdtdh="http://schemas.microsoft.com/office/word/2020/wordml/sdtdatahash" xmlns:w16sdtfl="http://schemas.microsoft.com/office/word/2024/wordml/sdtformatlock" xmlns:w16se="http://schemas.microsoft.com/office/word/2015/wordml/symex" mc:Ignorable="w14 w15 w16se w16cid w16 w16cex w16sdtdh w16sdtfl w16du">
-  <w:docDefaults>
-    <w:rPrDefault>
-      <w:rPr>
-        <w:rFonts w:asciiTheme="minorHAnsi" w:eastAsiaTheme="minorEastAsia" w:hAnsiTheme="minorHAnsi" w:cstheme="minorBidi"/>
-        <w:kern w:val="2"/>
-        <w:sz w:val="24"/>
-        <w:szCs w:val="24"/>
-        <w:lang w:val="en-US" w:eastAsia="en-US" w:bidi="ar-SA"/>
-        <w14:ligatures w14:val="standardContextual"/>
-      </w:rPr>
-    </w:rPrDefault>
-    <w:pPrDefault>
-      <w:pPr>
-        <w:spacing w:after="160" w:line="278" w:lineRule="auto"/>
-      </w:pPr>
-    </w:pPrDefault>
-  </w:docDefaults>
-  <w:latentStyles w:defLockedState="0" w:defUIPriority="99" w:defSemiHidden="0" w:defUnhideWhenUsed="0" w:defQFormat="0" w:count="376">
-    <w:lsdException w:name="Normal" w:uiPriority="0" w:qFormat="1"/>
-    <w:lsdException w:name="heading 1" w:uiPriority="9" w:qFormat="1"/>
-    <w:lsdException w:name="heading 2" w:semiHidden="1" w:uiPriority="9" w:unhideWhenUsed="1" w:qFormat="1"/>
-    <w:lsdException w:name="heading 3" w:semiHidden="1" w:uiPriority="9" w:unhideWhenUsed="1" w:qFormat="1"/>
-    <w:lsdException w:name="heading 4" w:semiHidden="1" w:uiPriority="9" w:unhideWhenUsed="1" w:qFormat="1"/>
-    <w:lsdException w:name="heading 5" w:semiHidden="1" w:uiPriority="9" w:unhideWhenUsed="1" w:qFormat="1"/>
-    <w:lsdException w:name="heading 6" w:semiHidden="1" w:uiPriority="9" w:unhideWhenUsed="1" w:qFormat="1"/>
-    <w:lsdException w:name="heading 7" w:semiHidden="1" w:uiPriority="9" w:unhideWhenUsed="1" w:qFormat="1"/>
-    <w:lsdException w:name="heading 8" w:semiHidden="1" w:uiPriority="9" w:unhideWhenUsed="1" w:qFormat="1"/>
-    <w:lsdException w:name="heading 9" w:semiHidden="1" w:uiPriority="9" w:unhideWhenUsed="1" w:qFormat="1"/>
-    <w:lsdException w:name="index 1" w:semiHidden="1" w:unhideWhenUsed="1"/>
-    <w:lsdException w:name="index 2" w:semiHidden="1" w:unhideWhenUsed="1"/>
-    <w:lsdException w:name="index 3" w:semiHidden="1" w:unhideWhenUsed="1"/>
-    <w:lsdException w:name="index 4" w:semiHidden="1" w:unhideWhenUsed="1"/>
-    <w:lsdException w:name="index 5" w:semiHidden="1" w:unhideWhenUsed="1"/>
-    <w:lsdException w:name="index 6" w:semiHidden="1" w:unhideWhenUsed="1"/>
-    <w:lsdException w:name="index 7" w:semiHidden="1" w:unhideWhenUsed="1"/>
-    <w:lsdException w:name="index 8" w:semiHidden="1" w:unhideWhenUsed="1"/>
-    <w:lsdException w:name="index 9" w:semiHidden="1" w:unhideWhenUsed="1"/>
-    <w:lsdException w:name="toc 1" w:semiHidden="1" w:uiPriority="39" w:unhideWhenUsed="1"/>
-    <w:lsdException w:name="toc 2" w:semiHidden="1" w:uiPriority="39" w:unhideWhenUsed="1"/>
-    <w:lsdException w:name="toc 3" w:semiHidden="1" w:uiPriority="39" w:unhideWhenUsed="1"/>
-    <w:lsdException w:name="toc 4" w:semiHidden="1" w:uiPriority="39" w:unhideWhenUsed="1"/>
-    <w:lsdException w:name="toc 5" w:semiHidden="1" w:uiPriority="39" w:unhideWhenUsed="1"/>
-    <w:lsdException w:name="toc 6" w:semiHidden="1" w:uiPriority="39" w:unhideWhenUsed="1"/>
-    <w:lsdException w:name="toc 7" w:semiHidden="1" w:uiPriority="39" w:unhideWhenUsed="1"/>
-    <w:lsdException w:name="toc 8" w:semiHidden="1" w:uiPriority="39" w:unhideWhenUsed="1"/>
-    <w:lsdException w:name="toc 9" w:semiHidden="1" w:uiPriority="39" w:unhideWhenUsed="1"/>
-    <w:lsdException w:name="Normal Indent" w:semiHidden="1" w:unhideWhenUsed="1"/>
-    <w:lsdException w:name="footnote text" w:semiHidden="1" w:unhideWhenUsed="1"/>
-    <w:lsdException w:name="annotation text" w:semiHidden="1" w:unhideWhenUsed="1"/>
-    <w:lsdException w:name="header" w:semiHidden="1" w:unhideWhenUsed="1"/>
-    <w:lsdException w:name="footer" w:semiHidden="1" w:unhideWhenUsed="1"/>
-    <w:lsdException w:name="index heading" w:semiHidden="1" w:unhideWhenUsed="1"/>
-    <w:lsdException w:name="caption" w:semiHidden="1" w:uiPriority="35" w:unhideWhenUsed="1" w:qFormat="1"/>
-    <w:lsdException w:name="table of figures" w:semiHidden="1" w:unhideWhenUsed="1"/>
-    <w:lsdException w:name="envelope address" w:semiHidden="1" w:unhideWhenUsed="1"/>
-    <w:lsdException w:name="envelope return" w:semiHidden="1" w:unhideWhenUsed="1"/>
-    <w:lsdException w:name="footnote reference" w:semiHidden="1" w:unhideWhenUsed="1"/>
-    <w:lsdException w:name="annotation reference" w:semiHidden="1" w:unhideWhenUsed="1"/>
-    <w:lsdException w:name="line number" w:semiHidden="1" w:unhideWhenUsed="1"/>
-    <w:lsdException w:name="page number" w:semiHidden="1" w:unhideWhenUsed="1"/>
-    <w:lsdException w:name="endnote reference" w:semiHidden="1" w:unhideWhenUsed="1"/>
-    <w:lsdException w:name="endnote text" w:semiHidden="1" w:unhideWhenUsed="1"/>
-    <w:lsdException w:name="table of authorities" w:semiHidden="1" w:unhideWhenUsed="1"/>
-    <w:lsdException w:name="macro" w:semiHidden="1" w:unhideWhenUsed="1"/>
-    <w:lsdException w:name="toa heading" w:semiHidden="1" w:unhideWhenUsed="1"/>
-    <w:lsdException w:name="List" w:semiHidden="1" w:unhideWhenUsed="1"/>
-    <w:lsdException w:name="List Bullet" w:semiHidden="1" w:unhideWhenUsed="1"/>
-    <w:lsdException w:name="List Number" w:semiHidden="1" w:unhideWhenUsed="1"/>
-    <w:lsdException w:name="List 2" w:semiHidden="1" w:unhideWhenUsed="1"/>
-    <w:lsdException w:name="List 3" w:semiHidden="1" w:unhideWhenUsed="1"/>
-    <w:lsdException w:name="List 4" w:semiHidden="1" w:unhideWhenUsed="1"/>
-    <w:lsdException w:name="List 5" w:semiHidden="1" w:unhideWhenUsed="1"/>
-    <w:lsdException w:name="List Bullet 2" w:semiHidden="1" w:unhideWhenUsed="1"/>
-    <w:lsdException w:name="List Bullet 3" w:semiHidden="1" w:unhideWhenUsed="1"/>
-    <w:lsdException w:name="List Bullet 4" w:semiHidden="1" w:unhideWhenUsed="1"/>
-    <w:lsdException w:name="List Bullet 5" w:semiHidden="1" w:unhideWhenUsed="1"/>
-    <w:lsdException w:name="List Number 2" w:semiHidden="1" w:unhideWhenUsed="1"/>
-    <w:lsdException w:name="List Number 3" w:semiHidden="1" w:unhideWhenUsed="1"/>
-    <w:lsdException w:name="List Number 4" w:semiHidden="1" w:unhideWhenUsed="1"/>
-    <w:lsdException w:name="List Number 5" w:semiHidden="1" w:unhideWhenUsed="1"/>
-    <w:lsdException w:name="Title" w:uiPriority="10" w:qFormat="1"/>
-    <w:lsdException w:name="Closing" w:semiHidden="1" w:unhideWhenUsed="1"/>
-    <w:lsdException w:name="Signature" w:semiHidden="1" w:unhideWhenUsed="1"/>
-    <w:lsdException w:name="Default Paragraph Font" w:semiHidden="1" w:uiPriority="1" w:unhideWhenUsed="1"/>
-    <w:lsdException w:name="Body Text" w:semiHidden="1" w:unhideWhenUsed="1"/>
-    <w:lsdException w:name="Body Text Indent" w:semiHidden="1" w:unhideWhenUsed="1"/>
-    <w:lsdException w:name="List Continue" w:semiHidden="1" w:unhideWhenUsed="1"/>
-    <w:lsdException w:name="List Continue 2" w:semiHidden="1" w:unhideWhenUsed="1"/>
-    <w:lsdException w:name="List Continue 3" w:semiHidden="1" w:unhideWhenUsed="1"/>
-    <w:lsdException w:name="List Continue 4" w:semiHidden="1" w:unhideWhenUsed="1"/>
-    <w:lsdException w:name="List Continue 5" w:semiHidden="1" w:unhideWhenUsed="1"/>
-    <w:lsdException w:name="Message Header" w:semiHidden="1" w:unhideWhenUsed="1"/>
-    <w:lsdException w:name="Subtitle" w:uiPriority="11" w:qFormat="1"/>
-    <w:lsdException w:name="Salutation" w:semiHidden="1" w:unhideWhenUsed="1"/>
-    <w:lsdException w:name="Date" w:semiHidden="1" w:unhideWhenUsed="1"/>
-    <w:lsdException w:name="Body Text First Indent" w:semiHidden="1" w:unhideWhenUsed="1"/>
-    <w:lsdException w:name="Body Text First Indent 2" w:semiHidden="1" w:unhideWhenUsed="1"/>
-    <w:lsdException w:name="Note Heading" w:semiHidden="1" w:unhideWhenUsed="1"/>
-    <w:lsdException w:name="Body Text 2" w:semiHidden="1" w:unhideWhenUsed="1"/>
-    <w:lsdException w:name="Body Text 3" w:semiHidden="1" w:unhideWhenUsed="1"/>
-    <w:lsdException w:name="Body Text Indent 2" w:semiHidden="1" w:unhideWhenUsed="1"/>
-    <w:lsdException w:name="Body Text Indent 3" w:semiHidden="1" w:unhideWhenUsed="1"/>
-    <w:lsdException w:name="Block Text" w:semiHidden="1" w:unhideWhenUsed="1"/>
-    <w:lsdException w:name="Hyperlink" w:semiHidden="1" w:unhideWhenUsed="1"/>
-    <w:lsdException w:name="FollowedHyperlink" w:semiHidden="1" w:unhideWhenUsed="1"/>
-    <w:lsdException w:name="Strong" w:uiPriority="22" w:qFormat="1"/>
-    <w:lsdException w:name="Emphasis" w:uiPriority="20" w:qFormat="1"/>
-    <w:lsdException w:name="Document Map" w:semiHidden="1" w:unhideWhenUsed="1"/>
-    <w:lsdException w:name="Plain Text" w:semiHidden="1" w:unhideWhenUsed="1"/>
-    <w:lsdException w:name="E-mail Signature" w:semiHidden="1" w:unhideWhenUsed="1"/>
-    <w:lsdException w:name="HTML Top of Form" w:semiHidden="1" w:unhideWhenUsed="1"/>
-    <w:lsdException w:name="HTML Bottom of Form" w:semiHidden="1" w:unhideWhenUsed="1"/>
-    <w:lsdException w:name="Normal (Web)" w:semiHidden="1" w:unhideWhenUsed="1"/>
-    <w:lsdException w:name="HTML Acronym" w:semiHidden="1" w:unhideWhenUsed="1"/>
-    <w:lsdException w:name="HTML Address" w:semiHidden="1" w:unhideWhenUsed="1"/>
-    <w:lsdException w:name="HTML Cite" w:semiHidden="1" w:unhideWhenUsed="1"/>
-    <w:lsdException w:name="HTML Code" w:semiHidden="1" w:unhideWhenUsed="1"/>
-    <w:lsdException w:name="HTML Definition" w:semiHidden="1" w:unhideWhenUsed="1"/>
-    <w:lsdException w:name="HTML Keyboard" w:semiHidden="1" w:unhideWhenUsed="1"/>
-    <w:lsdException w:name="HTML Preformatted" w:semiHidden="1" w:unhideWhenUsed="1"/>
-    <w:lsdException w:name="HTML Sample" w:semiHidden="1" w:unhideWhenUsed="1"/>
-    <w:lsdException w:name="HTML Typewriter" w:semiHidden="1" w:unhideWhenUsed="1"/>
-    <w:lsdException w:name="HTML Variable" w:semiHidden="1" w:unhideWhenUsed="1"/>
-    <w:lsdException w:name="Normal Table" w:semiHidden="1" w:unhideWhenUsed="1"/>
-    <w:lsdException w:name="annotation subject" w:semiHidden="1" w:unhideWhenUsed="1"/>
-    <w:lsdException w:name="No List" w:semiHidden="1" w:unhideWhenUsed="1"/>
-    <w:lsdException w:name="Outline List 1" w:semiHidden="1" w:unhideWhenUsed="1"/>
-    <w:lsdException w:name="Outline List 2" w:semiHidden="1" w:unhideWhenUsed="1"/>
-    <w:lsdException w:name="Outline List 3" w:semiHidden="1" w:unhideWhenUsed="1"/>
-    <w:lsdException w:name="Table Simple 1" w:semiHidden="1" w:unhideWhenUsed="1"/>
-    <w:lsdException w:name="Table Simple 2" w:semiHidden="1" w:unhideWhenUsed="1"/>
-    <w:lsdException w:name="Table Simple 3" w:semiHidden="1" w:unhideWhenUsed="1"/>
-    <w:lsdException w:name="Table Classic 1" w:semiHidden="1" w:unhideWhenUsed="1"/>
-    <w:lsdException w:name="Table Classic 2" w:semiHidden="1" w:unhideWhenUsed="1"/>
-    <w:lsdException w:name="Table Classic 3" w:semiHidden="1" w:unhideWhenUsed="1"/>
-    <w:lsdException w:name="Table Classic 4" w:semiHidden="1" w:unhideWhenUsed="1"/>
-    <w:lsdException w:name="Table Colorful 1" w:semiHidden="1" w:unhideWhenUsed="1"/>
-    <w:lsdException w:name="Table Colorful 2" w:semiHidden="1" w:unhideWhenUsed="1"/>
-    <w:lsdException w:name="Table Colorful 3" w:semiHidden="1" w:unhideWhenUsed="1"/>
-    <w:lsdException w:name="Table Columns 1" w:semiHidden="1" w:unhideWhenUsed="1"/>
-    <w:lsdException w:name="Table Columns 2" w:semiHidden="1" w:unhideWhenUsed="1"/>
-    <w:lsdException w:name="Table Columns 3" w:semiHidden="1" w:unhideWhenUsed="1"/>
-    <w:lsdException w:name="Table Columns 4" w:semiHidden="1" w:unhideWhenUsed="1"/>
-    <w:lsdException w:name="Table Columns 5" w:semiHidden="1" w:unhideWhenUsed="1"/>
-    <w:lsdException w:name="Table Grid 1" w:semiHidden="1" w:unhideWhenUsed="1"/>
-    <w:lsdException w:name="Table Grid 2" w:semiHidden="1" w:unhideWhenUsed="1"/>
-    <w:lsdException w:name="Table Grid 3" w:semiHidden="1" w:unhideWhenUsed="1"/>
-    <w:lsdException w:name="Table Grid 4" w:semiHidden="1" w:unhideWhenUsed="1"/>
-    <w:lsdException w:name="Table Grid 5" w:semiHidden="1" w:unhideWhenUsed="1"/>
-    <w:lsdException w:name="Table Grid 6" w:semiHidden="1" w:unhideWhenUsed="1"/>
-    <w:lsdException w:name="Table Grid 7" w:semiHidden="1" w:unhideWhenUsed="1"/>
-    <w:lsdException w:name="Table Grid 8" w:semiHidden="1" w:unhideWhenUsed="1"/>
-    <w:lsdException w:name="Table List 1" w:semiHidden="1" w:unhideWhenUsed="1"/>
-    <w:lsdException w:name="Table List 2" w:semiHidden="1" w:unhideWhenUsed="1"/>
-    <w:lsdException w:name="Table List 3" w:semiHidden="1" w:unhideWhenUsed="1"/>
-    <w:lsdException w:name="Table List 4" w:semiHidden="1" w:unhideWhenUsed="1"/>
-    <w:lsdException w:name="Table List 5" w:semiHidden="1" w:unhideWhenUsed="1"/>
-    <w:lsdException w:name="Table List 6" w:semiHidden="1" w:unhideWhenUsed="1"/>
-    <w:lsdException w:name="Table List 7" w:semiHidden="1" w:unhideWhenUsed="1"/>
-    <w:lsdException w:name="Table List 8" w:semiHidden="1" w:unhideWhenUsed="1"/>
-    <w:lsdException w:name="Table 3D effects 1" w:semiHidden="1" w:unhideWhenUsed="1"/>
-    <w:lsdException w:name="Table 3D effects 2" w:semiHidden="1" w:unhideWhenUsed="1"/>
-    <w:lsdException w:name="Table 3D effects 3" w:semiHidden="1" w:unhideWhenUsed="1"/>
-    <w:lsdException w:name="Table Contemporary" w:semiHidden="1" w:unhideWhenUsed="1"/>
-    <w:lsdException w:name="Table Elegant" w:semiHidden="1" w:unhideWhenUsed="1"/>
-    <w:lsdException w:name="Table Professional" w:semiHidden="1" w:unhideWhenUsed="1"/>
-    <w:lsdException w:name="Table Subtle 1" w:semiHidden="1" w:unhideWhenUsed="1"/>
-    <w:lsdException w:name="Table Subtle 2" w:semiHidden="1" w:unhideWhenUsed="1"/>
-    <w:lsdException w:name="Table Web 1" w:semiHidden="1" w:unhideWhenUsed="1"/>
-    <w:lsdException w:name="Table Web 2" w:semiHidden="1" w:unhideWhenUsed="1"/>
-    <w:lsdException w:name="Table Web 3" w:semiHidden="1" w:unhideWhenUsed="1"/>
-    <w:lsdException w:name="Balloon Text" w:semiHidden="1" w:unhideWhenUsed="1"/>
-    <w:lsdException w:name="Table Grid" w:uiPriority="39"/>
-    <w:lsdException w:name="Table Theme" w:semiHidden="1" w:unhideWhenUsed="1"/>
-    <w:lsdException w:name="Placeholder Text" w:semiHidden="1"/>
-    <w:lsdException w:name="No Spacing" w:uiPriority="1" w:qFormat="1"/>
-    <w:lsdException w:name="Light Shading" w:uiPriority="60"/>
-    <w:lsdException w:name="Light List" w:uiPriority="61"/>
-    <w:lsdException w:name="Light Grid" w:uiPriority="62"/>
-    <w:lsdException w:name="Medium Shading 1" w:uiPriority="63"/>
-    <w:lsdException w:name="Medium Shading 2" w:uiPriority="64"/>
-    <w:lsdException w:name="Medium List 1" w:uiPriority="65"/>
-    <w:lsdException w:name="Medium List 2" w:uiPriority="66"/>
-    <w:lsdException w:name="Medium Grid 1" w:uiPriority="67"/>
-    <w:lsdException w:name="Medium Grid 2" w:uiPriority="68"/>
-    <w:lsdException w:name="Medium Grid 3" w:uiPriority="69"/>
-    <w:lsdException w:name="Dark List" w:uiPriority="70"/>
-    <w:lsdException w:name="Colorful Shading" w:uiPriority="71"/>
-    <w:lsdException w:name="Colorful List" w:uiPriority="72"/>
-    <w:lsdException w:name="Colorful Grid" w:uiPriority="73"/>
-    <w:lsdException w:name="Light Shading Accent 1" w:uiPriority="60"/>
-    <w:lsdException w:name="Light List Accent 1" w:uiPriority="61"/>
-    <w:lsdException w:name="Light Grid Accent 1" w:uiPriority="62"/>
-    <w:lsdException w:name="Medium Shading 1 Accent 1" w:uiPriority="63"/>
-    <w:lsdException w:name="Medium Shading 2 Accent 1" w:uiPriority="64"/>
-    <w:lsdException w:name="Medium List 1 Accent 1" w:uiPriority="65"/>
-    <w:lsdException w:name="Revision" w:semiHidden="1"/>
-    <w:lsdException w:name="List Paragraph" w:uiPriority="34" w:qFormat="1"/>
-    <w:lsdException w:name="Quote" w:uiPriority="29" w:qFormat="1"/>
-    <w:lsdException w:name="Intense Quote" w:uiPriority="30" w:qFormat="1"/>
-    <w:lsdException w:name="Medium List 2 Accent 1" w:uiPriority="66"/>
-    <w:lsdException w:name="Medium Grid 1 Accent 1" w:uiPriority="67"/>
-    <w:lsdException w:name="Medium Grid 2 Accent 1" w:uiPriority="68"/>
-    <w:lsdException w:name="Medium Grid 3 Accent 1" w:uiPriority="69"/>
-    <w:lsdException w:name="Dark List Accent 1" w:uiPriority="70"/>
-    <w:lsdException w:name="Colorful Shading Accent 1" w:uiPriority="71"/>
-    <w:lsdException w:name="Colorful List Accent 1" w:uiPriority="72"/>
-    <w:lsdException w:name="Colorful Grid Accent 1" w:uiPriority="73"/>
-    <w:lsdException w:name="Light Shading Accent 2" w:uiPriority="60"/>
-    <w:lsdException w:name="Light List Accent 2" w:uiPriority="61"/>
-    <w:lsdException w:name="Light Grid Accent 2" w:uiPriority="62"/>
-    <w:lsdException w:name="Medium Shading 1 Accent 2" w:uiPriority="63"/>
-    <w:lsdException w:name="Medium Shading 2 Accent 2" w:uiPriority="64"/>
-    <w:lsdException w:name="Medium List 1 Accent 2" w:uiPriority="65"/>
-    <w:lsdException w:name="Medium List 2 Accent 2" w:uiPriority="66"/>
-    <w:lsdException w:name="Medium Grid 1 Accent 2" w:uiPriority="67"/>
-    <w:lsdException w:name="Medium Grid 2 Accent 2" w:uiPriority="68"/>
-    <w:lsdException w:name="Medium Grid 3 Accent 2" w:uiPriority="69"/>
-    <w:lsdException w:name="Dark List Accent 2" w:uiPriority="70"/>
-    <w:lsdException w:name="Colorful Shading Accent 2" w:uiPriority="71"/>
-    <w:lsdException w:name="Colorful List Accent 2" w:uiPriority="72"/>
-    <w:lsdException w:name="Colorful Grid Accent 2" w:uiPriority="73"/>
-    <w:lsdException w:name="Light Shading Accent 3" w:uiPriority="60"/>
-    <w:lsdException w:name="Light List Accent 3" w:uiPriority="61"/>
-    <w:lsdException w:name="Light Grid Accent 3" w:uiPriority="62"/>
-    <w:lsdException w:name="Medium Shading 1 Accent 3" w:uiPriority="63"/>
-    <w:lsdException w:name="Medium Shading 2 Accent 3" w:uiPriority="64"/>
-    <w:lsdException w:name="Medium List 1 Accent 3" w:uiPriority="65"/>
-    <w:lsdException w:name="Medium List 2 Accent 3" w:uiPriority="66"/>
-    <w:lsdException w:name="Medium Grid 1 Accent 3" w:uiPriority="67"/>
-    <w:lsdException w:name="Medium Grid 2 Accent 3" w:uiPriority="68"/>
-    <w:lsdException w:name="Medium Grid 3 Accent 3" w:uiPriority="69"/>
-    <w:lsdException w:name="Dark List Accent 3" w:uiPriority="70"/>
-    <w:lsdException w:name="Colorful Shading Accent 3" w:uiPriority="71"/>
-    <w:lsdException w:name="Colorful List Accent 3" w:uiPriority="72"/>
-    <w:lsdException w:name="Colorful Grid Accent 3" w:uiPriority="73"/>
-    <w:lsdException w:name="Light Shading Accent 4" w:uiPriority="60"/>
-    <w:lsdException w:name="Light List Accent 4" w:uiPriority="61"/>
-    <w:lsdException w:name="Light Grid Accent 4" w:uiPriority="62"/>
-    <w:lsdException w:name="Medium Shading 1 Accent 4" w:uiPriority="63"/>
-    <w:lsdException w:name="Medium Shading 2 Accent 4" w:uiPriority="64"/>
-    <w:lsdException w:name="Medium List 1 Accent 4" w:uiPriority="65"/>
-    <w:lsdException w:name="Medium List 2 Accent 4" w:uiPriority="66"/>
-    <w:lsdException w:name="Medium Grid 1 Accent 4" w:uiPriority="67"/>
-    <w:lsdException w:name="Medium Grid 2 Accent 4" w:uiPriority="68"/>
-    <w:lsdException w:name="Medium Grid 3 Accent 4" w:uiPriority="69"/>
-    <w:lsdException w:name="Dark List Accent 4" w:uiPriority="70"/>
-    <w:lsdException w:name="Colorful Shading Accent 4" w:uiPriority="71"/>
-    <w:lsdException w:name="Colorful List Accent 4" w:uiPriority="72"/>
-    <w:lsdException w:name="Colorful Grid Accent 4" w:uiPriority="73"/>
-    <w:lsdException w:name="Light Shading Accent 5" w:uiPriority="60"/>
-    <w:lsdException w:name="Light List Accent 5" w:uiPriority="61"/>
-    <w:lsdException w:name="Light Grid Accent 5" w:uiPriority="62"/>
-    <w:lsdException w:name="Medium Shading 1 Accent 5" w:uiPriority="63"/>
-    <w:lsdException w:name="Medium Shading 2 Accent 5" w:uiPriority="64"/>
-    <w:lsdException w:name="Medium List 1 Accent 5" w:uiPriority="65"/>
-    <w:lsdException w:name="Medium List 2 Accent 5" w:uiPriority="66"/>
-    <w:lsdException w:name="Medium Grid 1 Accent 5" w:uiPriority="67"/>
-    <w:lsdException w:name="Medium Grid 2 Accent 5" w:uiPriority="68"/>
-    <w:lsdException w:name="Medium Grid 3 Accent 5" w:uiPriority="69"/>
-    <w:lsdException w:name="Dark List Accent 5" w:uiPriority="70"/>
-    <w:lsdException w:name="Colorful Shading Accent 5" w:uiPriority="71"/>
-    <w:lsdException w:name="Colorful List Accent 5" w:uiPriority="72"/>
-    <w:lsdException w:name="Colorful Grid Accent 5" w:uiPriority="73"/>
-    <w:lsdException w:name="Light Shading Accent 6" w:uiPriority="60"/>
-    <w:lsdException w:name="Light List Accent 6" w:uiPriority="61"/>
-    <w:lsdException w:name="Light Grid Accent 6" w:uiPriority="62"/>
-    <w:lsdException w:name="Medium Shading 1 Accent 6" w:uiPriority="63"/>
-    <w:lsdException w:name="Medium Shading 2 Accent 6" w:uiPriority="64"/>
-    <w:lsdException w:name="Medium List 1 Accent 6" w:uiPriority="65"/>
-    <w:lsdException w:name="Medium List 2 Accent 6" w:uiPriority="66"/>
-    <w:lsdException w:name="Medium Grid 1 Accent 6" w:uiPriority="67"/>
-    <w:lsdException w:name="Medium Grid 2 Accent 6" w:uiPriority="68"/>
-    <w:lsdException w:name="Medium Grid 3 Accent 6" w:uiPriority="69"/>
-    <w:lsdException w:name="Dark List Accent 6" w:uiPriority="70"/>
-    <w:lsdException w:name="Colorful Shading Accent 6" w:uiPriority="71"/>
-    <w:lsdException w:name="Colorful List Accent 6" w:uiPriority="72"/>
-    <w:lsdException w:name="Colorful Grid Accent 6" w:uiPriority="73"/>
-    <w:lsdException w:name="Subtle Emphasis" w:uiPriority="19" w:qFormat="1"/>
-    <w:lsdException w:name="Intense Emphasis" w:uiPriority="21" w:qFormat="1"/>
-    <w:lsdException w:name="Subtle Reference" w:uiPriority="31" w:qFormat="1"/>
-    <w:lsdException w:name="Intense Reference" w:uiPriority="32" w:qFormat="1"/>
-    <w:lsdException w:name="Book Title" w:uiPriority="33" w:qFormat="1"/>
-    <w:lsdException w:name="Bibliography" w:semiHidden="1" w:uiPriority="37" w:unhideWhenUsed="1"/>
-    <w:lsdException w:name="TOC Heading" w:semiHidden="1" w:uiPriority="39" w:unhideWhenUsed="1" w:qFormat="1"/>
-    <w:lsdException w:name="Plain Table 1" w:uiPriority="41"/>
-    <w:lsdException w:name="Plain Table 2" w:uiPriority="42"/>
-    <w:lsdException w:name="Plain Table 3" w:uiPriority="43"/>
-    <w:lsdException w:name="Plain Table 4" w:uiPriority="44"/>
-    <w:lsdException w:name="Plain Table 5" w:uiPriority="45"/>
-    <w:lsdException w:name="Grid Table Light" w:uiPriority="40"/>
-    <w:lsdException w:name="Grid Table 1 Light" w:uiPriority="46"/>
-    <w:lsdException w:name="Grid Table 2" w:uiPriority="47"/>
-    <w:lsdException w:name="Grid Table 3" w:uiPriority="48"/>
-    <w:lsdException w:name="Grid Table 4" w:uiPriority="49"/>
-    <w:lsdException w:name="Grid Table 5 Dark" w:uiPriority="50"/>
-    <w:lsdException w:name="Grid Table 6 Colorful" w:uiPriority="51"/>
-    <w:lsdException w:name="Grid Table 7 Colorful" w:uiPriority="52"/>
-    <w:lsdException w:name="Grid Table 1 Light Accent 1" w:uiPriority="46"/>
-    <w:lsdException w:name="Grid Table 2 Accent 1" w:uiPriority="47"/>
-    <w:lsdException w:name="Grid Table 3 Accent 1" w:uiPriority="48"/>
-    <w:lsdException w:name="Grid Table 4 Accent 1" w:uiPriority="49"/>
-    <w:lsdException w:name="Grid Table 5 Dark Accent 1" w:uiPriority="50"/>
-    <w:lsdException w:name="Grid Table 6 Colorful Accent 1" w:uiPriority="51"/>
-    <w:lsdException w:name="Grid Table 7 Colorful Accent 1" w:uiPriority="52"/>
-    <w:lsdException w:name="Grid Table 1 Light Accent 2" w:uiPriority="46"/>
-    <w:lsdException w:name="Grid Table 2 Accent 2" w:uiPriority="47"/>
-    <w:lsdException w:name="Grid Table 3 Accent 2" w:uiPriority="48"/>
-    <w:lsdException w:name="Grid Table 4 Accent 2" w:uiPriority="49"/>
-    <w:lsdException w:name="Grid Table 5 Dark Accent 2" w:uiPriority="50"/>
-    <w:lsdException w:name="Grid Table 6 Colorful Accent 2" w:uiPriority="51"/>
-    <w:lsdException w:name="Grid Table 7 Colorful Accent 2" w:uiPriority="52"/>
-    <w:lsdException w:name="Grid Table 1 Light Accent 3" w:uiPriority="46"/>
-    <w:lsdException w:name="Grid Table 2 Accent 3" w:uiPriority="47"/>
-    <w:lsdException w:name="Grid Table 3 Accent 3" w:uiPriority="48"/>
-    <w:lsdException w:name="Grid Table 4 Accent 3" w:uiPriority="49"/>
-    <w:lsdException w:name="Grid Table 5 Dark Accent 3" w:uiPriority="50"/>
-    <w:lsdException w:name="Grid Table 6 Colorful Accent 3" w:uiPriority="51"/>
-    <w:lsdException w:name="Grid Table 7 Colorful Accent 3" w:uiPriority="52"/>
-    <w:lsdException w:name="Grid Table 1 Light Accent 4" w:uiPriority="46"/>
-    <w:lsdException w:name="Grid Table 2 Accent 4" w:uiPriority="47"/>
-    <w:lsdException w:name="Grid Table 3 Accent 4" w:uiPriority="48"/>
-    <w:lsdException w:name="Grid Table 4 Accent 4" w:uiPriority="49"/>
-    <w:lsdException w:name="Grid Table 5 Dark Accent 4" w:uiPriority="50"/>
-    <w:lsdException w:name="Grid Table 6 Colorful Accent 4" w:uiPriority="51"/>
-    <w:lsdException w:name="Grid Table 7 Colorful Accent 4" w:uiPriority="52"/>
-    <w:lsdException w:name="Grid Table 1 Light Accent 5" w:uiPriority="46"/>
-    <w:lsdException w:name="Grid Table 2 Accent 5" w:uiPriority="47"/>
-    <w:lsdException w:name="Grid Table 3 Accent 5" w:uiPriority="48"/>
-    <w:lsdException w:name="Grid Table 4 Accent 5" w:uiPriority="49"/>
-    <w:lsdException w:name="Grid Table 5 Dark Accent 5" w:uiPriority="50"/>
-    <w:lsdException w:name="Grid Table 6 Colorful Accent 5" w:uiPriority="51"/>
-    <w:lsdException w:name="Grid Table 7 Colorful Accent 5" w:uiPriority="52"/>
-    <w:lsdException w:name="Grid Table 1 Light Accent 6" w:uiPriority="46"/>
-    <w:lsdException w:name="Grid Table 2 Accent 6" w:uiPriority="47"/>
-    <w:lsdException w:name="Grid Table 3 Accent 6" w:uiPriority="48"/>
-    <w:lsdException w:name="Grid Table 4 Accent 6" w:uiPriority="49"/>
-    <w:lsdException w:name="Grid Table 5 Dark Accent 6" w:uiPriority="50"/>
-    <w:lsdException w:name="Grid Table 6 Colorful Accent 6" w:uiPriority="51"/>
-    <w:lsdException w:name="Grid Table 7 Colorful Accent 6" w:uiPriority="52"/>
-    <w:lsdException w:name="List Table 1 Light" w:uiPriority="46"/>
-    <w:lsdException w:name="List Table 2" w:uiPriority="47"/>
-    <w:lsdException w:name="List Table 3" w:uiPriority="48"/>
-    <w:lsdException w:name="List Table 4" w:uiPriority="49"/>
-    <w:lsdException w:name="List Table 5 Dark" w:uiPriority="50"/>
-    <w:lsdException w:name="List Table 6 Colorful" w:uiPriority="51"/>
-    <w:lsdException w:name="List Table 7 Colorful" w:uiPriority="52"/>
-    <w:lsdException w:name="List Table 1 Light Accent 1" w:uiPriority="46"/>
-    <w:lsdException w:name="List Table 2 Accent 1" w:uiPriority="47"/>
-    <w:lsdException w:name="List Table 3 Accent 1" w:uiPriority="48"/>
-    <w:lsdException w:name="List Table 4 Accent 1" w:uiPriority="49"/>
-    <w:lsdException w:name="List Table 5 Dark Accent 1" w:uiPriority="50"/>
-    <w:lsdException w:name="List Table 6 Colorful Accent 1" w:uiPriority="51"/>
-    <w:lsdException w:name="List Table 7 Colorful Accent 1" w:uiPriority="52"/>
-    <w:lsdException w:name="List Table 1 Light Accent 2" w:uiPriority="46"/>
-    <w:lsdException w:name="List Table 2 Accent 2" w:uiPriority="47"/>
-    <w:lsdException w:name="List Table 3 Accent 2" w:uiPriority="48"/>
-    <w:lsdException w:name="List Table 4 Accent 2" w:uiPriority="49"/>
-    <w:lsdException w:name="List Table 5 Dark Accent 2" w:uiPriority="50"/>
-    <w:lsdException w:name="List Table 6 Colorful Accent 2" w:uiPriority="51"/>
-    <w:lsdException w:name="List Table 7 Colorful Accent 2" w:uiPriority="52"/>
-    <w:lsdException w:name="List Table 1 Light Accent 3" w:uiPriority="46"/>
-    <w:lsdException w:name="List Table 2 Accent 3" w:uiPriority="47"/>
-    <w:lsdException w:name="List Table 3 Accent 3" w:uiPriority="48"/>
-    <w:lsdException w:name="List Table 4 Accent 3" w:uiPriority="49"/>
-    <w:lsdException w:name="List Table 5 Dark Accent 3" w:uiPriority="50"/>
-    <w:lsdException w:name="List Table 6 Colorful Accent 3" w:uiPriority="51"/>
-    <w:lsdException w:name="List Table 7 Colorful Accent 3" w:uiPriority="52"/>
-    <w:lsdException w:name="List Table 1 Light Accent 4" w:uiPriority="46"/>
-    <w:lsdException w:name="List Table 2 Accent 4" w:uiPriority="47"/>
-    <w:lsdException w:name="List Table 3 Accent 4" w:uiPriority="48"/>
-    <w:lsdException w:name="List Table 4 Accent 4" w:uiPriority="49"/>
-    <w:lsdException w:name="List Table 5 Dark Accent 4" w:uiPriority="50"/>
-    <w:lsdException w:name="List Table 6 Colorful Accent 4" w:uiPriority="51"/>
-    <w:lsdException w:name="List Table 7 Colorful Accent 4" w:uiPriority="52"/>
-    <w:lsdException w:name="List Table 1 Light Accent 5" w:uiPriority="46"/>
-    <w:lsdException w:name="List Table 2 Accent 5" w:uiPriority="47"/>
-    <w:lsdException w:name="List Table 3 Accent 5" w:uiPriority="48"/>
-    <w:lsdException w:name="List Table 4 Accent 5" w:uiPriority="49"/>
-    <w:lsdException w:name="List Table 5 Dark Accent 5" w:uiPriority="50"/>
-    <w:lsdException w:name="List Table 6 Colorful Accent 5" w:uiPriority="51"/>
-    <w:lsdException w:name="List Table 7 Colorful Accent 5" w:uiPriority="52"/>
-    <w:lsdException w:name="List Table 1 Light Accent 6" w:uiPriority="46"/>
-    <w:lsdException w:name="List Table 2 Accent 6" w:uiPriority="47"/>
-    <w:lsdException w:name="List Table 3 Accent 6" w:uiPriority="48"/>
-    <w:lsdException w:name="List Table 4 Accent 6" w:uiPriority="49"/>
-    <w:lsdException w:name="List Table 5 Dark Accent 6" w:uiPriority="50"/>
-    <w:lsdException w:name="List Table 6 Colorful Accent 6" w:uiPriority="51"/>
-    <w:lsdException w:name="List Table 7 Colorful Accent 6" w:uiPriority="52"/>
-    <w:lsdException w:name="Mention" w:semiHidden="1" w:unhideWhenUsed="1"/>
-    <w:lsdException w:name="Smart Hyperlink" w:semiHidden="1" w:unhideWhenUsed="1"/>
-    <w:lsdException w:name="Hashtag" w:semiHidden="1" w:unhideWhenUsed="1"/>
-    <w:lsdException w:name="Unresolved Mention" w:semiHidden="1" w:unhideWhenUsed="1"/>
-    <w:lsdException w:name="Smart Link" w:semiHidden="1" w:unhideWhenUsed="1"/>
-  </w:latentStyles>
-  <w:style w:type="paragraph" w:default="1" w:styleId="Normal">
-    <w:name w:val="Normal"/>
-    <w:qFormat/>
-  </w:style>
-  <w:style w:type="character" w:default="1" w:styleId="DefaultParagraphFont">
-    <w:name w:val="Default Paragraph Font"/>
-    <w:uiPriority w:val="1"/>
-    <w:semiHidden/>
-    <w:unhideWhenUsed/>
-  </w:style>
-  <w:style w:type="table" w:default="1" w:styleId="TableNormal">
-    <w:name w:val="Normal Table"/>
-    <w:uiPriority w:val="99"/>
-    <w:semiHidden/>
-    <w:unhideWhenUsed/>
-    <w:tblPr>
-      <w:tblInd w:w="0" w:type="dxa"/>
-      <w:tblCellMar>
-        <w:top w:w="0" w:type="dxa"/>
-        <w:left w:w="108" w:type="dxa"/>
-        <w:bottom w:w="0" w:type="dxa"/>
-        <w:right w:w="108" w:type="dxa"/>
-      </w:tblCellMar>
-    </w:tblPr>
-  </w:style>
-  <w:style w:type="numbering" w:default="1" w:styleId="NoList">
-    <w:name w:val="No List"/>
-    <w:uiPriority w:val="99"/>
-    <w:semiHidden/>
-    <w:unhideWhenUsed/>
-  </w:style>
-  <w:style w:type="paragraph" w:customStyle="1" w:styleId="C276340BAC1C4C3FA18F8E1EBB702775">
-    <w:name w:val="C276340BAC1C4C3FA18F8E1EBB702775"/>
-  </w:style>
-  <w:style w:type="paragraph" w:customStyle="1" w:styleId="D4DAB5DD13CF4333829FEF0290A7BA5F">
-    <w:name w:val="D4DAB5DD13CF4333829FEF0290A7BA5F"/>
-  </w:style>
-  <w:style w:type="paragraph" w:customStyle="1" w:styleId="6402F4B2D4644811B9E62C1BEB9F6766">
-    <w:name w:val="6402F4B2D4644811B9E62C1BEB9F6766"/>
-  </w:style>
-  <w:style w:type="paragraph" w:customStyle="1" w:styleId="CDECC88B755C4775AB93B969C711B991">
-    <w:name w:val="CDECC88B755C4775AB93B969C711B991"/>
-  </w:style>
-  <w:style w:type="paragraph" w:customStyle="1" w:styleId="53F5FC36587F47538B3D7EFD2BA2E113">
-    <w:name w:val="53F5FC36587F47538B3D7EFD2BA2E113"/>
-  </w:style>
-  <w:style w:type="paragraph" w:customStyle="1" w:styleId="2C0132D4D2D04BAF81285F2D5B229A3B">
-    <w:name w:val="2C0132D4D2D04BAF81285F2D5B229A3B"/>
-  </w:style>
-  <w:style w:type="paragraph" w:customStyle="1" w:styleId="DC4E3138958847A58A55D3D13880FC53">
-    <w:name w:val="DC4E3138958847A58A55D3D13880FC53"/>
-  </w:style>
-  <w:style w:type="paragraph" w:customStyle="1" w:styleId="2839EC04479A45318EDA40C351BC3E1B">
-    <w:name w:val="2839EC04479A45318EDA40C351BC3E1B"/>
-  </w:style>
-  <w:style w:type="paragraph" w:customStyle="1" w:styleId="86CD90F9FF1C4F7E8A21E870A668F37D">
-    <w:name w:val="86CD90F9FF1C4F7E8A21E870A668F37D"/>
-  </w:style>
-  <w:style w:type="paragraph" w:customStyle="1" w:styleId="9F46D006294D4EA1BE7AED023AD7029C">
-    <w:name w:val="9F46D006294D4EA1BE7AED023AD7029C"/>
-  </w:style>
-  <w:style w:type="paragraph" w:customStyle="1" w:styleId="8EB80F551FB846548ED57D8A866755F7">
-    <w:name w:val="8EB80F551FB846548ED57D8A866755F7"/>
-  </w:style>
-  <w:style w:type="paragraph" w:customStyle="1" w:styleId="98DF7F67D4A947FA8148A84311706FE9">
-    <w:name w:val="98DF7F67D4A947FA8148A84311706FE9"/>
-  </w:style>
-  <w:style w:type="paragraph" w:customStyle="1" w:styleId="A748B404112A44998F3E47B132A7CE25">
-    <w:name w:val="A748B404112A44998F3E47B132A7CE25"/>
-  </w:style>
-  <w:style w:type="paragraph" w:customStyle="1" w:styleId="940C883C5AC546528054EBFAFCEC0E0A">
-    <w:name w:val="940C883C5AC546528054EBFAFCEC0E0A"/>
-  </w:style>
-  <w:style w:type="paragraph" w:customStyle="1" w:styleId="35060D2824EE495F84D27F090ABCC322">
-    <w:name w:val="35060D2824EE495F84D27F090ABCC322"/>
-  </w:style>
-  <w:style w:type="paragraph" w:customStyle="1" w:styleId="DAE154ACA2C34266AFAB3044E0DA74C0">
-    <w:name w:val="DAE154ACA2C34266AFAB3044E0DA74C0"/>
-  </w:style>
-  <w:style w:type="paragraph" w:customStyle="1" w:styleId="95651BAF9465415AB6A7E179CBC320E6">
-    <w:name w:val="95651BAF9465415AB6A7E179CBC320E6"/>
-  </w:style>
-  <w:style w:type="paragraph" w:customStyle="1" w:styleId="D22C5A90BE974CE18C01D7233F566B08">
-    <w:name w:val="D22C5A90BE974CE18C01D7233F566B08"/>
-  </w:style>
-  <w:style w:type="paragraph" w:customStyle="1" w:styleId="3A1DA7030AD24EDB98E1B844BDB06B68">
-    <w:name w:val="3A1DA7030AD24EDB98E1B844BDB06B68"/>
-  </w:style>
-  <w:style w:type="paragraph" w:customStyle="1" w:styleId="552F407CE74A47EB9E85203CCDF0A636">
-    <w:name w:val="552F407CE74A47EB9E85203CCDF0A636"/>
-  </w:style>
-  <w:style w:type="paragraph" w:customStyle="1" w:styleId="1C6CDA4BD385450283398C6AE2D3422E">
-    <w:name w:val="1C6CDA4BD385450283398C6AE2D3422E"/>
-  </w:style>
-  <w:style w:type="paragraph" w:customStyle="1" w:styleId="0A61A81D58844F9698C442CE44DEDC1B">
-    <w:name w:val="0A61A81D58844F9698C442CE44DEDC1B"/>
-  </w:style>
-  <w:style w:type="paragraph" w:customStyle="1" w:styleId="8760CF7A62AF4DDC95C05BAA8A6099D1">
-    <w:name w:val="8760CF7A62AF4DDC95C05BAA8A6099D1"/>
-  </w:style>
-  <w:style w:type="paragraph" w:customStyle="1" w:styleId="2EDD07FB5BB34CB88C4E7EA9F6DF3686">
-    <w:name w:val="2EDD07FB5BB34CB88C4E7EA9F6DF3686"/>
-  </w:style>
-  <w:style w:type="paragraph" w:customStyle="1" w:styleId="7C1259A66CFF4AA28E27974F79B3CA05">
-    <w:name w:val="7C1259A66CFF4AA28E27974F79B3CA05"/>
-  </w:style>
-  <w:style w:type="paragraph" w:customStyle="1" w:styleId="9D009615286F468BAA92CCEF59B2D901">
-    <w:name w:val="9D009615286F468BAA92CCEF59B2D901"/>
-  </w:style>
-  <w:style w:type="paragraph" w:customStyle="1" w:styleId="2E74D6EBE1A04AED9361CC1BDB0FF0ED">
-    <w:name w:val="2E74D6EBE1A04AED9361CC1BDB0FF0ED"/>
-  </w:style>
-  <w:style w:type="paragraph" w:customStyle="1" w:styleId="635FA99C1057496E8D96422948B7997A">
-    <w:name w:val="635FA99C1057496E8D96422948B7997A"/>
-  </w:style>
-  <w:style w:type="paragraph" w:customStyle="1" w:styleId="DDBC3F3B633E40D0B1E680057063F96C">
-    <w:name w:val="DDBC3F3B633E40D0B1E680057063F96C"/>
-    <w:rsid w:val="00C435D1"/>
-  </w:style>
-  <w:style w:type="paragraph" w:customStyle="1" w:styleId="DA88985FF41048D6960E483BB8432F82">
-    <w:name w:val="DA88985FF41048D6960E483BB8432F82"/>
-    <w:rsid w:val="00C435D1"/>
-  </w:style>
-  <w:style w:type="paragraph" w:customStyle="1" w:styleId="1A382A45595142CA9F258D9244CCF53C">
-    <w:name w:val="1A382A45595142CA9F258D9244CCF53C"/>
-    <w:rsid w:val="00C435D1"/>
-  </w:style>
-  <w:style w:type="paragraph" w:customStyle="1" w:styleId="2C6AECA97525472DB42DC547D690965E">
-    <w:name w:val="2C6AECA97525472DB42DC547D690965E"/>
-    <w:rsid w:val="00C435D1"/>
-  </w:style>
-  <w:style w:type="paragraph" w:customStyle="1" w:styleId="EEACC3CBCE46447EB11B6ED18C150D9A">
-    <w:name w:val="EEACC3CBCE46447EB11B6ED18C150D9A"/>
-    <w:rsid w:val="00C435D1"/>
-  </w:style>
-  <w:style w:type="paragraph" w:customStyle="1" w:styleId="A1B05E584DBA46EABF02386DC4841337">
-    <w:name w:val="A1B05E584DBA46EABF02386DC4841337"/>
-    <w:rsid w:val="00C435D1"/>
-  </w:style>
-  <w:style w:type="paragraph" w:customStyle="1" w:styleId="91C9E007D834499EB035837CD1B1C04C">
-    <w:name w:val="91C9E007D834499EB035837CD1B1C04C"/>
-    <w:rsid w:val="00C435D1"/>
-  </w:style>
-  <w:style w:type="paragraph" w:customStyle="1" w:styleId="9496509951664825BCFC4F1A68C4DBA7">
-    <w:name w:val="9496509951664825BCFC4F1A68C4DBA7"/>
-    <w:rsid w:val="00C435D1"/>
-  </w:style>
-  <w:style w:type="paragraph" w:customStyle="1" w:styleId="AA127F5AE93C4103ACC5F969D272E9ED">
-    <w:name w:val="AA127F5AE93C4103ACC5F969D272E9ED"/>
-    <w:rsid w:val="00C435D1"/>
-  </w:style>
-  <w:style w:type="paragraph" w:customStyle="1" w:styleId="8AC51F0D573247C192F571CBA7162F86">
-    <w:name w:val="8AC51F0D573247C192F571CBA7162F86"/>
-    <w:rsid w:val="00C435D1"/>
-  </w:style>
-  <w:style w:type="paragraph" w:customStyle="1" w:styleId="44A719785BF34F25A293EEF1BDE826F6">
-    <w:name w:val="44A719785BF34F25A293EEF1BDE826F6"/>
-    <w:rsid w:val="00C435D1"/>
-  </w:style>
-  <w:style w:type="paragraph" w:customStyle="1" w:styleId="4D5EAC3380454EBBA73A1F729DC99A80">
-    <w:name w:val="4D5EAC3380454EBBA73A1F729DC99A80"/>
-    <w:rsid w:val="00C435D1"/>
-  </w:style>
-  <w:style w:type="paragraph" w:customStyle="1" w:styleId="B8D13B865EB14C3BB21A1A391AFFAE26">
-    <w:name w:val="B8D13B865EB14C3BB21A1A391AFFAE26"/>
-    <w:rsid w:val="00C435D1"/>
-  </w:style>
-  <w:style w:type="paragraph" w:customStyle="1" w:styleId="B8F01BE79A57481FBB831719C5E18AA6">
-    <w:name w:val="B8F01BE79A57481FBB831719C5E18AA6"/>
-    <w:rsid w:val="00C435D1"/>
-  </w:style>
-  <w:style w:type="paragraph" w:customStyle="1" w:styleId="BE532778436E4A7DBB0D9013E1DD94F5">
-    <w:name w:val="BE532778436E4A7DBB0D9013E1DD94F5"/>
-    <w:rsid w:val="00C435D1"/>
-  </w:style>
-  <w:style w:type="paragraph" w:customStyle="1" w:styleId="BAF2E59A596F4C7092B5EDC804688BAB">
-    <w:name w:val="BAF2E59A596F4C7092B5EDC804688BAB"/>
-    <w:rsid w:val="00C435D1"/>
-  </w:style>
-  <w:style w:type="paragraph" w:customStyle="1" w:styleId="65F857EE707440AAA7DD3EA1E1F98148">
-    <w:name w:val="65F857EE707440AAA7DD3EA1E1F98148"/>
-    <w:rsid w:val="00C435D1"/>
-  </w:style>
-  <w:style w:type="paragraph" w:customStyle="1" w:styleId="02D30415CD42493CA2158226AF23596E">
-    <w:name w:val="02D30415CD42493CA2158226AF23596E"/>
-    <w:rsid w:val="00C435D1"/>
-  </w:style>
-  <w:style w:type="paragraph" w:customStyle="1" w:styleId="528E893AD490431EB2906E3D3C71372F">
-    <w:name w:val="528E893AD490431EB2906E3D3C71372F"/>
-    <w:rsid w:val="00C435D1"/>
-  </w:style>
-  <w:style w:type="paragraph" w:customStyle="1" w:styleId="9483A17CD83B43718D807F021942FB55">
-    <w:name w:val="9483A17CD83B43718D807F021942FB55"/>
-    <w:rsid w:val="00C435D1"/>
-  </w:style>
-  <w:style w:type="paragraph" w:customStyle="1" w:styleId="C9FE23A4942E472A86E086F27BE41E06">
-    <w:name w:val="C9FE23A4942E472A86E086F27BE41E06"/>
-    <w:rsid w:val="00C435D1"/>
-  </w:style>
-  <w:style w:type="paragraph" w:customStyle="1" w:styleId="4419742C3D474EBF90FC23AD86FA4B44">
-    <w:name w:val="4419742C3D474EBF90FC23AD86FA4B44"/>
-    <w:rsid w:val="00C435D1"/>
-  </w:style>
-  <w:style w:type="paragraph" w:customStyle="1" w:styleId="07965E465F404F279601D917B481A913">
-    <w:name w:val="07965E465F404F279601D917B481A913"/>
-    <w:rsid w:val="00C435D1"/>
-  </w:style>
-  <w:style w:type="paragraph" w:customStyle="1" w:styleId="C8493B1F51034379BA9F67B2AC6564B1">
-    <w:name w:val="C8493B1F51034379BA9F67B2AC6564B1"/>
-    <w:rsid w:val="00C435D1"/>
-  </w:style>
-  <w:style w:type="paragraph" w:customStyle="1" w:styleId="D21D8E7F739C47B98469529F8D61BA22">
-    <w:name w:val="D21D8E7F739C47B98469529F8D61BA22"/>
-    <w:rsid w:val="00C435D1"/>
-  </w:style>
-  <w:style w:type="paragraph" w:customStyle="1" w:styleId="D4F9CD2CC24D42EE9066D3967A0D98F4">
-    <w:name w:val="D4F9CD2CC24D42EE9066D3967A0D98F4"/>
-    <w:rsid w:val="00C435D1"/>
-  </w:style>
-  <w:style w:type="paragraph" w:customStyle="1" w:styleId="F9386B3480E04E3290E10D64633E6D7B">
-    <w:name w:val="F9386B3480E04E3290E10D64633E6D7B"/>
-    <w:rsid w:val="00C435D1"/>
-  </w:style>
-  <w:style w:type="paragraph" w:customStyle="1" w:styleId="DAE88309AA69441EB9A47F1C112DE6C0">
-    <w:name w:val="DAE88309AA69441EB9A47F1C112DE6C0"/>
-    <w:rsid w:val="00C435D1"/>
-  </w:style>
-  <w:style w:type="paragraph" w:customStyle="1" w:styleId="FC5A1A691B01438DAE646E82F861809B">
-    <w:name w:val="FC5A1A691B01438DAE646E82F861809B"/>
-    <w:rsid w:val="00C435D1"/>
-  </w:style>
-  <w:style w:type="paragraph" w:customStyle="1" w:styleId="326EB73F17A84CCFB8079F2F6C37C0D3">
-    <w:name w:val="326EB73F17A84CCFB8079F2F6C37C0D3"/>
-    <w:rsid w:val="00C435D1"/>
-  </w:style>
-  <w:style w:type="paragraph" w:customStyle="1" w:styleId="A3D7937CE10845A3B9277A84F61AB563">
-    <w:name w:val="A3D7937CE10845A3B9277A84F61AB563"/>
-    <w:rsid w:val="00C435D1"/>
-  </w:style>
-  <w:style w:type="paragraph" w:customStyle="1" w:styleId="83CDF7FF707140FF81CBEF91554B2782">
-    <w:name w:val="83CDF7FF707140FF81CBEF91554B2782"/>
-    <w:rsid w:val="00C435D1"/>
-  </w:style>
-  <w:style w:type="paragraph" w:customStyle="1" w:styleId="9268FD0C722A481CA754019E9DEA5BFB">
-    <w:name w:val="9268FD0C722A481CA754019E9DEA5BFB"/>
-    <w:rsid w:val="00C435D1"/>
-  </w:style>
-  <w:style w:type="paragraph" w:customStyle="1" w:styleId="B7AF74C5FA6E4CC78E33BCC55893B4D8">
-    <w:name w:val="B7AF74C5FA6E4CC78E33BCC55893B4D8"/>
-    <w:rsid w:val="00C435D1"/>
-  </w:style>
-  <w:style w:type="paragraph" w:customStyle="1" w:styleId="68AD57AD34A74EBC90E06169A68D36C0">
-    <w:name w:val="68AD57AD34A74EBC90E06169A68D36C0"/>
-    <w:rsid w:val="00C435D1"/>
-  </w:style>
-  <w:style w:type="paragraph" w:customStyle="1" w:styleId="B820F1C392D3435A98F193F951E74A59">
-    <w:name w:val="B820F1C392D3435A98F193F951E74A59"/>
-    <w:rsid w:val="00C435D1"/>
-  </w:style>
-  <w:style w:type="paragraph" w:customStyle="1" w:styleId="AAB9C766DAC24988B8F09748B36DCD1B">
-    <w:name w:val="AAB9C766DAC24988B8F09748B36DCD1B"/>
-    <w:rsid w:val="00C435D1"/>
-  </w:style>
-  <w:style w:type="paragraph" w:customStyle="1" w:styleId="8091687489E9470691B3C08C66D124DE">
-    <w:name w:val="8091687489E9470691B3C08C66D124DE"/>
-    <w:rsid w:val="00C435D1"/>
-  </w:style>
-  <w:style w:type="paragraph" w:customStyle="1" w:styleId="A3C2B69F1A96445A8BDAD915290694C9">
-    <w:name w:val="A3C2B69F1A96445A8BDAD915290694C9"/>
-    <w:rsid w:val="00C435D1"/>
-  </w:style>
-  <w:style w:type="paragraph" w:customStyle="1" w:styleId="7631F2D0863A4007978D6EB169D8E878">
-    <w:name w:val="7631F2D0863A4007978D6EB169D8E878"/>
-    <w:rsid w:val="00C435D1"/>
-  </w:style>
-  <w:style w:type="paragraph" w:customStyle="1" w:styleId="7F639A54053B404FB18CD4EEF6726A32">
-    <w:name w:val="7F639A54053B404FB18CD4EEF6726A32"/>
-    <w:rsid w:val="00C435D1"/>
-  </w:style>
-  <w:style w:type="paragraph" w:customStyle="1" w:styleId="CE8EB3F8AC574614A3F3BFCE836A8412">
-    <w:name w:val="CE8EB3F8AC574614A3F3BFCE836A8412"/>
-    <w:rsid w:val="00C435D1"/>
-  </w:style>
-  <w:style w:type="paragraph" w:customStyle="1" w:styleId="B707AE8093324F7E9F1E7860B15DCCAF">
-    <w:name w:val="B707AE8093324F7E9F1E7860B15DCCAF"/>
-    <w:rsid w:val="00C435D1"/>
-  </w:style>
-  <w:style w:type="paragraph" w:customStyle="1" w:styleId="0FBF17A9BA594C748AC298E424BE35B8">
-    <w:name w:val="0FBF17A9BA594C748AC298E424BE35B8"/>
-    <w:rsid w:val="00C435D1"/>
-  </w:style>
-  <w:style w:type="paragraph" w:customStyle="1" w:styleId="1F7F2161BA6E450692B7526CEEA4231F">
-    <w:name w:val="1F7F2161BA6E450692B7526CEEA4231F"/>
-    <w:rsid w:val="00C435D1"/>
-  </w:style>
-  <w:style w:type="paragraph" w:customStyle="1" w:styleId="C0CFF522BF704ED8BF6F6859FA24B660">
-    <w:name w:val="C0CFF522BF704ED8BF6F6859FA24B660"/>
-    <w:rsid w:val="00C435D1"/>
-  </w:style>
-</w:styles>
-</file>
-
-<file path=word/glossary/webSettings.xml><?xml version="1.0" encoding="utf-8"?>
-<w:webSettings xmlns:mc="http://schemas.openxmlformats.org/markup-compatibility/2006" xmlns:r="http://schemas.openxmlformats.org/officeDocument/2006/relationships" xmlns:w="http://schemas.openxmlformats.org/wordprocessingml/2006/main" xmlns:w14="http://schemas.microsoft.com/office/word/2010/wordml" xmlns:w15="http://schemas.microsoft.com/office/word/2012/wordml" xmlns:w16cex="http://schemas.microsoft.com/office/word/2018/wordml/cex" xmlns:w16cid="http://schemas.microsoft.com/office/word/2016/wordml/cid" xmlns:w16="http://schemas.microsoft.com/office/word/2018/wordml" xmlns:w16du="http://schemas.microsoft.com/office/word/2023/wordml/word16du" xmlns:w16sdtdh="http://schemas.microsoft.com/office/word/2020/wordml/sdtdatahash" xmlns:w16sdtfl="http://schemas.microsoft.com/office/word/2024/wordml/sdtformatlock" xmlns:w16se="http://schemas.microsoft.com/office/word/2015/wordml/symex" mc:Ignorable="w14 w15 w16se w16cid w16 w16cex w16sdtdh w16sdtfl w16du">
-  <w:optimizeForBrowser/>
-  <w:allowPNG/>
-</w:webSettings>
-</file>
-
 <file path=word/theme/theme1.xml><?xml version="1.0" encoding="utf-8"?>
 <a:theme xmlns:a="http://schemas.openxmlformats.org/drawingml/2006/main" name="SkySet">
   <a:themeElements>
@@ -4602,6 +3762,15 @@
 </file>
 
 <file path=customXml/item1.xml><?xml version="1.0" encoding="utf-8"?>
+<?mso-contentType ?>
+<FormTemplates xmlns="http://schemas.microsoft.com/sharepoint/v3/contenttype/forms">
+  <Display>DocumentLibraryForm</Display>
+  <Edit>DocumentLibraryForm</Edit>
+  <New>DocumentLibraryForm</New>
+</FormTemplates>
+</file>
+
+<file path=customXml/item2.xml><?xml version="1.0" encoding="utf-8"?>
 <ct:contentTypeSchema xmlns:ct="http://schemas.microsoft.com/office/2006/metadata/contentType" xmlns:ma="http://schemas.microsoft.com/office/2006/metadata/properties/metaAttributes" ct:_="" ma:_="" ma:contentTypeName="Document" ma:contentTypeID="0x010100DEEA25CC0A0AC24199CDC46C25B8B0BC" ma:contentTypeVersion="10" ma:contentTypeDescription="Create a new document." ma:contentTypeScope="" ma:versionID="e3b47856d4cf355c0dacb39e1084d14f">
   <xsd:schema xmlns:xsd="http://www.w3.org/2001/XMLSchema" xmlns:xs="http://www.w3.org/2001/XMLSchema" xmlns:p="http://schemas.microsoft.com/office/2006/metadata/properties" xmlns:ns1="http://schemas.microsoft.com/sharepoint/v3" xmlns:ns2="6dc4bcd6-49db-4c07-9060-8acfc67cef9f" xmlns:ns3="fb0879af-3eba-417a-a55a-ffe6dcd6ca77" targetNamespace="http://schemas.microsoft.com/office/2006/metadata/properties" ma:root="true" ma:fieldsID="a845a615265fdb1f7b12cc65ac20ecbd" ns1:_="" ns2:_="" ns3:_="">
     <xsd:import namespace="http://schemas.microsoft.com/sharepoint/v3"/>
@@ -4809,11 +3978,11 @@
 </ct:contentTypeSchema>
 </file>
 
-<file path=customXml/item2.xml><?xml version="1.0" encoding="utf-8"?>
+<file path=customXml/item3.xml><?xml version="1.0" encoding="utf-8"?>
 <b:Sources xmlns:b="http://schemas.openxmlformats.org/officeDocument/2006/bibliography" xmlns="http://schemas.openxmlformats.org/officeDocument/2006/bibliography" SelectedStyle="/APASixthEditionOfficeOnline.xsl" StyleName="APA"/>
 </file>
 
-<file path=customXml/item3.xml><?xml version="1.0" encoding="utf-8"?>
+<file path=customXml/item4.xml><?xml version="1.0" encoding="utf-8"?>
 <p:properties xmlns:p="http://schemas.microsoft.com/office/2006/metadata/properties" xmlns:xsi="http://www.w3.org/2001/XMLSchema-instance" xmlns:pc="http://schemas.microsoft.com/office/infopath/2007/PartnerControls">
   <documentManagement>
     <_ip_UnifiedCompliancePolicyUIAction xmlns="http://schemas.microsoft.com/sharepoint/v3" xsi:nil="true"/>
@@ -4822,16 +3991,15 @@
 </p:properties>
 </file>
 
-<file path=customXml/item4.xml><?xml version="1.0" encoding="utf-8"?>
-<?mso-contentType ?>
-<FormTemplates xmlns="http://schemas.microsoft.com/sharepoint/v3/contenttype/forms">
-  <Display>DocumentLibraryForm</Display>
-  <Edit>DocumentLibraryForm</Edit>
-  <New>DocumentLibraryForm</New>
-</FormTemplates>
+<file path=customXml/itemProps1.xml><?xml version="1.0" encoding="utf-8"?>
+<ds:datastoreItem xmlns:ds="http://schemas.openxmlformats.org/officeDocument/2006/customXml" ds:itemID="{C179D0FB-A343-4575-8D55-CC3417BBF60A}">
+  <ds:schemaRefs>
+    <ds:schemaRef ds:uri="http://schemas.microsoft.com/sharepoint/v3/contenttype/forms"/>
+  </ds:schemaRefs>
+</ds:datastoreItem>
 </file>
 
-<file path=customXml/itemProps1.xml><?xml version="1.0" encoding="utf-8"?>
+<file path=customXml/itemProps2.xml><?xml version="1.0" encoding="utf-8"?>
 <ds:datastoreItem xmlns:ds="http://schemas.openxmlformats.org/officeDocument/2006/customXml" ds:itemID="{1521F6B9-1CE3-4ED3-8390-A0700A8F70A0}">
   <ds:schemaRefs>
     <ds:schemaRef ds:uri="http://schemas.microsoft.com/office/2006/metadata/contentType"/>
@@ -4851,7 +4019,7 @@
 </ds:datastoreItem>
 </file>
 
-<file path=customXml/itemProps2.xml><?xml version="1.0" encoding="utf-8"?>
+<file path=customXml/itemProps3.xml><?xml version="1.0" encoding="utf-8"?>
 <ds:datastoreItem xmlns:ds="http://schemas.openxmlformats.org/officeDocument/2006/customXml" ds:itemID="{902E34AE-1782-4376-B2CF-BBC5B536851C}">
   <ds:schemaRefs>
     <ds:schemaRef ds:uri="http://schemas.openxmlformats.org/officeDocument/2006/bibliography"/>
@@ -4859,7 +4027,7 @@
 </ds:datastoreItem>
 </file>
 
-<file path=customXml/itemProps3.xml><?xml version="1.0" encoding="utf-8"?>
+<file path=customXml/itemProps4.xml><?xml version="1.0" encoding="utf-8"?>
 <ds:datastoreItem xmlns:ds="http://schemas.openxmlformats.org/officeDocument/2006/customXml" ds:itemID="{63736847-D2B4-41BF-91C7-3AE2A8FBC59E}">
   <ds:schemaRefs>
     <ds:schemaRef ds:uri="http://schemas.microsoft.com/office/2006/metadata/properties"/>
@@ -4867,12 +4035,4 @@
     <ds:schemaRef ds:uri="http://schemas.microsoft.com/sharepoint/v3"/>
   </ds:schemaRefs>
 </ds:datastoreItem>
-</file>
-
-<file path=customXml/itemProps4.xml><?xml version="1.0" encoding="utf-8"?>
-<ds:datastoreItem xmlns:ds="http://schemas.openxmlformats.org/officeDocument/2006/customXml" ds:itemID="{C179D0FB-A343-4575-8D55-CC3417BBF60A}">
-  <ds:schemaRefs>
-    <ds:schemaRef ds:uri="http://schemas.microsoft.com/sharepoint/v3/contenttype/forms"/>
-  </ds:schemaRefs>
-</ds:datastoreItem>
 </file>